--- a/s03/descargables/S03_ALU_05_Guia_Redaccion_Manual.docx
+++ b/s03/descargables/S03_ALU_05_Guia_Redaccion_Manual.docx
@@ -659,7 +659,7 @@
           <w:sz w:val="20"/>
           <w:szCs w:val="20"/>
         </w:rPr>
-        <w:t xml:space="preserve">No hay que inventar la estructura de un apartado. La norma la dice, y la repite en tres lugares distintos con las mismas cuatro palabras.</w:t>
+        <w:t xml:space="preserve">No hay que inventar la estructura de un apartado. La norma la dice, y la repite en varios lugares con las mismas palabras.</w:t>
       </w:r>
     </w:p>
     <w:tbl>
@@ -879,6 +879,57 @@
         <w:spacing w:after="170"/>
       </w:pPr>
     </w:p>
+    <w:tbl>
+      <w:tblPr>
+        <w:tblW w:type="dxa" w:w="9360"/>
+        <w:tblBorders>
+          <w:top w:val="none"/>
+          <w:left w:val="none"/>
+          <w:bottom w:val="none"/>
+          <w:right w:val="none"/>
+          <w:insideH w:val="none"/>
+          <w:insideV w:val="none"/>
+        </w:tblBorders>
+      </w:tblPr>
+      <w:tblGrid>
+        <w:gridCol w:w="9360"/>
+      </w:tblGrid>
+      <w:tr>
+        <w:tc>
+          <w:tcPr>
+            <w:tcW w:type="dxa" w:w="9360"/>
+            <w:shd w:fill="F2A541" w:val="clear"/>
+            <w:tcMar>
+              <w:top w:type="dxa" w:w="150"/>
+              <w:left w:type="dxa" w:w="220"/>
+              <w:bottom w:type="dxa" w:w="150"/>
+              <w:right w:type="dxa" w:w="220"/>
+            </w:tcMar>
+          </w:tcPr>
+          <w:p>
+            <w:pPr>
+              <w:spacing w:after="0"/>
+            </w:pPr>
+            <w:r>
+              <w:rPr>
+                <w:rFonts w:ascii="Arial" w:cs="Arial" w:eastAsia="Arial" w:hAnsi="Arial"/>
+                <w:b/>
+                <w:bCs/>
+                <w:color w:val="12224A"/>
+                <w:sz w:val="20"/>
+                <w:szCs w:val="20"/>
+              </w:rPr>
+              <w:t xml:space="preserve">Y los pide JUNTOS, para cada obligación. No reparte unos temas a criterios y otros a procedimientos: cada obligación se desarrolla completa.</w:t>
+            </w:r>
+          </w:p>
+        </w:tc>
+      </w:tr>
+    </w:tbl>
+    <w:p>
+      <w:pPr>
+        <w:spacing w:after="190"/>
+      </w:pPr>
+    </w:p>
     <w:p>
       <w:pPr>
         <w:spacing w:after="150" w:line="300"/>
@@ -891,7 +942,42 @@
           <w:sz w:val="20"/>
           <w:szCs w:val="20"/>
         </w:rPr>
-        <w:t xml:space="preserve">Cuatro escalones. Van de lo más general a lo más operativo, y cada uno contesta una pregunta distinta. Escribir los cuatro para un mismo tema es lo que convierte una cita de ley en un apartado.</w:t>
+        <w:t xml:space="preserve">De ahí el método. Para cada una de las obligaciones del contenido mínimo se recorren cuatro planos, y del recorrido sale el apartado escrito.</w:t>
+      </w:r>
+    </w:p>
+    <w:p>
+      <w:pPr>
+        <w:spacing w:after="150" w:line="300"/>
+        <w:jc w:val="both"/>
+      </w:pPr>
+      <w:r>
+        <w:rPr>
+          <w:rFonts w:ascii="Georgia" w:cs="Georgia" w:eastAsia="Georgia" w:hAnsi="Georgia"/>
+          <w:color w:val="1B2430"/>
+          <w:sz w:val="20"/>
+          <w:szCs w:val="20"/>
+        </w:rPr>
+        <w:t xml:space="preserve">En la práctica eso se escribe en </w:t>
+      </w:r>
+      <w:r>
+        <w:rPr>
+          <w:rFonts w:ascii="Georgia" w:cs="Georgia" w:eastAsia="Georgia" w:hAnsi="Georgia"/>
+          <w:b/>
+          <w:bCs/>
+          <w:color w:val="1B2430"/>
+          <w:sz w:val="20"/>
+          <w:szCs w:val="20"/>
+        </w:rPr>
+        <w:t xml:space="preserve">dos bloques por apartado</w:t>
+      </w:r>
+      <w:r>
+        <w:rPr>
+          <w:rFonts w:ascii="Georgia" w:cs="Georgia" w:eastAsia="Georgia" w:hAnsi="Georgia"/>
+          <w:color w:val="1B2430"/>
+          <w:sz w:val="20"/>
+          <w:szCs w:val="20"/>
+        </w:rPr>
+        <w:t xml:space="preserve">, y así está armada la plantilla que se entrega hoy:</w:t>
       </w:r>
     </w:p>
     <w:tbl>
@@ -907,10 +993,9 @@
         </w:tblBorders>
       </w:tblPr>
       <w:tblGrid>
-        <w:gridCol w:w="1450"/>
-        <w:gridCol w:w="3100"/>
-        <w:gridCol w:w="2500"/>
-        <w:gridCol w:w="2310"/>
+        <w:gridCol w:w="1700"/>
+        <w:gridCol w:w="5600"/>
+        <w:gridCol w:w="2060"/>
       </w:tblGrid>
       <w:tr>
         <w:trPr>
@@ -918,7 +1003,7 @@
         </w:trPr>
         <w:tc>
           <w:tcPr>
-            <w:tcW w:type="dxa" w:w="1450"/>
+            <w:tcW w:type="dxa" w:w="1700"/>
             <w:shd w:fill="12224A" w:val="clear"/>
             <w:tcMar>
               <w:top w:type="dxa" w:w="90"/>
@@ -940,13 +1025,13 @@
                 <w:sz w:val="17"/>
                 <w:szCs w:val="17"/>
               </w:rPr>
-              <w:t xml:space="preserve">Escalón</w:t>
-            </w:r>
-          </w:p>
-        </w:tc>
-        <w:tc>
-          <w:tcPr>
-            <w:tcW w:type="dxa" w:w="3100"/>
+              <w:t xml:space="preserve">Bloque</w:t>
+            </w:r>
+          </w:p>
+        </w:tc>
+        <w:tc>
+          <w:tcPr>
+            <w:tcW w:type="dxa" w:w="5600"/>
             <w:shd w:fill="12224A" w:val="clear"/>
             <w:tcMar>
               <w:top w:type="dxa" w:w="90"/>
@@ -968,13 +1053,13 @@
                 <w:sz w:val="17"/>
                 <w:szCs w:val="17"/>
               </w:rPr>
-              <w:t xml:space="preserve">Qué es</w:t>
-            </w:r>
-          </w:p>
-        </w:tc>
-        <w:tc>
-          <w:tcPr>
-            <w:tcW w:type="dxa" w:w="2500"/>
+              <w:t xml:space="preserve">Qué lleva</w:t>
+            </w:r>
+          </w:p>
+        </w:tc>
+        <w:tc>
+          <w:tcPr>
+            <w:tcW w:type="dxa" w:w="2060"/>
             <w:shd w:fill="12224A" w:val="clear"/>
             <w:tcMar>
               <w:top w:type="dxa" w:w="90"/>
@@ -996,14 +1081,16 @@
                 <w:sz w:val="17"/>
                 <w:szCs w:val="17"/>
               </w:rPr>
-              <w:t xml:space="preserve">La pregunta que contesta</w:t>
-            </w:r>
-          </w:p>
-        </w:tc>
-        <w:tc>
-          <w:tcPr>
-            <w:tcW w:type="dxa" w:w="2310"/>
-            <w:shd w:fill="12224A" w:val="clear"/>
+              <w:t xml:space="preserve">Forma</w:t>
+            </w:r>
+          </w:p>
+        </w:tc>
+      </w:tr>
+      <w:tr>
+        <w:tc>
+          <w:tcPr>
+            <w:tcW w:type="dxa" w:w="1700"/>
+            <w:shd w:fill="FFFFFF" w:val="clear"/>
             <w:tcMar>
               <w:top w:type="dxa" w:w="90"/>
               <w:left w:type="dxa" w:w="120"/>
@@ -1020,11 +1107,83 @@
                 <w:rFonts w:ascii="Arial" w:cs="Arial" w:eastAsia="Arial" w:hAnsi="Arial"/>
                 <w:b/>
                 <w:bCs/>
-                <w:color w:val="FFFFFF"/>
-                <w:sz w:val="17"/>
-                <w:szCs w:val="17"/>
-              </w:rPr>
-              <w:t xml:space="preserve">Extensión típica</w:t>
+                <w:color w:val="1B2430"/>
+                <w:sz w:val="17"/>
+                <w:szCs w:val="17"/>
+              </w:rPr>
+              <w:t xml:space="preserve">CRITERIO</w:t>
+            </w:r>
+          </w:p>
+        </w:tc>
+        <w:tc>
+          <w:tcPr>
+            <w:tcW w:type="dxa" w:w="5600"/>
+            <w:shd w:fill="FFFFFF" w:val="clear"/>
+            <w:tcMar>
+              <w:top w:type="dxa" w:w="90"/>
+              <w:left w:type="dxa" w:w="120"/>
+              <w:bottom w:type="dxa" w:w="90"/>
+              <w:right w:type="dxa" w:w="120"/>
+            </w:tcMar>
+          </w:tcPr>
+          <w:p>
+            <w:pPr>
+              <w:spacing w:after="0"/>
+            </w:pPr>
+            <w:r>
+              <w:rPr>
+                <w:rFonts w:ascii="Arial" w:cs="Arial" w:eastAsia="Arial" w:hAnsi="Arial"/>
+                <w:color w:val="1B2430"/>
+                <w:sz w:val="17"/>
+                <w:szCs w:val="17"/>
+              </w:rPr>
+              <w:t xml:space="preserve">De dónde viene la obligación —el precepto, citado— y cómo se traduce a </w:t>
+            </w:r>
+            <w:r>
+              <w:rPr>
+                <w:rFonts w:ascii="Arial" w:cs="Arial" w:eastAsia="Arial" w:hAnsi="Arial"/>
+                <w:b/>
+                <w:bCs/>
+                <w:color w:val="1B2430"/>
+                <w:sz w:val="17"/>
+                <w:szCs w:val="17"/>
+              </w:rPr>
+              <w:t xml:space="preserve">mi</w:t>
+            </w:r>
+            <w:r>
+              <w:rPr>
+                <w:rFonts w:ascii="Arial" w:cs="Arial" w:eastAsia="Arial" w:hAnsi="Arial"/>
+                <w:color w:val="1B2430"/>
+                <w:sz w:val="17"/>
+                <w:szCs w:val="17"/>
+              </w:rPr>
+              <w:t xml:space="preserve"> operación: a qué tipo de Cliente aplica, desde qué monto, qué cuenta como qué, qué pasa en el caso dudoso. Aquí se le quita la discrecionalidad a quien opera.</w:t>
+            </w:r>
+          </w:p>
+        </w:tc>
+        <w:tc>
+          <w:tcPr>
+            <w:tcW w:type="dxa" w:w="2060"/>
+            <w:shd w:fill="FFFFFF" w:val="clear"/>
+            <w:tcMar>
+              <w:top w:type="dxa" w:w="90"/>
+              <w:left w:type="dxa" w:w="120"/>
+              <w:bottom w:type="dxa" w:w="90"/>
+              <w:right w:type="dxa" w:w="120"/>
+            </w:tcMar>
+          </w:tcPr>
+          <w:p>
+            <w:pPr>
+              <w:spacing w:after="0"/>
+            </w:pPr>
+            <w:r>
+              <w:rPr>
+                <w:rFonts w:ascii="Arial" w:cs="Arial" w:eastAsia="Arial" w:hAnsi="Arial"/>
+                <w:color w:val="1B2430"/>
+                <w:sz w:val="17"/>
+                <w:szCs w:val="17"/>
+              </w:rPr>
+              <w:t xml:space="preserve">Prosa. Uno a cuatro párrafos.</w:t>
             </w:r>
           </w:p>
         </w:tc>
@@ -1032,8 +1191,8 @@
       <w:tr>
         <w:tc>
           <w:tcPr>
-            <w:tcW w:type="dxa" w:w="1450"/>
-            <w:shd w:fill="FFFFFF" w:val="clear"/>
+            <w:tcW w:type="dxa" w:w="1700"/>
+            <w:shd w:fill="F7F8FA" w:val="clear"/>
             <w:tcMar>
               <w:top w:type="dxa" w:w="90"/>
               <w:left w:type="dxa" w:w="120"/>
@@ -1054,93 +1213,39 @@
                 <w:sz w:val="17"/>
                 <w:szCs w:val="17"/>
               </w:rPr>
-              <w:t xml:space="preserve">Política</w:t>
-            </w:r>
-          </w:p>
-        </w:tc>
-        <w:tc>
-          <w:tcPr>
-            <w:tcW w:type="dxa" w:w="3100"/>
-            <w:shd w:fill="FFFFFF" w:val="clear"/>
-            <w:tcMar>
-              <w:top w:type="dxa" w:w="90"/>
-              <w:left w:type="dxa" w:w="120"/>
-              <w:bottom w:type="dxa" w:w="90"/>
-              <w:right w:type="dxa" w:w="120"/>
-            </w:tcMar>
-          </w:tcPr>
-          <w:p>
-            <w:pPr>
-              <w:spacing w:after="0"/>
-            </w:pPr>
-            <w:r>
-              <w:rPr>
-                <w:rFonts w:ascii="Arial" w:cs="Arial" w:eastAsia="Arial" w:hAnsi="Arial"/>
-                <w:color w:val="1B2430"/>
-                <w:sz w:val="17"/>
-                <w:szCs w:val="17"/>
-              </w:rPr>
-              <w:t xml:space="preserve">La decisión de la casa. La postura que se adopta, dicha en positivo.</w:t>
-            </w:r>
-          </w:p>
-        </w:tc>
-        <w:tc>
-          <w:tcPr>
-            <w:tcW w:type="dxa" w:w="2500"/>
-            <w:shd w:fill="FFFFFF" w:val="clear"/>
-            <w:tcMar>
-              <w:top w:type="dxa" w:w="90"/>
-              <w:left w:type="dxa" w:w="120"/>
-              <w:bottom w:type="dxa" w:w="90"/>
-              <w:right w:type="dxa" w:w="120"/>
-            </w:tcMar>
-          </w:tcPr>
-          <w:p>
-            <w:pPr>
-              <w:spacing w:after="0"/>
-            </w:pPr>
-            <w:r>
-              <w:rPr>
-                <w:rFonts w:ascii="Arial" w:cs="Arial" w:eastAsia="Arial" w:hAnsi="Arial"/>
-                <w:color w:val="1B2430"/>
-                <w:sz w:val="17"/>
-                <w:szCs w:val="17"/>
-              </w:rPr>
-              <w:t xml:space="preserve">¿Qué decidimos?</w:t>
-            </w:r>
-          </w:p>
-        </w:tc>
-        <w:tc>
-          <w:tcPr>
-            <w:tcW w:type="dxa" w:w="2310"/>
-            <w:shd w:fill="FFFFFF" w:val="clear"/>
-            <w:tcMar>
-              <w:top w:type="dxa" w:w="90"/>
-              <w:left w:type="dxa" w:w="120"/>
-              <w:bottom w:type="dxa" w:w="90"/>
-              <w:right w:type="dxa" w:w="120"/>
-            </w:tcMar>
-          </w:tcPr>
-          <w:p>
-            <w:pPr>
-              <w:spacing w:after="0"/>
-            </w:pPr>
-            <w:r>
-              <w:rPr>
-                <w:rFonts w:ascii="Arial" w:cs="Arial" w:eastAsia="Arial" w:hAnsi="Arial"/>
-                <w:color w:val="1B2430"/>
-                <w:sz w:val="17"/>
-                <w:szCs w:val="17"/>
-              </w:rPr>
-              <w:t xml:space="preserve">Una o dos frases</w:t>
-            </w:r>
-          </w:p>
-        </w:tc>
-      </w:tr>
-      <w:tr>
-        <w:tc>
-          <w:tcPr>
-            <w:tcW w:type="dxa" w:w="1450"/>
+              <w:t xml:space="preserve">PROCEDIMIENTO</w:t>
+            </w:r>
+          </w:p>
+        </w:tc>
+        <w:tc>
+          <w:tcPr>
+            <w:tcW w:type="dxa" w:w="5600"/>
+            <w:shd w:fill="F7F8FA" w:val="clear"/>
+            <w:tcMar>
+              <w:top w:type="dxa" w:w="90"/>
+              <w:left w:type="dxa" w:w="120"/>
+              <w:bottom w:type="dxa" w:w="90"/>
+              <w:right w:type="dxa" w:w="120"/>
+            </w:tcMar>
+          </w:tcPr>
+          <w:p>
+            <w:pPr>
+              <w:spacing w:after="0"/>
+            </w:pPr>
+            <w:r>
+              <w:rPr>
+                <w:rFonts w:ascii="Arial" w:cs="Arial" w:eastAsia="Arial" w:hAnsi="Arial"/>
+                <w:color w:val="1B2430"/>
+                <w:sz w:val="17"/>
+                <w:szCs w:val="17"/>
+              </w:rPr>
+              <w:t xml:space="preserve">Los pasos reales, en el orden en que ocurren, con quién los ejecuta y qué documento deja cada uno.</w:t>
+            </w:r>
+          </w:p>
+        </w:tc>
+        <w:tc>
+          <w:tcPr>
+            <w:tcW w:type="dxa" w:w="2060"/>
             <w:shd w:fill="F7F8FA" w:val="clear"/>
             <w:tcMar>
               <w:top w:type="dxa" w:w="90"/>
@@ -1162,301 +1267,7 @@
                 <w:sz w:val="17"/>
                 <w:szCs w:val="17"/>
               </w:rPr>
-              <w:t xml:space="preserve">Criterio</w:t>
-            </w:r>
-          </w:p>
-        </w:tc>
-        <w:tc>
-          <w:tcPr>
-            <w:tcW w:type="dxa" w:w="3100"/>
-            <w:shd w:fill="F7F8FA" w:val="clear"/>
-            <w:tcMar>
-              <w:top w:type="dxa" w:w="90"/>
-              <w:left w:type="dxa" w:w="120"/>
-              <w:bottom w:type="dxa" w:w="90"/>
-              <w:right w:type="dxa" w:w="120"/>
-            </w:tcMar>
-          </w:tcPr>
-          <w:p>
-            <w:pPr>
-              <w:spacing w:after="0"/>
-            </w:pPr>
-            <w:r>
-              <w:rPr>
-                <w:rFonts w:ascii="Arial" w:cs="Arial" w:eastAsia="Arial" w:hAnsi="Arial"/>
-                <w:color w:val="1B2430"/>
-                <w:sz w:val="17"/>
-                <w:szCs w:val="17"/>
-              </w:rPr>
-              <w:t xml:space="preserve">La regla que resuelve el caso dudoso. Fija umbrales, define qué cuenta como qué, y quita la discrecionalidad de quien opera.</w:t>
-            </w:r>
-          </w:p>
-        </w:tc>
-        <w:tc>
-          <w:tcPr>
-            <w:tcW w:type="dxa" w:w="2500"/>
-            <w:shd w:fill="F7F8FA" w:val="clear"/>
-            <w:tcMar>
-              <w:top w:type="dxa" w:w="90"/>
-              <w:left w:type="dxa" w:w="120"/>
-              <w:bottom w:type="dxa" w:w="90"/>
-              <w:right w:type="dxa" w:w="120"/>
-            </w:tcMar>
-          </w:tcPr>
-          <w:p>
-            <w:pPr>
-              <w:spacing w:after="0"/>
-            </w:pPr>
-            <w:r>
-              <w:rPr>
-                <w:rFonts w:ascii="Arial" w:cs="Arial" w:eastAsia="Arial" w:hAnsi="Arial"/>
-                <w:color w:val="1B2430"/>
-                <w:sz w:val="17"/>
-                <w:szCs w:val="17"/>
-              </w:rPr>
-              <w:t xml:space="preserve">¿Cuándo? ¿Qué cuenta como qué?</w:t>
-            </w:r>
-          </w:p>
-        </w:tc>
-        <w:tc>
-          <w:tcPr>
-            <w:tcW w:type="dxa" w:w="2310"/>
-            <w:shd w:fill="F7F8FA" w:val="clear"/>
-            <w:tcMar>
-              <w:top w:type="dxa" w:w="90"/>
-              <w:left w:type="dxa" w:w="120"/>
-              <w:bottom w:type="dxa" w:w="90"/>
-              <w:right w:type="dxa" w:w="120"/>
-            </w:tcMar>
-          </w:tcPr>
-          <w:p>
-            <w:pPr>
-              <w:spacing w:after="0"/>
-            </w:pPr>
-            <w:r>
-              <w:rPr>
-                <w:rFonts w:ascii="Arial" w:cs="Arial" w:eastAsia="Arial" w:hAnsi="Arial"/>
-                <w:color w:val="1B2430"/>
-                <w:sz w:val="17"/>
-                <w:szCs w:val="17"/>
-              </w:rPr>
-              <w:t xml:space="preserve">Un párrafo o una lista</w:t>
-            </w:r>
-          </w:p>
-        </w:tc>
-      </w:tr>
-      <w:tr>
-        <w:tc>
-          <w:tcPr>
-            <w:tcW w:type="dxa" w:w="1450"/>
-            <w:shd w:fill="FFFFFF" w:val="clear"/>
-            <w:tcMar>
-              <w:top w:type="dxa" w:w="90"/>
-              <w:left w:type="dxa" w:w="120"/>
-              <w:bottom w:type="dxa" w:w="90"/>
-              <w:right w:type="dxa" w:w="120"/>
-            </w:tcMar>
-          </w:tcPr>
-          <w:p>
-            <w:pPr>
-              <w:spacing w:after="0"/>
-            </w:pPr>
-            <w:r>
-              <w:rPr>
-                <w:rFonts w:ascii="Arial" w:cs="Arial" w:eastAsia="Arial" w:hAnsi="Arial"/>
-                <w:b/>
-                <w:bCs/>
-                <w:color w:val="1B2430"/>
-                <w:sz w:val="17"/>
-                <w:szCs w:val="17"/>
-              </w:rPr>
-              <w:t xml:space="preserve">Medida</w:t>
-            </w:r>
-          </w:p>
-        </w:tc>
-        <w:tc>
-          <w:tcPr>
-            <w:tcW w:type="dxa" w:w="3100"/>
-            <w:shd w:fill="FFFFFF" w:val="clear"/>
-            <w:tcMar>
-              <w:top w:type="dxa" w:w="90"/>
-              <w:left w:type="dxa" w:w="120"/>
-              <w:bottom w:type="dxa" w:w="90"/>
-              <w:right w:type="dxa" w:w="120"/>
-            </w:tcMar>
-          </w:tcPr>
-          <w:p>
-            <w:pPr>
-              <w:spacing w:after="0"/>
-            </w:pPr>
-            <w:r>
-              <w:rPr>
-                <w:rFonts w:ascii="Arial" w:cs="Arial" w:eastAsia="Arial" w:hAnsi="Arial"/>
-                <w:color w:val="1B2430"/>
-                <w:sz w:val="17"/>
-                <w:szCs w:val="17"/>
-              </w:rPr>
-              <w:t xml:space="preserve">El control concreto que hace que la política se cumpla. Es lo que se hace, no cómo se hace.</w:t>
-            </w:r>
-          </w:p>
-        </w:tc>
-        <w:tc>
-          <w:tcPr>
-            <w:tcW w:type="dxa" w:w="2500"/>
-            <w:shd w:fill="FFFFFF" w:val="clear"/>
-            <w:tcMar>
-              <w:top w:type="dxa" w:w="90"/>
-              <w:left w:type="dxa" w:w="120"/>
-              <w:bottom w:type="dxa" w:w="90"/>
-              <w:right w:type="dxa" w:w="120"/>
-            </w:tcMar>
-          </w:tcPr>
-          <w:p>
-            <w:pPr>
-              <w:spacing w:after="0"/>
-            </w:pPr>
-            <w:r>
-              <w:rPr>
-                <w:rFonts w:ascii="Arial" w:cs="Arial" w:eastAsia="Arial" w:hAnsi="Arial"/>
-                <w:color w:val="1B2430"/>
-                <w:sz w:val="17"/>
-                <w:szCs w:val="17"/>
-              </w:rPr>
-              <w:t xml:space="preserve">¿Qué se hace para que se cumpla?</w:t>
-            </w:r>
-          </w:p>
-        </w:tc>
-        <w:tc>
-          <w:tcPr>
-            <w:tcW w:type="dxa" w:w="2310"/>
-            <w:shd w:fill="FFFFFF" w:val="clear"/>
-            <w:tcMar>
-              <w:top w:type="dxa" w:w="90"/>
-              <w:left w:type="dxa" w:w="120"/>
-              <w:bottom w:type="dxa" w:w="90"/>
-              <w:right w:type="dxa" w:w="120"/>
-            </w:tcMar>
-          </w:tcPr>
-          <w:p>
-            <w:pPr>
-              <w:spacing w:after="0"/>
-            </w:pPr>
-            <w:r>
-              <w:rPr>
-                <w:rFonts w:ascii="Arial" w:cs="Arial" w:eastAsia="Arial" w:hAnsi="Arial"/>
-                <w:color w:val="1B2430"/>
-                <w:sz w:val="17"/>
-                <w:szCs w:val="17"/>
-              </w:rPr>
-              <w:t xml:space="preserve">Una lista corta</w:t>
-            </w:r>
-          </w:p>
-        </w:tc>
-      </w:tr>
-      <w:tr>
-        <w:tc>
-          <w:tcPr>
-            <w:tcW w:type="dxa" w:w="1450"/>
-            <w:shd w:fill="F7F8FA" w:val="clear"/>
-            <w:tcMar>
-              <w:top w:type="dxa" w:w="90"/>
-              <w:left w:type="dxa" w:w="120"/>
-              <w:bottom w:type="dxa" w:w="90"/>
-              <w:right w:type="dxa" w:w="120"/>
-            </w:tcMar>
-          </w:tcPr>
-          <w:p>
-            <w:pPr>
-              <w:spacing w:after="0"/>
-            </w:pPr>
-            <w:r>
-              <w:rPr>
-                <w:rFonts w:ascii="Arial" w:cs="Arial" w:eastAsia="Arial" w:hAnsi="Arial"/>
-                <w:b/>
-                <w:bCs/>
-                <w:color w:val="1B2430"/>
-                <w:sz w:val="17"/>
-                <w:szCs w:val="17"/>
-              </w:rPr>
-              <w:t xml:space="preserve">Procedimiento</w:t>
-            </w:r>
-          </w:p>
-        </w:tc>
-        <w:tc>
-          <w:tcPr>
-            <w:tcW w:type="dxa" w:w="3100"/>
-            <w:shd w:fill="F7F8FA" w:val="clear"/>
-            <w:tcMar>
-              <w:top w:type="dxa" w:w="90"/>
-              <w:left w:type="dxa" w:w="120"/>
-              <w:bottom w:type="dxa" w:w="90"/>
-              <w:right w:type="dxa" w:w="120"/>
-            </w:tcMar>
-          </w:tcPr>
-          <w:p>
-            <w:pPr>
-              <w:spacing w:after="0"/>
-            </w:pPr>
-            <w:r>
-              <w:rPr>
-                <w:rFonts w:ascii="Arial" w:cs="Arial" w:eastAsia="Arial" w:hAnsi="Arial"/>
-                <w:color w:val="1B2430"/>
-                <w:sz w:val="17"/>
-                <w:szCs w:val="17"/>
-              </w:rPr>
-              <w:t xml:space="preserve">Los pasos, en orden, con responsable, plazo, sistema y la evidencia que cada paso deja.</w:t>
-            </w:r>
-          </w:p>
-        </w:tc>
-        <w:tc>
-          <w:tcPr>
-            <w:tcW w:type="dxa" w:w="2500"/>
-            <w:shd w:fill="F7F8FA" w:val="clear"/>
-            <w:tcMar>
-              <w:top w:type="dxa" w:w="90"/>
-              <w:left w:type="dxa" w:w="120"/>
-              <w:bottom w:type="dxa" w:w="90"/>
-              <w:right w:type="dxa" w:w="120"/>
-            </w:tcMar>
-          </w:tcPr>
-          <w:p>
-            <w:pPr>
-              <w:spacing w:after="0"/>
-            </w:pPr>
-            <w:r>
-              <w:rPr>
-                <w:rFonts w:ascii="Arial" w:cs="Arial" w:eastAsia="Arial" w:hAnsi="Arial"/>
-                <w:color w:val="1B2430"/>
-                <w:sz w:val="17"/>
-                <w:szCs w:val="17"/>
-              </w:rPr>
-              <w:t xml:space="preserve">¿Cómo, y cómo se prueba?</w:t>
-            </w:r>
-          </w:p>
-        </w:tc>
-        <w:tc>
-          <w:tcPr>
-            <w:tcW w:type="dxa" w:w="2310"/>
-            <w:shd w:fill="F7F8FA" w:val="clear"/>
-            <w:tcMar>
-              <w:top w:type="dxa" w:w="90"/>
-              <w:left w:type="dxa" w:w="120"/>
-              <w:bottom w:type="dxa" w:w="90"/>
-              <w:right w:type="dxa" w:w="120"/>
-            </w:tcMar>
-          </w:tcPr>
-          <w:p>
-            <w:pPr>
-              <w:spacing w:after="0"/>
-            </w:pPr>
-            <w:r>
-              <w:rPr>
-                <w:rFonts w:ascii="Arial" w:cs="Arial" w:eastAsia="Arial" w:hAnsi="Arial"/>
-                <w:color w:val="1B2430"/>
-                <w:sz w:val="17"/>
-                <w:szCs w:val="17"/>
-              </w:rPr>
-              <w:t xml:space="preserve">Una tabla de pasos</w:t>
+              <w:t xml:space="preserve">Tabla de cuatro columnas.</w:t>
             </w:r>
           </w:p>
         </w:tc>
@@ -1482,7 +1293,7 @@
           <w:sz w:val="23"/>
           <w:szCs w:val="23"/>
         </w:rPr>
-        <w:t xml:space="preserve">Un mismo tema, en los cuatro escalones</w:t>
+        <w:t xml:space="preserve">La tabla del procedimiento</w:t>
       </w:r>
     </w:p>
     <w:p>
@@ -1497,8 +1308,467 @@
           <w:sz w:val="20"/>
           <w:szCs w:val="20"/>
         </w:rPr>
-        <w:t xml:space="preserve">Tomemos el uso de efectivo, que casi todos tienen mal escrito. Así se ve la diferencia:</w:t>
-      </w:r>
+        <w:t xml:space="preserve">Ésta es la forma, y no conviene cambiarla: es la que una visita sabe leer.</w:t>
+      </w:r>
+    </w:p>
+    <w:tbl>
+      <w:tblPr>
+        <w:tblW w:type="dxa" w:w="9360"/>
+        <w:tblBorders>
+          <w:top w:val="single" w:color="E4E8EE" w:sz="4"/>
+          <w:left w:val="none"/>
+          <w:bottom w:val="single" w:color="E4E8EE" w:sz="4"/>
+          <w:right w:val="none"/>
+          <w:insideH w:val="single" w:color="E4E8EE" w:sz="2"/>
+          <w:insideV w:val="none"/>
+        </w:tblBorders>
+      </w:tblPr>
+      <w:tblGrid>
+        <w:gridCol w:w="700"/>
+        <w:gridCol w:w="1900"/>
+        <w:gridCol w:w="4200"/>
+        <w:gridCol w:w="2560"/>
+      </w:tblGrid>
+      <w:tr>
+        <w:trPr>
+          <w:tblHeader/>
+        </w:trPr>
+        <w:tc>
+          <w:tcPr>
+            <w:tcW w:type="dxa" w:w="700"/>
+            <w:shd w:fill="12224A" w:val="clear"/>
+            <w:tcMar>
+              <w:top w:type="dxa" w:w="90"/>
+              <w:left w:type="dxa" w:w="120"/>
+              <w:bottom w:type="dxa" w:w="90"/>
+              <w:right w:type="dxa" w:w="120"/>
+            </w:tcMar>
+          </w:tcPr>
+          <w:p>
+            <w:pPr>
+              <w:spacing w:after="0"/>
+            </w:pPr>
+            <w:r>
+              <w:rPr>
+                <w:rFonts w:ascii="Arial" w:cs="Arial" w:eastAsia="Arial" w:hAnsi="Arial"/>
+                <w:b/>
+                <w:bCs/>
+                <w:color w:val="FFFFFF"/>
+                <w:sz w:val="17"/>
+                <w:szCs w:val="17"/>
+              </w:rPr>
+              <w:t xml:space="preserve">No.</w:t>
+            </w:r>
+          </w:p>
+        </w:tc>
+        <w:tc>
+          <w:tcPr>
+            <w:tcW w:type="dxa" w:w="1900"/>
+            <w:shd w:fill="12224A" w:val="clear"/>
+            <w:tcMar>
+              <w:top w:type="dxa" w:w="90"/>
+              <w:left w:type="dxa" w:w="120"/>
+              <w:bottom w:type="dxa" w:w="90"/>
+              <w:right w:type="dxa" w:w="120"/>
+            </w:tcMar>
+          </w:tcPr>
+          <w:p>
+            <w:pPr>
+              <w:spacing w:after="0"/>
+            </w:pPr>
+            <w:r>
+              <w:rPr>
+                <w:rFonts w:ascii="Arial" w:cs="Arial" w:eastAsia="Arial" w:hAnsi="Arial"/>
+                <w:b/>
+                <w:bCs/>
+                <w:color w:val="FFFFFF"/>
+                <w:sz w:val="17"/>
+                <w:szCs w:val="17"/>
+              </w:rPr>
+              <w:t xml:space="preserve">Responsable</w:t>
+            </w:r>
+          </w:p>
+        </w:tc>
+        <w:tc>
+          <w:tcPr>
+            <w:tcW w:type="dxa" w:w="4200"/>
+            <w:shd w:fill="12224A" w:val="clear"/>
+            <w:tcMar>
+              <w:top w:type="dxa" w:w="90"/>
+              <w:left w:type="dxa" w:w="120"/>
+              <w:bottom w:type="dxa" w:w="90"/>
+              <w:right w:type="dxa" w:w="120"/>
+            </w:tcMar>
+          </w:tcPr>
+          <w:p>
+            <w:pPr>
+              <w:spacing w:after="0"/>
+            </w:pPr>
+            <w:r>
+              <w:rPr>
+                <w:rFonts w:ascii="Arial" w:cs="Arial" w:eastAsia="Arial" w:hAnsi="Arial"/>
+                <w:b/>
+                <w:bCs/>
+                <w:color w:val="FFFFFF"/>
+                <w:sz w:val="17"/>
+                <w:szCs w:val="17"/>
+              </w:rPr>
+              <w:t xml:space="preserve">Actividad</w:t>
+            </w:r>
+          </w:p>
+        </w:tc>
+        <w:tc>
+          <w:tcPr>
+            <w:tcW w:type="dxa" w:w="2560"/>
+            <w:shd w:fill="12224A" w:val="clear"/>
+            <w:tcMar>
+              <w:top w:type="dxa" w:w="90"/>
+              <w:left w:type="dxa" w:w="120"/>
+              <w:bottom w:type="dxa" w:w="90"/>
+              <w:right w:type="dxa" w:w="120"/>
+            </w:tcMar>
+          </w:tcPr>
+          <w:p>
+            <w:pPr>
+              <w:spacing w:after="0"/>
+            </w:pPr>
+            <w:r>
+              <w:rPr>
+                <w:rFonts w:ascii="Arial" w:cs="Arial" w:eastAsia="Arial" w:hAnsi="Arial"/>
+                <w:b/>
+                <w:bCs/>
+                <w:color w:val="FFFFFF"/>
+                <w:sz w:val="17"/>
+                <w:szCs w:val="17"/>
+              </w:rPr>
+              <w:t xml:space="preserve">Documento que genera</w:t>
+            </w:r>
+          </w:p>
+        </w:tc>
+      </w:tr>
+      <w:tr>
+        <w:tc>
+          <w:tcPr>
+            <w:tcW w:type="dxa" w:w="700"/>
+            <w:shd w:fill="FFFFFF" w:val="clear"/>
+            <w:tcMar>
+              <w:top w:type="dxa" w:w="90"/>
+              <w:left w:type="dxa" w:w="120"/>
+              <w:bottom w:type="dxa" w:w="90"/>
+              <w:right w:type="dxa" w:w="120"/>
+            </w:tcMar>
+          </w:tcPr>
+          <w:p>
+            <w:pPr>
+              <w:spacing w:after="0"/>
+            </w:pPr>
+            <w:r>
+              <w:rPr>
+                <w:rFonts w:ascii="Arial" w:cs="Arial" w:eastAsia="Arial" w:hAnsi="Arial"/>
+                <w:color w:val="1B2430"/>
+                <w:sz w:val="17"/>
+                <w:szCs w:val="17"/>
+              </w:rPr>
+              <w:t xml:space="preserve">1</w:t>
+            </w:r>
+          </w:p>
+        </w:tc>
+        <w:tc>
+          <w:tcPr>
+            <w:tcW w:type="dxa" w:w="1900"/>
+            <w:shd w:fill="FFFFFF" w:val="clear"/>
+            <w:tcMar>
+              <w:top w:type="dxa" w:w="90"/>
+              <w:left w:type="dxa" w:w="120"/>
+              <w:bottom w:type="dxa" w:w="90"/>
+              <w:right w:type="dxa" w:w="120"/>
+            </w:tcMar>
+          </w:tcPr>
+          <w:p>
+            <w:pPr>
+              <w:spacing w:after="0"/>
+            </w:pPr>
+            <w:r>
+              <w:rPr>
+                <w:rFonts w:ascii="Arial" w:cs="Arial" w:eastAsia="Arial" w:hAnsi="Arial"/>
+                <w:color w:val="1B2430"/>
+                <w:sz w:val="17"/>
+                <w:szCs w:val="17"/>
+              </w:rPr>
+              <w:t xml:space="preserve">Atención a Clientes</w:t>
+            </w:r>
+          </w:p>
+        </w:tc>
+        <w:tc>
+          <w:tcPr>
+            <w:tcW w:type="dxa" w:w="4200"/>
+            <w:shd w:fill="FFFFFF" w:val="clear"/>
+            <w:tcMar>
+              <w:top w:type="dxa" w:w="90"/>
+              <w:left w:type="dxa" w:w="120"/>
+              <w:bottom w:type="dxa" w:w="90"/>
+              <w:right w:type="dxa" w:w="120"/>
+            </w:tcMar>
+          </w:tcPr>
+          <w:p>
+            <w:pPr>
+              <w:spacing w:after="0"/>
+            </w:pPr>
+            <w:r>
+              <w:rPr>
+                <w:rFonts w:ascii="Arial" w:cs="Arial" w:eastAsia="Arial" w:hAnsi="Arial"/>
+                <w:color w:val="1B2430"/>
+                <w:sz w:val="17"/>
+                <w:szCs w:val="17"/>
+              </w:rPr>
+              <w:t xml:space="preserve">Recaba el formato de alta firmado y la copia de la identificación oficial</w:t>
+            </w:r>
+          </w:p>
+        </w:tc>
+        <w:tc>
+          <w:tcPr>
+            <w:tcW w:type="dxa" w:w="2560"/>
+            <w:shd w:fill="FFFFFF" w:val="clear"/>
+            <w:tcMar>
+              <w:top w:type="dxa" w:w="90"/>
+              <w:left w:type="dxa" w:w="120"/>
+              <w:bottom w:type="dxa" w:w="90"/>
+              <w:right w:type="dxa" w:w="120"/>
+            </w:tcMar>
+          </w:tcPr>
+          <w:p>
+            <w:pPr>
+              <w:spacing w:after="0"/>
+            </w:pPr>
+            <w:r>
+              <w:rPr>
+                <w:rFonts w:ascii="Arial" w:cs="Arial" w:eastAsia="Arial" w:hAnsi="Arial"/>
+                <w:color w:val="1B2430"/>
+                <w:sz w:val="17"/>
+                <w:szCs w:val="17"/>
+              </w:rPr>
+              <w:t xml:space="preserve">Formato de alta · copia cotejada</w:t>
+            </w:r>
+          </w:p>
+        </w:tc>
+      </w:tr>
+      <w:tr>
+        <w:tc>
+          <w:tcPr>
+            <w:tcW w:type="dxa" w:w="700"/>
+            <w:shd w:fill="F7F8FA" w:val="clear"/>
+            <w:tcMar>
+              <w:top w:type="dxa" w:w="90"/>
+              <w:left w:type="dxa" w:w="120"/>
+              <w:bottom w:type="dxa" w:w="90"/>
+              <w:right w:type="dxa" w:w="120"/>
+            </w:tcMar>
+          </w:tcPr>
+          <w:p>
+            <w:pPr>
+              <w:spacing w:after="0"/>
+            </w:pPr>
+            <w:r>
+              <w:rPr>
+                <w:rFonts w:ascii="Arial" w:cs="Arial" w:eastAsia="Arial" w:hAnsi="Arial"/>
+                <w:color w:val="1B2430"/>
+                <w:sz w:val="17"/>
+                <w:szCs w:val="17"/>
+              </w:rPr>
+              <w:t xml:space="preserve">2</w:t>
+            </w:r>
+          </w:p>
+        </w:tc>
+        <w:tc>
+          <w:tcPr>
+            <w:tcW w:type="dxa" w:w="1900"/>
+            <w:shd w:fill="F7F8FA" w:val="clear"/>
+            <w:tcMar>
+              <w:top w:type="dxa" w:w="90"/>
+              <w:left w:type="dxa" w:w="120"/>
+              <w:bottom w:type="dxa" w:w="90"/>
+              <w:right w:type="dxa" w:w="120"/>
+            </w:tcMar>
+          </w:tcPr>
+          <w:p>
+            <w:pPr>
+              <w:spacing w:after="0"/>
+            </w:pPr>
+            <w:r>
+              <w:rPr>
+                <w:rFonts w:ascii="Arial" w:cs="Arial" w:eastAsia="Arial" w:hAnsi="Arial"/>
+                <w:color w:val="1B2430"/>
+                <w:sz w:val="17"/>
+                <w:szCs w:val="17"/>
+              </w:rPr>
+              <w:t xml:space="preserve">Cumplimiento</w:t>
+            </w:r>
+          </w:p>
+        </w:tc>
+        <w:tc>
+          <w:tcPr>
+            <w:tcW w:type="dxa" w:w="4200"/>
+            <w:shd w:fill="F7F8FA" w:val="clear"/>
+            <w:tcMar>
+              <w:top w:type="dxa" w:w="90"/>
+              <w:left w:type="dxa" w:w="120"/>
+              <w:bottom w:type="dxa" w:w="90"/>
+              <w:right w:type="dxa" w:w="120"/>
+            </w:tcMar>
+          </w:tcPr>
+          <w:p>
+            <w:pPr>
+              <w:spacing w:after="0"/>
+            </w:pPr>
+            <w:r>
+              <w:rPr>
+                <w:rFonts w:ascii="Arial" w:cs="Arial" w:eastAsia="Arial" w:hAnsi="Arial"/>
+                <w:color w:val="1B2430"/>
+                <w:sz w:val="17"/>
+                <w:szCs w:val="17"/>
+              </w:rPr>
+              <w:t xml:space="preserve">Consulta la Lista de Personas Políticamente Expuestas y deja constancia del resultado</w:t>
+            </w:r>
+          </w:p>
+        </w:tc>
+        <w:tc>
+          <w:tcPr>
+            <w:tcW w:type="dxa" w:w="2560"/>
+            <w:shd w:fill="F7F8FA" w:val="clear"/>
+            <w:tcMar>
+              <w:top w:type="dxa" w:w="90"/>
+              <w:left w:type="dxa" w:w="120"/>
+              <w:bottom w:type="dxa" w:w="90"/>
+              <w:right w:type="dxa" w:w="120"/>
+            </w:tcMar>
+          </w:tcPr>
+          <w:p>
+            <w:pPr>
+              <w:spacing w:after="0"/>
+            </w:pPr>
+            <w:r>
+              <w:rPr>
+                <w:rFonts w:ascii="Arial" w:cs="Arial" w:eastAsia="Arial" w:hAnsi="Arial"/>
+                <w:color w:val="1B2430"/>
+                <w:sz w:val="17"/>
+                <w:szCs w:val="17"/>
+              </w:rPr>
+              <w:t xml:space="preserve">Captura de la consulta, con fecha y hora</w:t>
+            </w:r>
+          </w:p>
+        </w:tc>
+      </w:tr>
+      <w:tr>
+        <w:tc>
+          <w:tcPr>
+            <w:tcW w:type="dxa" w:w="700"/>
+            <w:shd w:fill="FFFFFF" w:val="clear"/>
+            <w:tcMar>
+              <w:top w:type="dxa" w:w="90"/>
+              <w:left w:type="dxa" w:w="120"/>
+              <w:bottom w:type="dxa" w:w="90"/>
+              <w:right w:type="dxa" w:w="120"/>
+            </w:tcMar>
+          </w:tcPr>
+          <w:p>
+            <w:pPr>
+              <w:spacing w:after="0"/>
+            </w:pPr>
+            <w:r>
+              <w:rPr>
+                <w:rFonts w:ascii="Arial" w:cs="Arial" w:eastAsia="Arial" w:hAnsi="Arial"/>
+                <w:color w:val="1B2430"/>
+                <w:sz w:val="17"/>
+                <w:szCs w:val="17"/>
+              </w:rPr>
+              <w:t xml:space="preserve">3</w:t>
+            </w:r>
+          </w:p>
+        </w:tc>
+        <w:tc>
+          <w:tcPr>
+            <w:tcW w:type="dxa" w:w="1900"/>
+            <w:shd w:fill="FFFFFF" w:val="clear"/>
+            <w:tcMar>
+              <w:top w:type="dxa" w:w="90"/>
+              <w:left w:type="dxa" w:w="120"/>
+              <w:bottom w:type="dxa" w:w="90"/>
+              <w:right w:type="dxa" w:w="120"/>
+            </w:tcMar>
+          </w:tcPr>
+          <w:p>
+            <w:pPr>
+              <w:spacing w:after="0"/>
+            </w:pPr>
+            <w:r>
+              <w:rPr>
+                <w:rFonts w:ascii="Arial" w:cs="Arial" w:eastAsia="Arial" w:hAnsi="Arial"/>
+                <w:color w:val="1B2430"/>
+                <w:sz w:val="17"/>
+                <w:szCs w:val="17"/>
+              </w:rPr>
+              <w:t xml:space="preserve">Cumplimiento</w:t>
+            </w:r>
+          </w:p>
+        </w:tc>
+        <w:tc>
+          <w:tcPr>
+            <w:tcW w:type="dxa" w:w="4200"/>
+            <w:shd w:fill="FFFFFF" w:val="clear"/>
+            <w:tcMar>
+              <w:top w:type="dxa" w:w="90"/>
+              <w:left w:type="dxa" w:w="120"/>
+              <w:bottom w:type="dxa" w:w="90"/>
+              <w:right w:type="dxa" w:w="120"/>
+            </w:tcMar>
+          </w:tcPr>
+          <w:p>
+            <w:pPr>
+              <w:spacing w:after="0"/>
+            </w:pPr>
+            <w:r>
+              <w:rPr>
+                <w:rFonts w:ascii="Arial" w:cs="Arial" w:eastAsia="Arial" w:hAnsi="Arial"/>
+                <w:color w:val="1B2430"/>
+                <w:sz w:val="17"/>
+                <w:szCs w:val="17"/>
+              </w:rPr>
+              <w:t xml:space="preserve">Asigna el Grado de Riesgo conforme al Capítulo III Bis</w:t>
+            </w:r>
+          </w:p>
+        </w:tc>
+        <w:tc>
+          <w:tcPr>
+            <w:tcW w:type="dxa" w:w="2560"/>
+            <w:shd w:fill="FFFFFF" w:val="clear"/>
+            <w:tcMar>
+              <w:top w:type="dxa" w:w="90"/>
+              <w:left w:type="dxa" w:w="120"/>
+              <w:bottom w:type="dxa" w:w="90"/>
+              <w:right w:type="dxa" w:w="120"/>
+            </w:tcMar>
+          </w:tcPr>
+          <w:p>
+            <w:pPr>
+              <w:spacing w:after="0"/>
+            </w:pPr>
+            <w:r>
+              <w:rPr>
+                <w:rFonts w:ascii="Arial" w:cs="Arial" w:eastAsia="Arial" w:hAnsi="Arial"/>
+                <w:color w:val="1B2430"/>
+                <w:sz w:val="17"/>
+                <w:szCs w:val="17"/>
+              </w:rPr>
+              <w:t xml:space="preserve">Cédula de calificación del Cliente</w:t>
+            </w:r>
+          </w:p>
+        </w:tc>
+      </w:tr>
+    </w:tbl>
+    <w:p>
+      <w:pPr>
+        <w:spacing w:after="200"/>
+      </w:pPr>
     </w:p>
     <w:tbl>
       <w:tblPr>
@@ -1540,22 +1810,85 @@
                 <w:sz w:val="20"/>
                 <w:szCs w:val="20"/>
               </w:rPr>
-              <w:t xml:space="preserve">Política</w:t>
-            </w:r>
-          </w:p>
-          <w:p>
-            <w:pPr>
-              <w:spacing w:after="0"/>
+              <w:t xml:space="preserve">Las tres reglas de esa tabla</w:t>
+            </w:r>
+          </w:p>
+          <w:p>
+            <w:pPr>
+              <w:spacing w:after="100"/>
               <w:jc w:val="both"/>
             </w:pPr>
             <w:r>
               <w:rPr>
                 <w:rFonts w:ascii="Arial" w:cs="Arial" w:eastAsia="Arial" w:hAnsi="Arial"/>
+                <w:b/>
+                <w:bCs/>
                 <w:color w:val="1B2430"/>
                 <w:sz w:val="18"/>
                 <w:szCs w:val="18"/>
               </w:rPr>
-              <w:t xml:space="preserve">«Esta empresa no recibe pagos en efectivo por ningún acto u operación, con independencia de su monto y aunque la Ley lo permita por debajo del umbral del artículo 32.»</w:t>
+              <w:t xml:space="preserve">El responsable se nombra por cargo, no por persona.</w:t>
+            </w:r>
+            <w:r>
+              <w:rPr>
+                <w:rFonts w:ascii="Arial" w:cs="Arial" w:eastAsia="Arial" w:hAnsi="Arial"/>
+                <w:color w:val="1B2430"/>
+                <w:sz w:val="18"/>
+                <w:szCs w:val="18"/>
+              </w:rPr>
+              <w:t xml:space="preserve"> «Cumplimiento», no «Laura». El manual sobrevive a la rotación; el nombre, no.</w:t>
+            </w:r>
+          </w:p>
+          <w:p>
+            <w:pPr>
+              <w:spacing w:after="100"/>
+              <w:jc w:val="both"/>
+            </w:pPr>
+            <w:r>
+              <w:rPr>
+                <w:rFonts w:ascii="Arial" w:cs="Arial" w:eastAsia="Arial" w:hAnsi="Arial"/>
+                <w:b/>
+                <w:bCs/>
+                <w:color w:val="1B2430"/>
+                <w:sz w:val="18"/>
+                <w:szCs w:val="18"/>
+              </w:rPr>
+              <w:t xml:space="preserve">La actividad empieza con un verbo de acción en presente.</w:t>
+            </w:r>
+            <w:r>
+              <w:rPr>
+                <w:rFonts w:ascii="Arial" w:cs="Arial" w:eastAsia="Arial" w:hAnsi="Arial"/>
+                <w:color w:val="1B2430"/>
+                <w:sz w:val="18"/>
+                <w:szCs w:val="18"/>
+              </w:rPr>
+              <w:t xml:space="preserve"> Recaba, consulta, coteja, asigna, envía, resguarda. No «se procurará» ni «se dará cumplimiento a».</w:t>
+            </w:r>
+          </w:p>
+          <w:p>
+            <w:pPr>
+              <w:spacing w:after="0"/>
+              <w:jc w:val="both"/>
+            </w:pPr>
+            <w:r>
+              <w:rPr>
+                <w:rFonts w:ascii="Arial" w:cs="Arial" w:eastAsia="Arial" w:hAnsi="Arial"/>
+                <w:b/>
+                <w:bCs/>
+                <w:color w:val="1B2430"/>
+                <w:sz w:val="18"/>
+                <w:szCs w:val="18"/>
+              </w:rPr>
+              <w:t xml:space="preserve">Si un paso no genera documento, no es un paso: es una intención.</w:t>
+            </w:r>
+            <w:r>
+              <w:rPr>
+                <w:rFonts w:ascii="Arial" w:cs="Arial" w:eastAsia="Arial" w:hAnsi="Arial"/>
+                <w:color w:val="1B2430"/>
+                <w:sz w:val="18"/>
+                <w:szCs w:val="18"/>
+              </w:rPr>
+              <w:t xml:space="preserve"> Esa columna es la que se enseña en una visita, y es la que convierte el apartado en Mitigante de la matriz.</w:t>
             </w:r>
           </w:p>
         </w:tc>
@@ -1565,6 +1898,109 @@
       <w:pPr>
         <w:spacing w:after="190"/>
       </w:pPr>
+    </w:p>
+    <w:p>
+      <w:pPr>
+        <w:spacing w:after="150" w:line="300"/>
+        <w:jc w:val="both"/>
+      </w:pPr>
+      <w:r>
+        <w:rPr>
+          <w:rFonts w:ascii="Georgia" w:cs="Georgia" w:eastAsia="Georgia" w:hAnsi="Georgia"/>
+          <w:color w:val="1B2430"/>
+          <w:sz w:val="20"/>
+          <w:szCs w:val="20"/>
+        </w:rPr>
+        <w:t xml:space="preserve">Y debajo de la tabla, el </w:t>
+      </w:r>
+      <w:r>
+        <w:rPr>
+          <w:rFonts w:ascii="Georgia" w:cs="Georgia" w:eastAsia="Georgia" w:hAnsi="Georgia"/>
+          <w:b/>
+          <w:bCs/>
+          <w:color w:val="1B2430"/>
+          <w:sz w:val="20"/>
+          <w:szCs w:val="20"/>
+        </w:rPr>
+        <w:t xml:space="preserve">plazo</w:t>
+      </w:r>
+      <w:r>
+        <w:rPr>
+          <w:rFonts w:ascii="Georgia" w:cs="Georgia" w:eastAsia="Georgia" w:hAnsi="Georgia"/>
+          <w:color w:val="1B2430"/>
+          <w:sz w:val="20"/>
+          <w:szCs w:val="20"/>
+        </w:rPr>
+        <w:t xml:space="preserve">: en días hábiles o naturales, o la periodicidad. Sin plazo no hay incumplimiento posible, y por tanto no hay control.</w:t>
+      </w:r>
+    </w:p>
+    <w:p>
+      <w:pPr>
+        <w:spacing w:after="150" w:line="300"/>
+        <w:jc w:val="both"/>
+      </w:pPr>
+      <w:r>
+        <w:rPr>
+          <w:rFonts w:ascii="Georgia" w:cs="Georgia" w:eastAsia="Georgia" w:hAnsi="Georgia"/>
+          <w:color w:val="1B2430"/>
+          <w:sz w:val="20"/>
+          <w:szCs w:val="20"/>
+        </w:rPr>
+        <w:t xml:space="preserve">La </w:t>
+      </w:r>
+      <w:r>
+        <w:rPr>
+          <w:rFonts w:ascii="Georgia" w:cs="Georgia" w:eastAsia="Georgia" w:hAnsi="Georgia"/>
+          <w:b/>
+          <w:bCs/>
+          <w:color w:val="1B2430"/>
+          <w:sz w:val="20"/>
+          <w:szCs w:val="20"/>
+        </w:rPr>
+        <w:t xml:space="preserve">política</w:t>
+      </w:r>
+      <w:r>
+        <w:rPr>
+          <w:rFonts w:ascii="Georgia" w:cs="Georgia" w:eastAsia="Georgia" w:hAnsi="Georgia"/>
+          <w:color w:val="1B2430"/>
+          <w:sz w:val="20"/>
+          <w:szCs w:val="20"/>
+        </w:rPr>
+        <w:t xml:space="preserve"> es el encabezado de todo eso cuando la casa toma una postura propia —«aquí no recibimos efectivo aunque la ley lo permita»—. No siempre hay una; el criterio y el procedimiento sí van siempre.</w:t>
+      </w:r>
+    </w:p>
+    <w:p>
+      <w:pPr>
+        <w:pStyle w:val="Heading2"/>
+        <w:keepNext/>
+        <w:spacing w:after="150" w:before="340"/>
+      </w:pPr>
+      <w:r>
+        <w:rPr>
+          <w:rFonts w:ascii="Georgia" w:cs="Georgia" w:eastAsia="Georgia" w:hAnsi="Georgia"/>
+          <w:b/>
+          <w:bCs/>
+          <w:color w:val="1B2E5C"/>
+          <w:sz w:val="23"/>
+          <w:szCs w:val="23"/>
+        </w:rPr>
+        <w:t xml:space="preserve">Un mismo tema, en los dos bloques</w:t>
+      </w:r>
+    </w:p>
+    <w:p>
+      <w:pPr>
+        <w:spacing w:after="150" w:line="300"/>
+        <w:jc w:val="both"/>
+      </w:pPr>
+      <w:r>
+        <w:rPr>
+          <w:rFonts w:ascii="Georgia" w:cs="Georgia" w:eastAsia="Georgia" w:hAnsi="Georgia"/>
+          <w:color w:val="1B2430"/>
+          <w:sz w:val="20"/>
+          <w:szCs w:val="20"/>
+        </w:rPr>
+        <w:t xml:space="preserve">Tomemos el uso de efectivo, que casi todos tienen mal escrito. Así se ve la diferencia:</w:t>
+      </w:r>
     </w:p>
     <w:tbl>
       <w:tblPr>
@@ -1606,7 +2042,7 @@
                 <w:sz w:val="20"/>
                 <w:szCs w:val="20"/>
               </w:rPr>
-              <w:t xml:space="preserve">Criterio</w:t>
+              <w:t xml:space="preserve">La regla</w:t>
             </w:r>
           </w:p>
           <w:p>
@@ -1621,7 +2057,7 @@
                 <w:sz w:val="18"/>
                 <w:szCs w:val="18"/>
               </w:rPr>
-              <w:t xml:space="preserve">«Se considera pago en efectivo la entrega de monedas y billetes en moneda nacional o divisas y de Metales Preciosos, incluido el depósito que el Cliente realice directamente en la cuenta bancaria de la empresa. El pago por transferencia desde cuenta a nombre de un tercero distinto del Cliente requiere autorización previa conforme al numeral 7.4 de este Manual.»</w:t>
+              <w:t xml:space="preserve">El artículo 32 de la Ley prohíbe liquidar o pagar en efectivo por encima de los umbrales que ahí se fijan, y el artículo 42 del Reglamento precisa cuándo se entiende actualizada la prohibición. Se cita, no se transcribe entero.</w:t>
             </w:r>
           </w:p>
         </w:tc>
@@ -1672,7 +2108,7 @@
                 <w:sz w:val="20"/>
                 <w:szCs w:val="20"/>
               </w:rPr>
-              <w:t xml:space="preserve">Medida</w:t>
+              <w:t xml:space="preserve">El criterio</w:t>
             </w:r>
           </w:p>
           <w:p>
@@ -1687,7 +2123,27 @@
                 <w:sz w:val="18"/>
                 <w:szCs w:val="18"/>
               </w:rPr>
-              <w:t xml:space="preserve">«Los contratos y las órdenes de venta incorporan una cláusula que establece la forma de pago admitida. El área de cobranza tiene bloqueada la caja para recepción de efectivo. La conciliación bancaria mensual identifica y marca los depósitos en efectivo recibidos de terceros.»</w:t>
+              <w:t xml:space="preserve">«Esta empresa no recibe pagos en efectivo por ningún acto u operación, con independencia de su monto. Se considera pago en efectivo la entrega de monedas y billetes en moneda nacional o divisas y de Metales Preciosos, </w:t>
+            </w:r>
+            <w:r>
+              <w:rPr>
+                <w:rFonts w:ascii="Arial" w:cs="Arial" w:eastAsia="Arial" w:hAnsi="Arial"/>
+                <w:b/>
+                <w:bCs/>
+                <w:color w:val="1B2430"/>
+                <w:sz w:val="18"/>
+                <w:szCs w:val="18"/>
+              </w:rPr>
+              <w:t xml:space="preserve">incluido el depósito que el Cliente realice directamente en la cuenta bancaria de la empresa</w:t>
+            </w:r>
+            <w:r>
+              <w:rPr>
+                <w:rFonts w:ascii="Arial" w:cs="Arial" w:eastAsia="Arial" w:hAnsi="Arial"/>
+                <w:color w:val="1B2430"/>
+                <w:sz w:val="18"/>
+                <w:szCs w:val="18"/>
+              </w:rPr>
+              <w:t xml:space="preserve">. El pago por transferencia desde cuenta a nombre de un tercero distinto del Cliente requiere autorización previa conforme al numeral 7.4 de este Manual.»</w:t>
             </w:r>
           </w:p>
         </w:tc>
@@ -1738,7 +2194,7 @@
                 <w:sz w:val="20"/>
                 <w:szCs w:val="20"/>
               </w:rPr>
-              <w:t xml:space="preserve">Procedimiento</w:t>
+              <w:t xml:space="preserve">El procedimiento</w:t>
             </w:r>
           </w:p>
           <w:p>
@@ -1753,7 +2209,7 @@
                 <w:sz w:val="18"/>
                 <w:szCs w:val="18"/>
               </w:rPr>
-              <w:t xml:space="preserve">Una tabla de pasos como la del apartado 9 de esta guía: quién detecta, en qué plazo escala, a quién, qué documento genera y dónde se resguarda.</w:t>
+              <w:t xml:space="preserve">Quién detecta el depósito en efectivo, en qué plazo lo escala y a quién, qué documento genera, quién autoriza la devolución y en qué forma se devuelve — todo en la tabla de cuatro columnas. Ahí la columna del documento recoge la cláusula de forma de pago del contrato, la conciliación bancaria que marca los depósitos de terceros, y el registro de la operación rechazada.</w:t>
             </w:r>
           </w:p>
         </w:tc>
@@ -1776,7 +2232,7 @@
           <w:sz w:val="20"/>
           <w:szCs w:val="20"/>
         </w:rPr>
-        <w:t xml:space="preserve">El primer texto es una postura. El segundo cierra las tres discusiones que ese tema siempre produce. El tercero dice qué existe en la operación para sostener la postura. El cuarto es el único que una persona recién contratada puede ejecutar. </w:t>
+        <w:t xml:space="preserve">El criterio cierra las tres discusiones que ese tema siempre produce. El procedimiento es lo único que una persona recién contratada puede ejecutar, y su columna de documentos es lo que se enseña en una visita. </w:t>
       </w:r>
       <w:r>
         <w:rPr>
@@ -1787,7 +2243,7 @@
           <w:sz w:val="20"/>
           <w:szCs w:val="20"/>
         </w:rPr>
-        <w:t xml:space="preserve">Los manuales del sector suelen tener el primero y saltarse los otros tres.</w:t>
+        <w:t xml:space="preserve">Los manuales del sector suelen tener la cita de la ley, transcrita, y nada más.</w:t>
       </w:r>
     </w:p>
     <w:p>
@@ -1812,7 +2268,23 @@
           <w:sz w:val="30"/>
           <w:szCs w:val="30"/>
         </w:rPr>
-        <w:t xml:space="preserve">3 · El quinto término: «mecanismo»</w:t>
+        <w:t xml:space="preserve">3 · Los sustantivos del 37 Bis no reparten el trabajo</w:t>
+      </w:r>
+    </w:p>
+    <w:p>
+      <w:pPr>
+        <w:spacing w:after="200"/>
+      </w:pPr>
+      <w:r>
+        <w:rPr>
+          <w:rFonts w:ascii="Arial" w:cs="Arial" w:eastAsia="Arial" w:hAnsi="Arial"/>
+          <w:i/>
+          <w:iCs/>
+          <w:color w:val="5A6472"/>
+          <w:sz w:val="19"/>
+          <w:szCs w:val="19"/>
+        </w:rPr>
+        <w:t xml:space="preserve">Ésta es la confusión más común al leer el contenido mínimo, y conviene desmontarla antes de escribir la primera línea.</w:t>
       </w:r>
     </w:p>
     <w:p>
@@ -1827,7 +2299,7 @@
           <w:sz w:val="20"/>
           <w:szCs w:val="20"/>
         </w:rPr>
-        <w:t xml:space="preserve">Al leer el contenido mínimo del Manual aparece una quinta palabra que las definiciones no traen: </w:t>
+        <w:t xml:space="preserve">El artículo 37 Bis cambia de palabra de una fracción a otra: </w:t>
       </w:r>
       <w:r>
         <w:rPr>
@@ -1838,7 +2310,7 @@
           <w:sz w:val="20"/>
           <w:szCs w:val="20"/>
         </w:rPr>
-        <w:t xml:space="preserve">mecanismo</w:t>
+        <w:t xml:space="preserve">criterios</w:t>
       </w:r>
       <w:r>
         <w:rPr>
@@ -1847,8 +2319,461 @@
           <w:sz w:val="20"/>
           <w:szCs w:val="20"/>
         </w:rPr>
-        <w:t xml:space="preserve">. Las Reglas la usan seis veces en el artículo 37 Bis y en ningún lugar la definen. Tampoco la definen la Ley ni el Reglamento.</w:t>
-      </w:r>
+        <w:t xml:space="preserve"> en la I, </w:t>
+      </w:r>
+      <w:r>
+        <w:rPr>
+          <w:rFonts w:ascii="Georgia" w:cs="Georgia" w:eastAsia="Georgia" w:hAnsi="Georgia"/>
+          <w:b/>
+          <w:bCs/>
+          <w:color w:val="1B2430"/>
+          <w:sz w:val="20"/>
+          <w:szCs w:val="20"/>
+        </w:rPr>
+        <w:t xml:space="preserve">mecanismos</w:t>
+      </w:r>
+      <w:r>
+        <w:rPr>
+          <w:rFonts w:ascii="Georgia" w:cs="Georgia" w:eastAsia="Georgia" w:hAnsi="Georgia"/>
+          <w:color w:val="1B2430"/>
+          <w:sz w:val="20"/>
+          <w:szCs w:val="20"/>
+        </w:rPr>
+        <w:t xml:space="preserve"> en la II, </w:t>
+      </w:r>
+      <w:r>
+        <w:rPr>
+          <w:rFonts w:ascii="Georgia" w:cs="Georgia" w:eastAsia="Georgia" w:hAnsi="Georgia"/>
+          <w:b/>
+          <w:bCs/>
+          <w:color w:val="1B2430"/>
+          <w:sz w:val="20"/>
+          <w:szCs w:val="20"/>
+        </w:rPr>
+        <w:t xml:space="preserve">medidas</w:t>
+      </w:r>
+      <w:r>
+        <w:rPr>
+          <w:rFonts w:ascii="Georgia" w:cs="Georgia" w:eastAsia="Georgia" w:hAnsi="Georgia"/>
+          <w:color w:val="1B2430"/>
+          <w:sz w:val="20"/>
+          <w:szCs w:val="20"/>
+        </w:rPr>
+        <w:t xml:space="preserve"> en la III, </w:t>
+      </w:r>
+      <w:r>
+        <w:rPr>
+          <w:rFonts w:ascii="Georgia" w:cs="Georgia" w:eastAsia="Georgia" w:hAnsi="Georgia"/>
+          <w:b/>
+          <w:bCs/>
+          <w:color w:val="1B2430"/>
+          <w:sz w:val="20"/>
+          <w:szCs w:val="20"/>
+        </w:rPr>
+        <w:t xml:space="preserve">procedimientos</w:t>
+      </w:r>
+      <w:r>
+        <w:rPr>
+          <w:rFonts w:ascii="Georgia" w:cs="Georgia" w:eastAsia="Georgia" w:hAnsi="Georgia"/>
+          <w:color w:val="1B2430"/>
+          <w:sz w:val="20"/>
+          <w:szCs w:val="20"/>
+        </w:rPr>
+        <w:t xml:space="preserve"> en la IV, y así. Es fácil concluir que la norma reparte el trabajo —que unas fracciones se contestan con criterios y otras con procedimientos—. </w:t>
+      </w:r>
+      <w:r>
+        <w:rPr>
+          <w:rFonts w:ascii="Georgia" w:cs="Georgia" w:eastAsia="Georgia" w:hAnsi="Georgia"/>
+          <w:b/>
+          <w:bCs/>
+          <w:color w:val="1B2430"/>
+          <w:sz w:val="20"/>
+          <w:szCs w:val="20"/>
+        </w:rPr>
+        <w:t xml:space="preserve">No es así, y la propia norma lo desmiente en tres lugares.</w:t>
+      </w:r>
+    </w:p>
+    <w:tbl>
+      <w:tblPr>
+        <w:tblW w:type="dxa" w:w="9360"/>
+        <w:tblBorders>
+          <w:top w:val="single" w:color="E4E8EE" w:sz="4"/>
+          <w:left w:val="none"/>
+          <w:bottom w:val="single" w:color="E4E8EE" w:sz="4"/>
+          <w:right w:val="none"/>
+          <w:insideH w:val="single" w:color="E4E8EE" w:sz="2"/>
+          <w:insideV w:val="none"/>
+        </w:tblBorders>
+      </w:tblPr>
+      <w:tblGrid>
+        <w:gridCol w:w="2300"/>
+        <w:gridCol w:w="7060"/>
+      </w:tblGrid>
+      <w:tr>
+        <w:trPr>
+          <w:tblHeader/>
+        </w:trPr>
+        <w:tc>
+          <w:tcPr>
+            <w:tcW w:type="dxa" w:w="2300"/>
+            <w:shd w:fill="12224A" w:val="clear"/>
+            <w:tcMar>
+              <w:top w:type="dxa" w:w="90"/>
+              <w:left w:type="dxa" w:w="120"/>
+              <w:bottom w:type="dxa" w:w="90"/>
+              <w:right w:type="dxa" w:w="120"/>
+            </w:tcMar>
+          </w:tcPr>
+          <w:p>
+            <w:pPr>
+              <w:spacing w:after="0"/>
+            </w:pPr>
+            <w:r>
+              <w:rPr>
+                <w:rFonts w:ascii="Arial" w:cs="Arial" w:eastAsia="Arial" w:hAnsi="Arial"/>
+                <w:b/>
+                <w:bCs/>
+                <w:color w:val="FFFFFF"/>
+                <w:sz w:val="17"/>
+                <w:szCs w:val="17"/>
+              </w:rPr>
+              <w:t xml:space="preserve">Precepto</w:t>
+            </w:r>
+          </w:p>
+        </w:tc>
+        <w:tc>
+          <w:tcPr>
+            <w:tcW w:type="dxa" w:w="7060"/>
+            <w:shd w:fill="12224A" w:val="clear"/>
+            <w:tcMar>
+              <w:top w:type="dxa" w:w="90"/>
+              <w:left w:type="dxa" w:w="120"/>
+              <w:bottom w:type="dxa" w:w="90"/>
+              <w:right w:type="dxa" w:w="120"/>
+            </w:tcMar>
+          </w:tcPr>
+          <w:p>
+            <w:pPr>
+              <w:spacing w:after="0"/>
+            </w:pPr>
+            <w:r>
+              <w:rPr>
+                <w:rFonts w:ascii="Arial" w:cs="Arial" w:eastAsia="Arial" w:hAnsi="Arial"/>
+                <w:b/>
+                <w:bCs/>
+                <w:color w:val="FFFFFF"/>
+                <w:sz w:val="17"/>
+                <w:szCs w:val="17"/>
+              </w:rPr>
+              <w:t xml:space="preserve">Qué demuestra</w:t>
+            </w:r>
+          </w:p>
+        </w:tc>
+      </w:tr>
+      <w:tr>
+        <w:tc>
+          <w:tcPr>
+            <w:tcW w:type="dxa" w:w="2300"/>
+            <w:shd w:fill="FFFFFF" w:val="clear"/>
+            <w:tcMar>
+              <w:top w:type="dxa" w:w="90"/>
+              <w:left w:type="dxa" w:w="120"/>
+              <w:bottom w:type="dxa" w:w="90"/>
+              <w:right w:type="dxa" w:w="120"/>
+            </w:tcMar>
+          </w:tcPr>
+          <w:p>
+            <w:pPr>
+              <w:spacing w:after="0"/>
+            </w:pPr>
+            <w:r>
+              <w:rPr>
+                <w:rFonts w:ascii="Arial" w:cs="Arial" w:eastAsia="Arial" w:hAnsi="Arial"/>
+                <w:b/>
+                <w:bCs/>
+                <w:color w:val="1B2430"/>
+                <w:sz w:val="17"/>
+                <w:szCs w:val="17"/>
+              </w:rPr>
+              <w:t xml:space="preserve">RCG art. 11</w:t>
+            </w:r>
+          </w:p>
+        </w:tc>
+        <w:tc>
+          <w:tcPr>
+            <w:tcW w:type="dxa" w:w="7060"/>
+            <w:shd w:fill="FFFFFF" w:val="clear"/>
+            <w:tcMar>
+              <w:top w:type="dxa" w:w="90"/>
+              <w:left w:type="dxa" w:w="120"/>
+              <w:bottom w:type="dxa" w:w="90"/>
+              <w:right w:type="dxa" w:w="120"/>
+            </w:tcMar>
+          </w:tcPr>
+          <w:p>
+            <w:pPr>
+              <w:spacing w:after="0"/>
+            </w:pPr>
+            <w:r>
+              <w:rPr>
+                <w:rFonts w:ascii="Arial" w:cs="Arial" w:eastAsia="Arial" w:hAnsi="Arial"/>
+                <w:color w:val="1B2430"/>
+                <w:sz w:val="17"/>
+                <w:szCs w:val="17"/>
+              </w:rPr>
+              <w:t xml:space="preserve">Regula la </w:t>
+            </w:r>
+            <w:r>
+              <w:rPr>
+                <w:rFonts w:ascii="Arial" w:cs="Arial" w:eastAsia="Arial" w:hAnsi="Arial"/>
+                <w:b/>
+                <w:bCs/>
+                <w:color w:val="1B2430"/>
+                <w:sz w:val="17"/>
+                <w:szCs w:val="17"/>
+              </w:rPr>
+              <w:t xml:space="preserve">misma</w:t>
+            </w:r>
+            <w:r>
+              <w:rPr>
+                <w:rFonts w:ascii="Arial" w:cs="Arial" w:eastAsia="Arial" w:hAnsi="Arial"/>
+                <w:color w:val="1B2430"/>
+                <w:sz w:val="17"/>
+                <w:szCs w:val="17"/>
+              </w:rPr>
+              <w:t xml:space="preserve"> obligación que el 37 Bis fracción I llama sólo «criterios» —identificar y conocer al Cliente— y para ella exige «los </w:t>
+            </w:r>
+            <w:r>
+              <w:rPr>
+                <w:rFonts w:ascii="Arial" w:cs="Arial" w:eastAsia="Arial" w:hAnsi="Arial"/>
+                <w:b/>
+                <w:bCs/>
+                <w:color w:val="1B2430"/>
+                <w:sz w:val="17"/>
+                <w:szCs w:val="17"/>
+              </w:rPr>
+              <w:t xml:space="preserve">criterios, medidas y procedimientos</w:t>
+            </w:r>
+            <w:r>
+              <w:rPr>
+                <w:rFonts w:ascii="Arial" w:cs="Arial" w:eastAsia="Arial" w:hAnsi="Arial"/>
+                <w:color w:val="1B2430"/>
+                <w:sz w:val="17"/>
+                <w:szCs w:val="17"/>
+              </w:rPr>
+              <w:t xml:space="preserve"> internos […], los cuales deberán formar parte integrante del Manual de Políticas Internas».</w:t>
+            </w:r>
+          </w:p>
+        </w:tc>
+      </w:tr>
+      <w:tr>
+        <w:tc>
+          <w:tcPr>
+            <w:tcW w:type="dxa" w:w="2300"/>
+            <w:shd w:fill="F7F8FA" w:val="clear"/>
+            <w:tcMar>
+              <w:top w:type="dxa" w:w="90"/>
+              <w:left w:type="dxa" w:w="120"/>
+              <w:bottom w:type="dxa" w:w="90"/>
+              <w:right w:type="dxa" w:w="120"/>
+            </w:tcMar>
+          </w:tcPr>
+          <w:p>
+            <w:pPr>
+              <w:spacing w:after="0"/>
+            </w:pPr>
+            <w:r>
+              <w:rPr>
+                <w:rFonts w:ascii="Arial" w:cs="Arial" w:eastAsia="Arial" w:hAnsi="Arial"/>
+                <w:b/>
+                <w:bCs/>
+                <w:color w:val="1B2430"/>
+                <w:sz w:val="17"/>
+                <w:szCs w:val="17"/>
+              </w:rPr>
+              <w:t xml:space="preserve">RCG art. 23 Quinquies</w:t>
+            </w:r>
+          </w:p>
+        </w:tc>
+        <w:tc>
+          <w:tcPr>
+            <w:tcW w:type="dxa" w:w="7060"/>
+            <w:shd w:fill="F7F8FA" w:val="clear"/>
+            <w:tcMar>
+              <w:top w:type="dxa" w:w="90"/>
+              <w:left w:type="dxa" w:w="120"/>
+              <w:bottom w:type="dxa" w:w="90"/>
+              <w:right w:type="dxa" w:w="120"/>
+            </w:tcMar>
+          </w:tcPr>
+          <w:p>
+            <w:pPr>
+              <w:spacing w:after="0"/>
+            </w:pPr>
+            <w:r>
+              <w:rPr>
+                <w:rFonts w:ascii="Arial" w:cs="Arial" w:eastAsia="Arial" w:hAnsi="Arial"/>
+                <w:color w:val="1B2430"/>
+                <w:sz w:val="17"/>
+                <w:szCs w:val="17"/>
+              </w:rPr>
+              <w:t xml:space="preserve">Para una sola obligación —identificar al Beneficiario Controlador— manda establecer en el Manual «los </w:t>
+            </w:r>
+            <w:r>
+              <w:rPr>
+                <w:rFonts w:ascii="Arial" w:cs="Arial" w:eastAsia="Arial" w:hAnsi="Arial"/>
+                <w:b/>
+                <w:bCs/>
+                <w:color w:val="1B2430"/>
+                <w:sz w:val="17"/>
+                <w:szCs w:val="17"/>
+              </w:rPr>
+              <w:t xml:space="preserve">criterios, medidas y procedimientos</w:t>
+            </w:r>
+            <w:r>
+              <w:rPr>
+                <w:rFonts w:ascii="Arial" w:cs="Arial" w:eastAsia="Arial" w:hAnsi="Arial"/>
+                <w:color w:val="1B2430"/>
+                <w:sz w:val="17"/>
+                <w:szCs w:val="17"/>
+              </w:rPr>
+              <w:t xml:space="preserve"> internos con los cuales realizarán la identificación».</w:t>
+            </w:r>
+          </w:p>
+        </w:tc>
+      </w:tr>
+      <w:tr>
+        <w:tc>
+          <w:tcPr>
+            <w:tcW w:type="dxa" w:w="2300"/>
+            <w:shd w:fill="FFFFFF" w:val="clear"/>
+            <w:tcMar>
+              <w:top w:type="dxa" w:w="90"/>
+              <w:left w:type="dxa" w:w="120"/>
+              <w:bottom w:type="dxa" w:w="90"/>
+              <w:right w:type="dxa" w:w="120"/>
+            </w:tcMar>
+          </w:tcPr>
+          <w:p>
+            <w:pPr>
+              <w:spacing w:after="0"/>
+            </w:pPr>
+            <w:r>
+              <w:rPr>
+                <w:rFonts w:ascii="Arial" w:cs="Arial" w:eastAsia="Arial" w:hAnsi="Arial"/>
+                <w:b/>
+                <w:bCs/>
+                <w:color w:val="1B2430"/>
+                <w:sz w:val="17"/>
+                <w:szCs w:val="17"/>
+              </w:rPr>
+              <w:t xml:space="preserve">RCG art. 23 Ter, fr. I</w:t>
+            </w:r>
+          </w:p>
+        </w:tc>
+        <w:tc>
+          <w:tcPr>
+            <w:tcW w:type="dxa" w:w="7060"/>
+            <w:shd w:fill="FFFFFF" w:val="clear"/>
+            <w:tcMar>
+              <w:top w:type="dxa" w:w="90"/>
+              <w:left w:type="dxa" w:w="120"/>
+              <w:bottom w:type="dxa" w:w="90"/>
+              <w:right w:type="dxa" w:w="120"/>
+            </w:tcMar>
+          </w:tcPr>
+          <w:p>
+            <w:pPr>
+              <w:spacing w:after="0"/>
+            </w:pPr>
+            <w:r>
+              <w:rPr>
+                <w:rFonts w:ascii="Arial" w:cs="Arial" w:eastAsia="Arial" w:hAnsi="Arial"/>
+                <w:color w:val="1B2430"/>
+                <w:sz w:val="17"/>
+                <w:szCs w:val="17"/>
+              </w:rPr>
+              <w:t xml:space="preserve">Para el conocimiento del Cliente pide cinco cosas a la vez: «las </w:t>
+            </w:r>
+            <w:r>
+              <w:rPr>
+                <w:rFonts w:ascii="Arial" w:cs="Arial" w:eastAsia="Arial" w:hAnsi="Arial"/>
+                <w:b/>
+                <w:bCs/>
+                <w:color w:val="1B2430"/>
+                <w:sz w:val="17"/>
+                <w:szCs w:val="17"/>
+              </w:rPr>
+              <w:t xml:space="preserve">políticas, criterios, medidas, procedimientos y controles</w:t>
+            </w:r>
+            <w:r>
+              <w:rPr>
+                <w:rFonts w:ascii="Arial" w:cs="Arial" w:eastAsia="Arial" w:hAnsi="Arial"/>
+                <w:color w:val="1B2430"/>
+                <w:sz w:val="17"/>
+                <w:szCs w:val="17"/>
+              </w:rPr>
+              <w:t xml:space="preserve"> para mitigar los Riesgos».</w:t>
+            </w:r>
+          </w:p>
+        </w:tc>
+      </w:tr>
+    </w:tbl>
+    <w:p>
+      <w:pPr>
+        <w:spacing w:after="200"/>
+      </w:pPr>
+    </w:p>
+    <w:tbl>
+      <w:tblPr>
+        <w:tblW w:type="dxa" w:w="9360"/>
+        <w:tblBorders>
+          <w:top w:val="none"/>
+          <w:left w:val="none"/>
+          <w:bottom w:val="none"/>
+          <w:right w:val="none"/>
+          <w:insideH w:val="none"/>
+          <w:insideV w:val="none"/>
+        </w:tblBorders>
+      </w:tblPr>
+      <w:tblGrid>
+        <w:gridCol w:w="9360"/>
+      </w:tblGrid>
+      <w:tr>
+        <w:tc>
+          <w:tcPr>
+            <w:tcW w:type="dxa" w:w="9360"/>
+            <w:shd w:fill="12224A" w:val="clear"/>
+            <w:tcMar>
+              <w:top w:type="dxa" w:w="150"/>
+              <w:left w:type="dxa" w:w="220"/>
+              <w:bottom w:type="dxa" w:w="150"/>
+              <w:right w:type="dxa" w:w="220"/>
+            </w:tcMar>
+          </w:tcPr>
+          <w:p>
+            <w:pPr>
+              <w:spacing w:after="0"/>
+            </w:pPr>
+            <w:r>
+              <w:rPr>
+                <w:rFonts w:ascii="Arial" w:cs="Arial" w:eastAsia="Arial" w:hAnsi="Arial"/>
+                <w:b/>
+                <w:bCs/>
+                <w:color w:val="F2A541"/>
+                <w:sz w:val="20"/>
+                <w:szCs w:val="20"/>
+              </w:rPr>
+              <w:t xml:space="preserve">El sustantivo que use la fracción no limita lo que hay que escribir. Cada obligación se desarrolla en los cuatro planos.</w:t>
+            </w:r>
+          </w:p>
+        </w:tc>
+      </w:tr>
+    </w:tbl>
+    <w:p>
+      <w:pPr>
+        <w:spacing w:after="190"/>
+      </w:pPr>
     </w:p>
     <w:tbl>
       <w:tblPr>
@@ -1890,7 +2815,7 @@
                 <w:sz w:val="20"/>
                 <w:szCs w:val="20"/>
               </w:rPr>
-              <w:t xml:space="preserve">Advertencia de método</w:t>
+              <w:t xml:space="preserve">Y sobre la palabra «mecanismo»</w:t>
             </w:r>
           </w:p>
           <w:p>
@@ -1901,23 +2826,29 @@
             <w:r>
               <w:rPr>
                 <w:rFonts w:ascii="Arial" w:cs="Arial" w:eastAsia="Arial" w:hAnsi="Arial"/>
+                <w:b/>
+                <w:bCs/>
                 <w:color w:val="1B2430"/>
                 <w:sz w:val="18"/>
                 <w:szCs w:val="18"/>
               </w:rPr>
-              <w:t xml:space="preserve">Lo que sigue es lectura, no texto. </w:t>
-            </w:r>
-            <w:r>
-              <w:rPr>
-                <w:rFonts w:ascii="Arial" w:cs="Arial" w:eastAsia="Arial" w:hAnsi="Arial"/>
-                <w:b/>
-                <w:bCs/>
+              <w:t xml:space="preserve">Ningún precepto la define.</w:t>
+            </w:r>
+            <w:r>
+              <w:rPr>
+                <w:rFonts w:ascii="Arial" w:cs="Arial" w:eastAsia="Arial" w:hAnsi="Arial"/>
                 <w:color w:val="1B2430"/>
                 <w:sz w:val="18"/>
                 <w:szCs w:val="18"/>
               </w:rPr>
-              <w:t xml:space="preserve">Ningún precepto define «mecanismo».</w:t>
-            </w:r>
+              <w:t xml:space="preserve"> Ni la Ley, ni el Reglamento, ni las Reglas; el 37 Bis la usa seis veces sin explicarla.</w:t>
+            </w:r>
+          </w:p>
+          <w:p>
+            <w:pPr>
+              <w:spacing w:after="100"/>
+              <w:jc w:val="both"/>
+            </w:pPr>
             <w:r>
               <w:rPr>
                 <w:rFonts w:ascii="Arial" w:cs="Arial" w:eastAsia="Arial" w:hAnsi="Arial"/>
@@ -1925,12 +2856,12 @@
                 <w:sz w:val="18"/>
                 <w:szCs w:val="18"/>
               </w:rPr>
-              <w:t xml:space="preserve"> Se propone aquí un criterio de uso porque hay que escribir el Manual con algo, y conviene que sea uniforme y esté declarado.</w:t>
-            </w:r>
-          </w:p>
-          <w:p>
-            <w:pPr>
-              <w:spacing w:after="100"/>
+              <w:t xml:space="preserve">No hace falta resolverlo, porque no cambia el trabajo: donde la fracción dice mecanismo, medida o criterio, el apartado se desarrolla igual. La palabra que eligió quien redactó no exime de escribir el procedimiento ni de nombrar la evidencia.</w:t>
+            </w:r>
+          </w:p>
+          <w:p>
+            <w:pPr>
+              <w:spacing w:after="0"/>
               <w:jc w:val="both"/>
             </w:pPr>
             <w:r>
@@ -1940,42 +2871,7 @@
                 <w:sz w:val="18"/>
                 <w:szCs w:val="18"/>
               </w:rPr>
-              <w:t xml:space="preserve">Un mecanismo se lee como </w:t>
-            </w:r>
-            <w:r>
-              <w:rPr>
-                <w:rFonts w:ascii="Arial" w:cs="Arial" w:eastAsia="Arial" w:hAnsi="Arial"/>
-                <w:b/>
-                <w:bCs/>
-                <w:color w:val="1B2430"/>
-                <w:sz w:val="18"/>
-                <w:szCs w:val="18"/>
-              </w:rPr>
-              <w:t xml:space="preserve">una medida y un procedimiento operando juntos y de manera sostenida</w:t>
-            </w:r>
-            <w:r>
-              <w:rPr>
-                <w:rFonts w:ascii="Arial" w:cs="Arial" w:eastAsia="Arial" w:hAnsi="Arial"/>
-                <w:color w:val="1B2430"/>
-                <w:sz w:val="18"/>
-                <w:szCs w:val="18"/>
-              </w:rPr>
-              <w:t xml:space="preserve">, normalmente apoyados en un sistema o en un formato: no es una acción aislada sino un dispositivo que funciona solo, que produce un resultado periódico y que deja rastro sin que nadie tenga que acordarse de generarlo.</w:t>
-            </w:r>
-          </w:p>
-          <w:p>
-            <w:pPr>
-              <w:spacing w:after="0"/>
-              <w:jc w:val="both"/>
-            </w:pPr>
-            <w:r>
-              <w:rPr>
-                <w:rFonts w:ascii="Arial" w:cs="Arial" w:eastAsia="Arial" w:hAnsi="Arial"/>
-                <w:color w:val="1B2430"/>
-                <w:sz w:val="18"/>
-                <w:szCs w:val="18"/>
-              </w:rPr>
-              <w:t xml:space="preserve">Consecuencia práctica: donde la norma pide mecanismo, un párrafo declarativo no basta. Hay que señalar la herramienta, la periodicidad y la salida que produce.</w:t>
+              <w:t xml:space="preserve">Si se necesita una lectura de uso —y como lectura, no como texto—: un mecanismo se entiende como el control operando de manera sostenida, normalmente apoyado en un sistema, que produce un resultado periódico y deja rastro sin que nadie tenga que acordarse de generarlo.</w:t>
             </w:r>
           </w:p>
         </w:tc>
@@ -1985,81 +2881,6 @@
       <w:pPr>
         <w:spacing w:after="190"/>
       </w:pPr>
-    </w:p>
-    <w:p>
-      <w:pPr>
-        <w:spacing w:after="150" w:line="300"/>
-        <w:jc w:val="both"/>
-      </w:pPr>
-      <w:r>
-        <w:rPr>
-          <w:rFonts w:ascii="Georgia" w:cs="Georgia" w:eastAsia="Georgia" w:hAnsi="Georgia"/>
-          <w:color w:val="1B2430"/>
-          <w:sz w:val="20"/>
-          <w:szCs w:val="20"/>
-        </w:rPr>
-        <w:t xml:space="preserve">Con eso, el vocabulario completo del artículo 37 Bis queda en seis registros: </w:t>
-      </w:r>
-      <w:r>
-        <w:rPr>
-          <w:rFonts w:ascii="Georgia" w:cs="Georgia" w:eastAsia="Georgia" w:hAnsi="Georgia"/>
-          <w:b/>
-          <w:bCs/>
-          <w:color w:val="1B2430"/>
-          <w:sz w:val="20"/>
-          <w:szCs w:val="20"/>
-        </w:rPr>
-        <w:t xml:space="preserve">criterio, mecanismo, medida, procedimiento</w:t>
-      </w:r>
-      <w:r>
-        <w:rPr>
-          <w:rFonts w:ascii="Georgia" w:cs="Georgia" w:eastAsia="Georgia" w:hAnsi="Georgia"/>
-          <w:color w:val="1B2430"/>
-          <w:sz w:val="20"/>
-          <w:szCs w:val="20"/>
-        </w:rPr>
-        <w:t xml:space="preserve">, más </w:t>
-      </w:r>
-      <w:r>
-        <w:rPr>
-          <w:rFonts w:ascii="Georgia" w:cs="Georgia" w:eastAsia="Georgia" w:hAnsi="Georgia"/>
-          <w:b/>
-          <w:bCs/>
-          <w:color w:val="1B2430"/>
-          <w:sz w:val="20"/>
-          <w:szCs w:val="20"/>
-        </w:rPr>
-        <w:t xml:space="preserve">funciones y responsabilidades</w:t>
-      </w:r>
-      <w:r>
-        <w:rPr>
-          <w:rFonts w:ascii="Georgia" w:cs="Georgia" w:eastAsia="Georgia" w:hAnsi="Georgia"/>
-          <w:color w:val="1B2430"/>
-          <w:sz w:val="20"/>
-          <w:szCs w:val="20"/>
-        </w:rPr>
-        <w:t xml:space="preserve"> en la fracción X y </w:t>
-      </w:r>
-      <w:r>
-        <w:rPr>
-          <w:rFonts w:ascii="Georgia" w:cs="Georgia" w:eastAsia="Georgia" w:hAnsi="Georgia"/>
-          <w:b/>
-          <w:bCs/>
-          <w:color w:val="1B2430"/>
-          <w:sz w:val="20"/>
-          <w:szCs w:val="20"/>
-        </w:rPr>
-        <w:t xml:space="preserve">programas</w:t>
-      </w:r>
-      <w:r>
-        <w:rPr>
-          <w:rFonts w:ascii="Georgia" w:cs="Georgia" w:eastAsia="Georgia" w:hAnsi="Georgia"/>
-          <w:color w:val="1B2430"/>
-          <w:sz w:val="20"/>
-          <w:szCs w:val="20"/>
-        </w:rPr>
-        <w:t xml:space="preserve"> en la fracción XI.</w:t>
-      </w:r>
     </w:p>
     <w:p>
       <w:r>
@@ -2083,7 +2904,7 @@
           <w:sz w:val="30"/>
           <w:szCs w:val="30"/>
         </w:rPr>
-        <w:t xml:space="preserve">4 · Qué tipo de texto pide cada fracción</w:t>
+        <w:t xml:space="preserve">4 · Las catorce obligaciones del contenido mínimo</w:t>
       </w:r>
     </w:p>
     <w:p>
@@ -2099,7 +2920,7 @@
           <w:sz w:val="19"/>
           <w:szCs w:val="19"/>
         </w:rPr>
-        <w:t xml:space="preserve">Éste es el hallazgo que más trabajo ahorra. El artículo 37 Bis no enumera catorce temas: enumera catorce temas y, en cada uno, dice qué clase de texto quiere. Escribir un criterio donde la norma pide un procedimiento es no cumplir esa fracción.</w:t>
+        <w:t xml:space="preserve">El mismo recorrido, catorce veces. Aquí lo que cada fracción exige y qué tiene que aparecer sí o sí en su apartado, cualquiera que sea el sustantivo que use el artículo.</w:t>
       </w:r>
     </w:p>
     <w:tbl>
@@ -2116,9 +2937,8 @@
       </w:tblPr>
       <w:tblGrid>
         <w:gridCol w:w="560"/>
-        <w:gridCol w:w="3450"/>
-        <w:gridCol w:w="1500"/>
-        <w:gridCol w:w="3850"/>
+        <w:gridCol w:w="3200"/>
+        <w:gridCol w:w="5600"/>
       </w:tblGrid>
       <w:tr>
         <w:trPr>
@@ -2154,7 +2974,7 @@
         </w:tc>
         <w:tc>
           <w:tcPr>
-            <w:tcW w:type="dxa" w:w="3450"/>
+            <w:tcW w:type="dxa" w:w="3200"/>
             <w:shd w:fill="12224A" w:val="clear"/>
             <w:tcMar>
               <w:top w:type="dxa" w:w="90"/>
@@ -2182,7 +3002,7 @@
         </w:tc>
         <w:tc>
           <w:tcPr>
-            <w:tcW w:type="dxa" w:w="1500"/>
+            <w:tcW w:type="dxa" w:w="5600"/>
             <w:shd w:fill="12224A" w:val="clear"/>
             <w:tcMar>
               <w:top w:type="dxa" w:w="90"/>
@@ -2204,13 +3024,1500 @@
                 <w:sz w:val="17"/>
                 <w:szCs w:val="17"/>
               </w:rPr>
-              <w:t xml:space="preserve">Registro que pide</w:t>
-            </w:r>
-          </w:p>
-        </w:tc>
-        <w:tc>
-          <w:tcPr>
-            <w:tcW w:type="dxa" w:w="3850"/>
+              <w:t xml:space="preserve">Qué tiene que aparecer sí o sí en el apartado</w:t>
+            </w:r>
+          </w:p>
+        </w:tc>
+      </w:tr>
+      <w:tr>
+        <w:tc>
+          <w:tcPr>
+            <w:tcW w:type="dxa" w:w="560"/>
+            <w:shd w:fill="FFFFFF" w:val="clear"/>
+            <w:tcMar>
+              <w:top w:type="dxa" w:w="90"/>
+              <w:left w:type="dxa" w:w="120"/>
+              <w:bottom w:type="dxa" w:w="90"/>
+              <w:right w:type="dxa" w:w="120"/>
+            </w:tcMar>
+          </w:tcPr>
+          <w:p>
+            <w:pPr>
+              <w:spacing w:after="0"/>
+            </w:pPr>
+            <w:r>
+              <w:rPr>
+                <w:rFonts w:ascii="Arial" w:cs="Arial" w:eastAsia="Arial" w:hAnsi="Arial"/>
+                <w:color w:val="1B2430"/>
+                <w:sz w:val="17"/>
+                <w:szCs w:val="17"/>
+              </w:rPr>
+              <w:t xml:space="preserve">I</w:t>
+            </w:r>
+          </w:p>
+        </w:tc>
+        <w:tc>
+          <w:tcPr>
+            <w:tcW w:type="dxa" w:w="3200"/>
+            <w:shd w:fill="FFFFFF" w:val="clear"/>
+            <w:tcMar>
+              <w:top w:type="dxa" w:w="90"/>
+              <w:left w:type="dxa" w:w="120"/>
+              <w:bottom w:type="dxa" w:w="90"/>
+              <w:right w:type="dxa" w:w="120"/>
+            </w:tcMar>
+          </w:tcPr>
+          <w:p>
+            <w:pPr>
+              <w:spacing w:after="0"/>
+            </w:pPr>
+            <w:r>
+              <w:rPr>
+                <w:rFonts w:ascii="Arial" w:cs="Arial" w:eastAsia="Arial" w:hAnsi="Arial"/>
+                <w:color w:val="1B2430"/>
+                <w:sz w:val="17"/>
+                <w:szCs w:val="17"/>
+              </w:rPr>
+              <w:t xml:space="preserve">Los criterios para la identificación </w:t>
+            </w:r>
+            <w:r>
+              <w:rPr>
+                <w:rFonts w:ascii="Arial" w:cs="Arial" w:eastAsia="Arial" w:hAnsi="Arial"/>
+                <w:b/>
+                <w:bCs/>
+                <w:color w:val="1B2430"/>
+                <w:sz w:val="17"/>
+                <w:szCs w:val="17"/>
+              </w:rPr>
+              <w:t xml:space="preserve">y conocimiento</w:t>
+            </w:r>
+            <w:r>
+              <w:rPr>
+                <w:rFonts w:ascii="Arial" w:cs="Arial" w:eastAsia="Arial" w:hAnsi="Arial"/>
+                <w:color w:val="1B2430"/>
+                <w:sz w:val="17"/>
+                <w:szCs w:val="17"/>
+              </w:rPr>
+              <w:t xml:space="preserve"> de Clientes o Usuarias</w:t>
+            </w:r>
+          </w:p>
+        </w:tc>
+        <w:tc>
+          <w:tcPr>
+            <w:tcW w:type="dxa" w:w="5600"/>
+            <w:shd w:fill="FFFFFF" w:val="clear"/>
+            <w:tcMar>
+              <w:top w:type="dxa" w:w="90"/>
+              <w:left w:type="dxa" w:w="120"/>
+              <w:bottom w:type="dxa" w:w="90"/>
+              <w:right w:type="dxa" w:w="120"/>
+            </w:tcMar>
+          </w:tcPr>
+          <w:p>
+            <w:pPr>
+              <w:spacing w:after="0"/>
+            </w:pPr>
+            <w:r>
+              <w:rPr>
+                <w:rFonts w:ascii="Arial" w:cs="Arial" w:eastAsia="Arial" w:hAnsi="Arial"/>
+                <w:color w:val="1B2430"/>
+                <w:sz w:val="17"/>
+                <w:szCs w:val="17"/>
+              </w:rPr>
+              <w:t xml:space="preserve">Son </w:t>
+            </w:r>
+            <w:r>
+              <w:rPr>
+                <w:rFonts w:ascii="Arial" w:cs="Arial" w:eastAsia="Arial" w:hAnsi="Arial"/>
+                <w:b/>
+                <w:bCs/>
+                <w:color w:val="1B2430"/>
+                <w:sz w:val="17"/>
+                <w:szCs w:val="17"/>
+              </w:rPr>
+              <w:t xml:space="preserve">dos</w:t>
+            </w:r>
+            <w:r>
+              <w:rPr>
+                <w:rFonts w:ascii="Arial" w:cs="Arial" w:eastAsia="Arial" w:hAnsi="Arial"/>
+                <w:color w:val="1B2430"/>
+                <w:sz w:val="17"/>
+                <w:szCs w:val="17"/>
+              </w:rPr>
+              <w:t xml:space="preserve"> obligaciones, no una. Identificar: umbrales, supuestos y qué documento se pide en cada caso (Capítulo III). Conocer: la política del Capítulo III Ter, con Perfil transaccional, monitoreo y criterios de Grado de Riesgo. Tener el expediente no cubre la segunda.</w:t>
+            </w:r>
+          </w:p>
+        </w:tc>
+      </w:tr>
+      <w:tr>
+        <w:tc>
+          <w:tcPr>
+            <w:tcW w:type="dxa" w:w="560"/>
+            <w:shd w:fill="F7F8FA" w:val="clear"/>
+            <w:tcMar>
+              <w:top w:type="dxa" w:w="90"/>
+              <w:left w:type="dxa" w:w="120"/>
+              <w:bottom w:type="dxa" w:w="90"/>
+              <w:right w:type="dxa" w:w="120"/>
+            </w:tcMar>
+          </w:tcPr>
+          <w:p>
+            <w:pPr>
+              <w:spacing w:after="0"/>
+            </w:pPr>
+            <w:r>
+              <w:rPr>
+                <w:rFonts w:ascii="Arial" w:cs="Arial" w:eastAsia="Arial" w:hAnsi="Arial"/>
+                <w:color w:val="1B2430"/>
+                <w:sz w:val="17"/>
+                <w:szCs w:val="17"/>
+              </w:rPr>
+              <w:t xml:space="preserve">II</w:t>
+            </w:r>
+          </w:p>
+        </w:tc>
+        <w:tc>
+          <w:tcPr>
+            <w:tcW w:type="dxa" w:w="3200"/>
+            <w:shd w:fill="F7F8FA" w:val="clear"/>
+            <w:tcMar>
+              <w:top w:type="dxa" w:w="90"/>
+              <w:left w:type="dxa" w:w="120"/>
+              <w:bottom w:type="dxa" w:w="90"/>
+              <w:right w:type="dxa" w:w="120"/>
+            </w:tcMar>
+          </w:tcPr>
+          <w:p>
+            <w:pPr>
+              <w:spacing w:after="0"/>
+            </w:pPr>
+            <w:r>
+              <w:rPr>
+                <w:rFonts w:ascii="Arial" w:cs="Arial" w:eastAsia="Arial" w:hAnsi="Arial"/>
+                <w:color w:val="1B2430"/>
+                <w:sz w:val="17"/>
+                <w:szCs w:val="17"/>
+              </w:rPr>
+              <w:t xml:space="preserve">Los mecanismos de clasificación de Riesgo</w:t>
+            </w:r>
+          </w:p>
+        </w:tc>
+        <w:tc>
+          <w:tcPr>
+            <w:tcW w:type="dxa" w:w="5600"/>
+            <w:shd w:fill="F7F8FA" w:val="clear"/>
+            <w:tcMar>
+              <w:top w:type="dxa" w:w="90"/>
+              <w:left w:type="dxa" w:w="120"/>
+              <w:bottom w:type="dxa" w:w="90"/>
+              <w:right w:type="dxa" w:w="120"/>
+            </w:tcMar>
+          </w:tcPr>
+          <w:p>
+            <w:pPr>
+              <w:spacing w:after="0"/>
+            </w:pPr>
+            <w:r>
+              <w:rPr>
+                <w:rFonts w:ascii="Arial" w:cs="Arial" w:eastAsia="Arial" w:hAnsi="Arial"/>
+                <w:color w:val="1B2430"/>
+                <w:sz w:val="17"/>
+                <w:szCs w:val="17"/>
+              </w:rPr>
+              <w:t xml:space="preserve">La herramienta, la periodicidad y la salida: el grado asignado y dónde queda registrado.</w:t>
+            </w:r>
+          </w:p>
+        </w:tc>
+      </w:tr>
+      <w:tr>
+        <w:tc>
+          <w:tcPr>
+            <w:tcW w:type="dxa" w:w="560"/>
+            <w:shd w:fill="FFFFFF" w:val="clear"/>
+            <w:tcMar>
+              <w:top w:type="dxa" w:w="90"/>
+              <w:left w:type="dxa" w:w="120"/>
+              <w:bottom w:type="dxa" w:w="90"/>
+              <w:right w:type="dxa" w:w="120"/>
+            </w:tcMar>
+          </w:tcPr>
+          <w:p>
+            <w:pPr>
+              <w:spacing w:after="0"/>
+            </w:pPr>
+            <w:r>
+              <w:rPr>
+                <w:rFonts w:ascii="Arial" w:cs="Arial" w:eastAsia="Arial" w:hAnsi="Arial"/>
+                <w:color w:val="1B2430"/>
+                <w:sz w:val="17"/>
+                <w:szCs w:val="17"/>
+              </w:rPr>
+              <w:t xml:space="preserve">III</w:t>
+            </w:r>
+          </w:p>
+        </w:tc>
+        <w:tc>
+          <w:tcPr>
+            <w:tcW w:type="dxa" w:w="3200"/>
+            <w:shd w:fill="FFFFFF" w:val="clear"/>
+            <w:tcMar>
+              <w:top w:type="dxa" w:w="90"/>
+              <w:left w:type="dxa" w:w="120"/>
+              <w:bottom w:type="dxa" w:w="90"/>
+              <w:right w:type="dxa" w:w="120"/>
+            </w:tcMar>
+          </w:tcPr>
+          <w:p>
+            <w:pPr>
+              <w:spacing w:after="0"/>
+            </w:pPr>
+            <w:r>
+              <w:rPr>
+                <w:rFonts w:ascii="Arial" w:cs="Arial" w:eastAsia="Arial" w:hAnsi="Arial"/>
+                <w:color w:val="1B2430"/>
+                <w:sz w:val="17"/>
+                <w:szCs w:val="17"/>
+              </w:rPr>
+              <w:t xml:space="preserve">Las medidas de debida diligencia aplicables conforme al Grado de Riesgo</w:t>
+            </w:r>
+          </w:p>
+        </w:tc>
+        <w:tc>
+          <w:tcPr>
+            <w:tcW w:type="dxa" w:w="5600"/>
+            <w:shd w:fill="FFFFFF" w:val="clear"/>
+            <w:tcMar>
+              <w:top w:type="dxa" w:w="90"/>
+              <w:left w:type="dxa" w:w="120"/>
+              <w:bottom w:type="dxa" w:w="90"/>
+              <w:right w:type="dxa" w:w="120"/>
+            </w:tcMar>
+          </w:tcPr>
+          <w:p>
+            <w:pPr>
+              <w:spacing w:after="0"/>
+            </w:pPr>
+            <w:r>
+              <w:rPr>
+                <w:rFonts w:ascii="Arial" w:cs="Arial" w:eastAsia="Arial" w:hAnsi="Arial"/>
+                <w:color w:val="1B2430"/>
+                <w:sz w:val="17"/>
+                <w:szCs w:val="17"/>
+              </w:rPr>
+              <w:t xml:space="preserve">Qué se hace de más en cada grado, enunciado grado por grado. No un párrafo genérico.</w:t>
+            </w:r>
+          </w:p>
+        </w:tc>
+      </w:tr>
+      <w:tr>
+        <w:tc>
+          <w:tcPr>
+            <w:tcW w:type="dxa" w:w="560"/>
+            <w:shd w:fill="F7F8FA" w:val="clear"/>
+            <w:tcMar>
+              <w:top w:type="dxa" w:w="90"/>
+              <w:left w:type="dxa" w:w="120"/>
+              <w:bottom w:type="dxa" w:w="90"/>
+              <w:right w:type="dxa" w:w="120"/>
+            </w:tcMar>
+          </w:tcPr>
+          <w:p>
+            <w:pPr>
+              <w:spacing w:after="0"/>
+            </w:pPr>
+            <w:r>
+              <w:rPr>
+                <w:rFonts w:ascii="Arial" w:cs="Arial" w:eastAsia="Arial" w:hAnsi="Arial"/>
+                <w:color w:val="1B2430"/>
+                <w:sz w:val="17"/>
+                <w:szCs w:val="17"/>
+              </w:rPr>
+              <w:t xml:space="preserve">IV</w:t>
+            </w:r>
+          </w:p>
+        </w:tc>
+        <w:tc>
+          <w:tcPr>
+            <w:tcW w:type="dxa" w:w="3200"/>
+            <w:shd w:fill="F7F8FA" w:val="clear"/>
+            <w:tcMar>
+              <w:top w:type="dxa" w:w="90"/>
+              <w:left w:type="dxa" w:w="120"/>
+              <w:bottom w:type="dxa" w:w="90"/>
+              <w:right w:type="dxa" w:w="120"/>
+            </w:tcMar>
+          </w:tcPr>
+          <w:p>
+            <w:pPr>
+              <w:spacing w:after="0"/>
+            </w:pPr>
+            <w:r>
+              <w:rPr>
+                <w:rFonts w:ascii="Arial" w:cs="Arial" w:eastAsia="Arial" w:hAnsi="Arial"/>
+                <w:color w:val="1B2430"/>
+                <w:sz w:val="17"/>
+                <w:szCs w:val="17"/>
+              </w:rPr>
+              <w:t xml:space="preserve">Los procedimientos para la identificación y seguimiento reforzado de PEP</w:t>
+            </w:r>
+          </w:p>
+        </w:tc>
+        <w:tc>
+          <w:tcPr>
+            <w:tcW w:type="dxa" w:w="5600"/>
+            <w:shd w:fill="F7F8FA" w:val="clear"/>
+            <w:tcMar>
+              <w:top w:type="dxa" w:w="90"/>
+              <w:left w:type="dxa" w:w="120"/>
+              <w:bottom w:type="dxa" w:w="90"/>
+              <w:right w:type="dxa" w:w="120"/>
+            </w:tcMar>
+          </w:tcPr>
+          <w:p>
+            <w:pPr>
+              <w:spacing w:after="0"/>
+            </w:pPr>
+            <w:r>
+              <w:rPr>
+                <w:rFonts w:ascii="Arial" w:cs="Arial" w:eastAsia="Arial" w:hAnsi="Arial"/>
+                <w:color w:val="1B2430"/>
+                <w:sz w:val="17"/>
+                <w:szCs w:val="17"/>
+              </w:rPr>
+              <w:t xml:space="preserve">Fuentes que se consultan, qué se hace ante coincidencia parcial, quién es «directivo o su equivalente», y qué pasa si no aprueba.</w:t>
+            </w:r>
+          </w:p>
+        </w:tc>
+      </w:tr>
+      <w:tr>
+        <w:tc>
+          <w:tcPr>
+            <w:tcW w:type="dxa" w:w="560"/>
+            <w:shd w:fill="FFFFFF" w:val="clear"/>
+            <w:tcMar>
+              <w:top w:type="dxa" w:w="90"/>
+              <w:left w:type="dxa" w:w="120"/>
+              <w:bottom w:type="dxa" w:w="90"/>
+              <w:right w:type="dxa" w:w="120"/>
+            </w:tcMar>
+          </w:tcPr>
+          <w:p>
+            <w:pPr>
+              <w:spacing w:after="0"/>
+            </w:pPr>
+            <w:r>
+              <w:rPr>
+                <w:rFonts w:ascii="Arial" w:cs="Arial" w:eastAsia="Arial" w:hAnsi="Arial"/>
+                <w:color w:val="1B2430"/>
+                <w:sz w:val="17"/>
+                <w:szCs w:val="17"/>
+              </w:rPr>
+              <w:t xml:space="preserve">V</w:t>
+            </w:r>
+          </w:p>
+        </w:tc>
+        <w:tc>
+          <w:tcPr>
+            <w:tcW w:type="dxa" w:w="3200"/>
+            <w:shd w:fill="FFFFFF" w:val="clear"/>
+            <w:tcMar>
+              <w:top w:type="dxa" w:w="90"/>
+              <w:left w:type="dxa" w:w="120"/>
+              <w:bottom w:type="dxa" w:w="90"/>
+              <w:right w:type="dxa" w:w="120"/>
+            </w:tcMar>
+          </w:tcPr>
+          <w:p>
+            <w:pPr>
+              <w:spacing w:after="0"/>
+            </w:pPr>
+            <w:r>
+              <w:rPr>
+                <w:rFonts w:ascii="Arial" w:cs="Arial" w:eastAsia="Arial" w:hAnsi="Arial"/>
+                <w:color w:val="1B2430"/>
+                <w:sz w:val="17"/>
+                <w:szCs w:val="17"/>
+              </w:rPr>
+              <w:t xml:space="preserve">Los mecanismos para detectar actos u operaciones fuera del Perfil transaccional</w:t>
+            </w:r>
+          </w:p>
+        </w:tc>
+        <w:tc>
+          <w:tcPr>
+            <w:tcW w:type="dxa" w:w="5600"/>
+            <w:shd w:fill="FFFFFF" w:val="clear"/>
+            <w:tcMar>
+              <w:top w:type="dxa" w:w="90"/>
+              <w:left w:type="dxa" w:w="120"/>
+              <w:bottom w:type="dxa" w:w="90"/>
+              <w:right w:type="dxa" w:w="120"/>
+            </w:tcMar>
+          </w:tcPr>
+          <w:p>
+            <w:pPr>
+              <w:spacing w:after="0"/>
+            </w:pPr>
+            <w:r>
+              <w:rPr>
+                <w:rFonts w:ascii="Arial" w:cs="Arial" w:eastAsia="Arial" w:hAnsi="Arial"/>
+                <w:color w:val="1B2430"/>
+                <w:sz w:val="17"/>
+                <w:szCs w:val="17"/>
+              </w:rPr>
+              <w:t xml:space="preserve">Qué dispara la alerta, quién la atiende, en cuánto tiempo y qué documento deja su cierre.</w:t>
+            </w:r>
+          </w:p>
+        </w:tc>
+      </w:tr>
+      <w:tr>
+        <w:tc>
+          <w:tcPr>
+            <w:tcW w:type="dxa" w:w="560"/>
+            <w:shd w:fill="F7F8FA" w:val="clear"/>
+            <w:tcMar>
+              <w:top w:type="dxa" w:w="90"/>
+              <w:left w:type="dxa" w:w="120"/>
+              <w:bottom w:type="dxa" w:w="90"/>
+              <w:right w:type="dxa" w:w="120"/>
+            </w:tcMar>
+          </w:tcPr>
+          <w:p>
+            <w:pPr>
+              <w:spacing w:after="0"/>
+            </w:pPr>
+            <w:r>
+              <w:rPr>
+                <w:rFonts w:ascii="Arial" w:cs="Arial" w:eastAsia="Arial" w:hAnsi="Arial"/>
+                <w:color w:val="1B2430"/>
+                <w:sz w:val="17"/>
+                <w:szCs w:val="17"/>
+              </w:rPr>
+              <w:t xml:space="preserve">VI</w:t>
+            </w:r>
+          </w:p>
+        </w:tc>
+        <w:tc>
+          <w:tcPr>
+            <w:tcW w:type="dxa" w:w="3200"/>
+            <w:shd w:fill="F7F8FA" w:val="clear"/>
+            <w:tcMar>
+              <w:top w:type="dxa" w:w="90"/>
+              <w:left w:type="dxa" w:w="120"/>
+              <w:bottom w:type="dxa" w:w="90"/>
+              <w:right w:type="dxa" w:w="120"/>
+            </w:tcMar>
+          </w:tcPr>
+          <w:p>
+            <w:pPr>
+              <w:spacing w:after="0"/>
+            </w:pPr>
+            <w:r>
+              <w:rPr>
+                <w:rFonts w:ascii="Arial" w:cs="Arial" w:eastAsia="Arial" w:hAnsi="Arial"/>
+                <w:color w:val="1B2430"/>
+                <w:sz w:val="17"/>
+                <w:szCs w:val="17"/>
+              </w:rPr>
+              <w:t xml:space="preserve">Los procedimientos para la presentación de Avisos e Informes</w:t>
+            </w:r>
+          </w:p>
+        </w:tc>
+        <w:tc>
+          <w:tcPr>
+            <w:tcW w:type="dxa" w:w="5600"/>
+            <w:shd w:fill="F7F8FA" w:val="clear"/>
+            <w:tcMar>
+              <w:top w:type="dxa" w:w="90"/>
+              <w:left w:type="dxa" w:w="120"/>
+              <w:bottom w:type="dxa" w:w="90"/>
+              <w:right w:type="dxa" w:w="120"/>
+            </w:tcMar>
+          </w:tcPr>
+          <w:p>
+            <w:pPr>
+              <w:spacing w:after="0"/>
+            </w:pPr>
+            <w:r>
+              <w:rPr>
+                <w:rFonts w:ascii="Arial" w:cs="Arial" w:eastAsia="Arial" w:hAnsi="Arial"/>
+                <w:color w:val="1B2430"/>
+                <w:sz w:val="17"/>
+                <w:szCs w:val="17"/>
+              </w:rPr>
+              <w:t xml:space="preserve">Quién arma, quién revisa, quién envía, en qué plazo y dónde queda el acuse.</w:t>
+            </w:r>
+          </w:p>
+        </w:tc>
+      </w:tr>
+      <w:tr>
+        <w:tc>
+          <w:tcPr>
+            <w:tcW w:type="dxa" w:w="560"/>
+            <w:shd w:fill="FFFFFF" w:val="clear"/>
+            <w:tcMar>
+              <w:top w:type="dxa" w:w="90"/>
+              <w:left w:type="dxa" w:w="120"/>
+              <w:bottom w:type="dxa" w:w="90"/>
+              <w:right w:type="dxa" w:w="120"/>
+            </w:tcMar>
+          </w:tcPr>
+          <w:p>
+            <w:pPr>
+              <w:spacing w:after="0"/>
+            </w:pPr>
+            <w:r>
+              <w:rPr>
+                <w:rFonts w:ascii="Arial" w:cs="Arial" w:eastAsia="Arial" w:hAnsi="Arial"/>
+                <w:color w:val="1B2430"/>
+                <w:sz w:val="17"/>
+                <w:szCs w:val="17"/>
+              </w:rPr>
+              <w:t xml:space="preserve">VII</w:t>
+            </w:r>
+          </w:p>
+        </w:tc>
+        <w:tc>
+          <w:tcPr>
+            <w:tcW w:type="dxa" w:w="3200"/>
+            <w:shd w:fill="FFFFFF" w:val="clear"/>
+            <w:tcMar>
+              <w:top w:type="dxa" w:w="90"/>
+              <w:left w:type="dxa" w:w="120"/>
+              <w:bottom w:type="dxa" w:w="90"/>
+              <w:right w:type="dxa" w:w="120"/>
+            </w:tcMar>
+          </w:tcPr>
+          <w:p>
+            <w:pPr>
+              <w:spacing w:after="0"/>
+            </w:pPr>
+            <w:r>
+              <w:rPr>
+                <w:rFonts w:ascii="Arial" w:cs="Arial" w:eastAsia="Arial" w:hAnsi="Arial"/>
+                <w:color w:val="1B2430"/>
+                <w:sz w:val="17"/>
+                <w:szCs w:val="17"/>
+              </w:rPr>
+              <w:t xml:space="preserve">Los mecanismos de conservación de información y documentación</w:t>
+            </w:r>
+          </w:p>
+        </w:tc>
+        <w:tc>
+          <w:tcPr>
+            <w:tcW w:type="dxa" w:w="5600"/>
+            <w:shd w:fill="FFFFFF" w:val="clear"/>
+            <w:tcMar>
+              <w:top w:type="dxa" w:w="90"/>
+              <w:left w:type="dxa" w:w="120"/>
+              <w:bottom w:type="dxa" w:w="90"/>
+              <w:right w:type="dxa" w:w="120"/>
+            </w:tcMar>
+          </w:tcPr>
+          <w:p>
+            <w:pPr>
+              <w:spacing w:after="0"/>
+            </w:pPr>
+            <w:r>
+              <w:rPr>
+                <w:rFonts w:ascii="Arial" w:cs="Arial" w:eastAsia="Arial" w:hAnsi="Arial"/>
+                <w:color w:val="1B2430"/>
+                <w:sz w:val="17"/>
+                <w:szCs w:val="17"/>
+              </w:rPr>
+              <w:t xml:space="preserve">Repositorio, control de acceso y los </w:t>
+            </w:r>
+            <w:r>
+              <w:rPr>
+                <w:rFonts w:ascii="Arial" w:cs="Arial" w:eastAsia="Arial" w:hAnsi="Arial"/>
+                <w:b/>
+                <w:bCs/>
+                <w:color w:val="1B2430"/>
+                <w:sz w:val="17"/>
+                <w:szCs w:val="17"/>
+              </w:rPr>
+              <w:t xml:space="preserve">tres</w:t>
+            </w:r>
+            <w:r>
+              <w:rPr>
+                <w:rFonts w:ascii="Arial" w:cs="Arial" w:eastAsia="Arial" w:hAnsi="Arial"/>
+                <w:color w:val="1B2430"/>
+                <w:sz w:val="17"/>
+                <w:szCs w:val="17"/>
+              </w:rPr>
+              <w:t xml:space="preserve"> plazos de diez años con sus tres fechas de arranque distintas.</w:t>
+            </w:r>
+          </w:p>
+        </w:tc>
+      </w:tr>
+      <w:tr>
+        <w:tc>
+          <w:tcPr>
+            <w:tcW w:type="dxa" w:w="560"/>
+            <w:shd w:fill="F7F8FA" w:val="clear"/>
+            <w:tcMar>
+              <w:top w:type="dxa" w:w="90"/>
+              <w:left w:type="dxa" w:w="120"/>
+              <w:bottom w:type="dxa" w:w="90"/>
+              <w:right w:type="dxa" w:w="120"/>
+            </w:tcMar>
+          </w:tcPr>
+          <w:p>
+            <w:pPr>
+              <w:spacing w:after="0"/>
+            </w:pPr>
+            <w:r>
+              <w:rPr>
+                <w:rFonts w:ascii="Arial" w:cs="Arial" w:eastAsia="Arial" w:hAnsi="Arial"/>
+                <w:color w:val="1B2430"/>
+                <w:sz w:val="17"/>
+                <w:szCs w:val="17"/>
+              </w:rPr>
+              <w:t xml:space="preserve">VIII</w:t>
+            </w:r>
+          </w:p>
+        </w:tc>
+        <w:tc>
+          <w:tcPr>
+            <w:tcW w:type="dxa" w:w="3200"/>
+            <w:shd w:fill="F7F8FA" w:val="clear"/>
+            <w:tcMar>
+              <w:top w:type="dxa" w:w="90"/>
+              <w:left w:type="dxa" w:w="120"/>
+              <w:bottom w:type="dxa" w:w="90"/>
+              <w:right w:type="dxa" w:w="120"/>
+            </w:tcMar>
+          </w:tcPr>
+          <w:p>
+            <w:pPr>
+              <w:spacing w:after="0"/>
+            </w:pPr>
+            <w:r>
+              <w:rPr>
+                <w:rFonts w:ascii="Arial" w:cs="Arial" w:eastAsia="Arial" w:hAnsi="Arial"/>
+                <w:color w:val="1B2430"/>
+                <w:sz w:val="17"/>
+                <w:szCs w:val="17"/>
+              </w:rPr>
+              <w:t xml:space="preserve">Los mecanismos para dar seguimiento y acumular actos u operaciones</w:t>
+            </w:r>
+          </w:p>
+        </w:tc>
+        <w:tc>
+          <w:tcPr>
+            <w:tcW w:type="dxa" w:w="5600"/>
+            <w:shd w:fill="F7F8FA" w:val="clear"/>
+            <w:tcMar>
+              <w:top w:type="dxa" w:w="90"/>
+              <w:left w:type="dxa" w:w="120"/>
+              <w:bottom w:type="dxa" w:w="90"/>
+              <w:right w:type="dxa" w:w="120"/>
+            </w:tcMar>
+          </w:tcPr>
+          <w:p>
+            <w:pPr>
+              <w:spacing w:after="0"/>
+            </w:pPr>
+            <w:r>
+              <w:rPr>
+                <w:rFonts w:ascii="Arial" w:cs="Arial" w:eastAsia="Arial" w:hAnsi="Arial"/>
+                <w:color w:val="1B2430"/>
+                <w:sz w:val="17"/>
+                <w:szCs w:val="17"/>
+              </w:rPr>
+              <w:t xml:space="preserve">El sistema que acumula por Cliente y por tipo de acto, el periodo, y la alerta al alcanzar el umbral.</w:t>
+            </w:r>
+          </w:p>
+        </w:tc>
+      </w:tr>
+      <w:tr>
+        <w:tc>
+          <w:tcPr>
+            <w:tcW w:type="dxa" w:w="560"/>
+            <w:shd w:fill="FFFFFF" w:val="clear"/>
+            <w:tcMar>
+              <w:top w:type="dxa" w:w="90"/>
+              <w:left w:type="dxa" w:w="120"/>
+              <w:bottom w:type="dxa" w:w="90"/>
+              <w:right w:type="dxa" w:w="120"/>
+            </w:tcMar>
+          </w:tcPr>
+          <w:p>
+            <w:pPr>
+              <w:spacing w:after="0"/>
+            </w:pPr>
+            <w:r>
+              <w:rPr>
+                <w:rFonts w:ascii="Arial" w:cs="Arial" w:eastAsia="Arial" w:hAnsi="Arial"/>
+                <w:color w:val="1B2430"/>
+                <w:sz w:val="17"/>
+                <w:szCs w:val="17"/>
+              </w:rPr>
+              <w:t xml:space="preserve">IX</w:t>
+            </w:r>
+          </w:p>
+        </w:tc>
+        <w:tc>
+          <w:tcPr>
+            <w:tcW w:type="dxa" w:w="3200"/>
+            <w:shd w:fill="FFFFFF" w:val="clear"/>
+            <w:tcMar>
+              <w:top w:type="dxa" w:w="90"/>
+              <w:left w:type="dxa" w:w="120"/>
+              <w:bottom w:type="dxa" w:w="90"/>
+              <w:right w:type="dxa" w:w="120"/>
+            </w:tcMar>
+          </w:tcPr>
+          <w:p>
+            <w:pPr>
+              <w:spacing w:after="0"/>
+            </w:pPr>
+            <w:r>
+              <w:rPr>
+                <w:rFonts w:ascii="Arial" w:cs="Arial" w:eastAsia="Arial" w:hAnsi="Arial"/>
+                <w:color w:val="1B2430"/>
+                <w:sz w:val="17"/>
+                <w:szCs w:val="17"/>
+              </w:rPr>
+              <w:t xml:space="preserve">Los mecanismos para identificar personas en listas de autoridades u organismos internacionales</w:t>
+            </w:r>
+          </w:p>
+        </w:tc>
+        <w:tc>
+          <w:tcPr>
+            <w:tcW w:type="dxa" w:w="5600"/>
+            <w:shd w:fill="FFFFFF" w:val="clear"/>
+            <w:tcMar>
+              <w:top w:type="dxa" w:w="90"/>
+              <w:left w:type="dxa" w:w="120"/>
+              <w:bottom w:type="dxa" w:w="90"/>
+              <w:right w:type="dxa" w:w="120"/>
+            </w:tcMar>
+          </w:tcPr>
+          <w:p>
+            <w:pPr>
+              <w:spacing w:after="0"/>
+            </w:pPr>
+            <w:r>
+              <w:rPr>
+                <w:rFonts w:ascii="Arial" w:cs="Arial" w:eastAsia="Arial" w:hAnsi="Arial"/>
+                <w:color w:val="1B2430"/>
+                <w:sz w:val="17"/>
+                <w:szCs w:val="17"/>
+              </w:rPr>
+              <w:t xml:space="preserve">Qué listas por su nombre, con qué frecuencia se consultan, y el procedimiento de coincidencia.</w:t>
+            </w:r>
+          </w:p>
+        </w:tc>
+      </w:tr>
+      <w:tr>
+        <w:tc>
+          <w:tcPr>
+            <w:tcW w:type="dxa" w:w="560"/>
+            <w:shd w:fill="F7F8FA" w:val="clear"/>
+            <w:tcMar>
+              <w:top w:type="dxa" w:w="90"/>
+              <w:left w:type="dxa" w:w="120"/>
+              <w:bottom w:type="dxa" w:w="90"/>
+              <w:right w:type="dxa" w:w="120"/>
+            </w:tcMar>
+          </w:tcPr>
+          <w:p>
+            <w:pPr>
+              <w:spacing w:after="0"/>
+            </w:pPr>
+            <w:r>
+              <w:rPr>
+                <w:rFonts w:ascii="Arial" w:cs="Arial" w:eastAsia="Arial" w:hAnsi="Arial"/>
+                <w:color w:val="1B2430"/>
+                <w:sz w:val="17"/>
+                <w:szCs w:val="17"/>
+              </w:rPr>
+              <w:t xml:space="preserve">X</w:t>
+            </w:r>
+          </w:p>
+        </w:tc>
+        <w:tc>
+          <w:tcPr>
+            <w:tcW w:type="dxa" w:w="3200"/>
+            <w:shd w:fill="F7F8FA" w:val="clear"/>
+            <w:tcMar>
+              <w:top w:type="dxa" w:w="90"/>
+              <w:left w:type="dxa" w:w="120"/>
+              <w:bottom w:type="dxa" w:w="90"/>
+              <w:right w:type="dxa" w:w="120"/>
+            </w:tcMar>
+          </w:tcPr>
+          <w:p>
+            <w:pPr>
+              <w:spacing w:after="0"/>
+            </w:pPr>
+            <w:r>
+              <w:rPr>
+                <w:rFonts w:ascii="Arial" w:cs="Arial" w:eastAsia="Arial" w:hAnsi="Arial"/>
+                <w:color w:val="1B2430"/>
+                <w:sz w:val="17"/>
+                <w:szCs w:val="17"/>
+              </w:rPr>
+              <w:t xml:space="preserve">Las funciones y responsabilidades de la persona Representante</w:t>
+            </w:r>
+          </w:p>
+        </w:tc>
+        <w:tc>
+          <w:tcPr>
+            <w:tcW w:type="dxa" w:w="5600"/>
+            <w:shd w:fill="F7F8FA" w:val="clear"/>
+            <w:tcMar>
+              <w:top w:type="dxa" w:w="90"/>
+              <w:left w:type="dxa" w:w="120"/>
+              <w:bottom w:type="dxa" w:w="90"/>
+              <w:right w:type="dxa" w:w="120"/>
+            </w:tcMar>
+          </w:tcPr>
+          <w:p>
+            <w:pPr>
+              <w:spacing w:after="0"/>
+            </w:pPr>
+            <w:r>
+              <w:rPr>
+                <w:rFonts w:ascii="Arial" w:cs="Arial" w:eastAsia="Arial" w:hAnsi="Arial"/>
+                <w:color w:val="1B2430"/>
+                <w:sz w:val="17"/>
+                <w:szCs w:val="17"/>
+              </w:rPr>
+              <w:t xml:space="preserve">Un listado de facultades y deberes por cargo, y quién responde mientras no haya designación aceptada.</w:t>
+            </w:r>
+          </w:p>
+        </w:tc>
+      </w:tr>
+      <w:tr>
+        <w:tc>
+          <w:tcPr>
+            <w:tcW w:type="dxa" w:w="560"/>
+            <w:shd w:fill="FFFFFF" w:val="clear"/>
+            <w:tcMar>
+              <w:top w:type="dxa" w:w="90"/>
+              <w:left w:type="dxa" w:w="120"/>
+              <w:bottom w:type="dxa" w:w="90"/>
+              <w:right w:type="dxa" w:w="120"/>
+            </w:tcMar>
+          </w:tcPr>
+          <w:p>
+            <w:pPr>
+              <w:spacing w:after="0"/>
+            </w:pPr>
+            <w:r>
+              <w:rPr>
+                <w:rFonts w:ascii="Arial" w:cs="Arial" w:eastAsia="Arial" w:hAnsi="Arial"/>
+                <w:color w:val="1B2430"/>
+                <w:sz w:val="17"/>
+                <w:szCs w:val="17"/>
+              </w:rPr>
+              <w:t xml:space="preserve">XI</w:t>
+            </w:r>
+          </w:p>
+        </w:tc>
+        <w:tc>
+          <w:tcPr>
+            <w:tcW w:type="dxa" w:w="3200"/>
+            <w:shd w:fill="FFFFFF" w:val="clear"/>
+            <w:tcMar>
+              <w:top w:type="dxa" w:w="90"/>
+              <w:left w:type="dxa" w:w="120"/>
+              <w:bottom w:type="dxa" w:w="90"/>
+              <w:right w:type="dxa" w:w="120"/>
+            </w:tcMar>
+          </w:tcPr>
+          <w:p>
+            <w:pPr>
+              <w:spacing w:after="0"/>
+            </w:pPr>
+            <w:r>
+              <w:rPr>
+                <w:rFonts w:ascii="Arial" w:cs="Arial" w:eastAsia="Arial" w:hAnsi="Arial"/>
+                <w:color w:val="1B2430"/>
+                <w:sz w:val="17"/>
+                <w:szCs w:val="17"/>
+              </w:rPr>
+              <w:t xml:space="preserve">Los programas de capacitación</w:t>
+            </w:r>
+          </w:p>
+        </w:tc>
+        <w:tc>
+          <w:tcPr>
+            <w:tcW w:type="dxa" w:w="5600"/>
+            <w:shd w:fill="FFFFFF" w:val="clear"/>
+            <w:tcMar>
+              <w:top w:type="dxa" w:w="90"/>
+              <w:left w:type="dxa" w:w="120"/>
+              <w:bottom w:type="dxa" w:w="90"/>
+              <w:right w:type="dxa" w:w="120"/>
+            </w:tcMar>
+          </w:tcPr>
+          <w:p>
+            <w:pPr>
+              <w:spacing w:after="0"/>
+            </w:pPr>
+            <w:r>
+              <w:rPr>
+                <w:rFonts w:ascii="Arial" w:cs="Arial" w:eastAsia="Arial" w:hAnsi="Arial"/>
+                <w:color w:val="1B2430"/>
+                <w:sz w:val="17"/>
+                <w:szCs w:val="17"/>
+              </w:rPr>
+              <w:t xml:space="preserve">Destinatarios, temas, periodicidad, quién imparte y cómo acredita sus cinco años, y qué se hace con quien no apruebe la evaluación.</w:t>
+            </w:r>
+          </w:p>
+        </w:tc>
+      </w:tr>
+      <w:tr>
+        <w:tc>
+          <w:tcPr>
+            <w:tcW w:type="dxa" w:w="560"/>
+            <w:shd w:fill="F7F8FA" w:val="clear"/>
+            <w:tcMar>
+              <w:top w:type="dxa" w:w="90"/>
+              <w:left w:type="dxa" w:w="120"/>
+              <w:bottom w:type="dxa" w:w="90"/>
+              <w:right w:type="dxa" w:w="120"/>
+            </w:tcMar>
+          </w:tcPr>
+          <w:p>
+            <w:pPr>
+              <w:spacing w:after="0"/>
+            </w:pPr>
+            <w:r>
+              <w:rPr>
+                <w:rFonts w:ascii="Arial" w:cs="Arial" w:eastAsia="Arial" w:hAnsi="Arial"/>
+                <w:color w:val="1B2430"/>
+                <w:sz w:val="17"/>
+                <w:szCs w:val="17"/>
+              </w:rPr>
+              <w:t xml:space="preserve">XII</w:t>
+            </w:r>
+          </w:p>
+        </w:tc>
+        <w:tc>
+          <w:tcPr>
+            <w:tcW w:type="dxa" w:w="3200"/>
+            <w:shd w:fill="F7F8FA" w:val="clear"/>
+            <w:tcMar>
+              <w:top w:type="dxa" w:w="90"/>
+              <w:left w:type="dxa" w:w="120"/>
+              <w:bottom w:type="dxa" w:w="90"/>
+              <w:right w:type="dxa" w:w="120"/>
+            </w:tcMar>
+          </w:tcPr>
+          <w:p>
+            <w:pPr>
+              <w:spacing w:after="0"/>
+            </w:pPr>
+            <w:r>
+              <w:rPr>
+                <w:rFonts w:ascii="Arial" w:cs="Arial" w:eastAsia="Arial" w:hAnsi="Arial"/>
+                <w:color w:val="1B2430"/>
+                <w:sz w:val="17"/>
+                <w:szCs w:val="17"/>
+              </w:rPr>
+              <w:t xml:space="preserve">Los mecanismos de control interno, supervisión y auditoría</w:t>
+            </w:r>
+          </w:p>
+        </w:tc>
+        <w:tc>
+          <w:tcPr>
+            <w:tcW w:type="dxa" w:w="5600"/>
+            <w:shd w:fill="F7F8FA" w:val="clear"/>
+            <w:tcMar>
+              <w:top w:type="dxa" w:w="90"/>
+              <w:left w:type="dxa" w:w="120"/>
+              <w:bottom w:type="dxa" w:w="90"/>
+              <w:right w:type="dxa" w:w="120"/>
+            </w:tcMar>
+          </w:tcPr>
+          <w:p>
+            <w:pPr>
+              <w:spacing w:after="0"/>
+            </w:pPr>
+            <w:r>
+              <w:rPr>
+                <w:rFonts w:ascii="Arial" w:cs="Arial" w:eastAsia="Arial" w:hAnsi="Arial"/>
+                <w:color w:val="1B2430"/>
+                <w:sz w:val="17"/>
+                <w:szCs w:val="17"/>
+              </w:rPr>
+              <w:t xml:space="preserve">Quién revisa a quién, cada cuándo, qué informe produce y cómo se garantiza la independencia respecto de la Representante.</w:t>
+            </w:r>
+          </w:p>
+        </w:tc>
+      </w:tr>
+      <w:tr>
+        <w:tc>
+          <w:tcPr>
+            <w:tcW w:type="dxa" w:w="560"/>
+            <w:shd w:fill="FFFFFF" w:val="clear"/>
+            <w:tcMar>
+              <w:top w:type="dxa" w:w="90"/>
+              <w:left w:type="dxa" w:w="120"/>
+              <w:bottom w:type="dxa" w:w="90"/>
+              <w:right w:type="dxa" w:w="120"/>
+            </w:tcMar>
+          </w:tcPr>
+          <w:p>
+            <w:pPr>
+              <w:spacing w:after="0"/>
+            </w:pPr>
+            <w:r>
+              <w:rPr>
+                <w:rFonts w:ascii="Arial" w:cs="Arial" w:eastAsia="Arial" w:hAnsi="Arial"/>
+                <w:color w:val="1B2430"/>
+                <w:sz w:val="17"/>
+                <w:szCs w:val="17"/>
+              </w:rPr>
+              <w:t xml:space="preserve">XIII</w:t>
+            </w:r>
+          </w:p>
+        </w:tc>
+        <w:tc>
+          <w:tcPr>
+            <w:tcW w:type="dxa" w:w="3200"/>
+            <w:shd w:fill="FFFFFF" w:val="clear"/>
+            <w:tcMar>
+              <w:top w:type="dxa" w:w="90"/>
+              <w:left w:type="dxa" w:w="120"/>
+              <w:bottom w:type="dxa" w:w="90"/>
+              <w:right w:type="dxa" w:w="120"/>
+            </w:tcMar>
+          </w:tcPr>
+          <w:p>
+            <w:pPr>
+              <w:spacing w:after="0"/>
+            </w:pPr>
+            <w:r>
+              <w:rPr>
+                <w:rFonts w:ascii="Arial" w:cs="Arial" w:eastAsia="Arial" w:hAnsi="Arial"/>
+                <w:color w:val="1B2430"/>
+                <w:sz w:val="17"/>
+                <w:szCs w:val="17"/>
+              </w:rPr>
+              <w:t xml:space="preserve">Las medidas para garantizar la confidencialidad de la información</w:t>
+            </w:r>
+          </w:p>
+        </w:tc>
+        <w:tc>
+          <w:tcPr>
+            <w:tcW w:type="dxa" w:w="5600"/>
+            <w:shd w:fill="FFFFFF" w:val="clear"/>
+            <w:tcMar>
+              <w:top w:type="dxa" w:w="90"/>
+              <w:left w:type="dxa" w:w="120"/>
+              <w:bottom w:type="dxa" w:w="90"/>
+              <w:right w:type="dxa" w:w="120"/>
+            </w:tcMar>
+          </w:tcPr>
+          <w:p>
+            <w:pPr>
+              <w:spacing w:after="0"/>
+            </w:pPr>
+            <w:r>
+              <w:rPr>
+                <w:rFonts w:ascii="Arial" w:cs="Arial" w:eastAsia="Arial" w:hAnsi="Arial"/>
+                <w:color w:val="1B2430"/>
+                <w:sz w:val="17"/>
+                <w:szCs w:val="17"/>
+              </w:rPr>
+              <w:t xml:space="preserve">Quién tiene acceso, bajo qué compromiso firmado, y la consecuencia de su violación.</w:t>
+            </w:r>
+          </w:p>
+        </w:tc>
+      </w:tr>
+      <w:tr>
+        <w:tc>
+          <w:tcPr>
+            <w:tcW w:type="dxa" w:w="560"/>
+            <w:shd w:fill="F7F8FA" w:val="clear"/>
+            <w:tcMar>
+              <w:top w:type="dxa" w:w="90"/>
+              <w:left w:type="dxa" w:w="120"/>
+              <w:bottom w:type="dxa" w:w="90"/>
+              <w:right w:type="dxa" w:w="120"/>
+            </w:tcMar>
+          </w:tcPr>
+          <w:p>
+            <w:pPr>
+              <w:spacing w:after="0"/>
+            </w:pPr>
+            <w:r>
+              <w:rPr>
+                <w:rFonts w:ascii="Arial" w:cs="Arial" w:eastAsia="Arial" w:hAnsi="Arial"/>
+                <w:color w:val="1B2430"/>
+                <w:sz w:val="17"/>
+                <w:szCs w:val="17"/>
+              </w:rPr>
+              <w:t xml:space="preserve">XIV</w:t>
+            </w:r>
+          </w:p>
+        </w:tc>
+        <w:tc>
+          <w:tcPr>
+            <w:tcW w:type="dxa" w:w="3200"/>
+            <w:shd w:fill="F7F8FA" w:val="clear"/>
+            <w:tcMar>
+              <w:top w:type="dxa" w:w="90"/>
+              <w:left w:type="dxa" w:w="120"/>
+              <w:bottom w:type="dxa" w:w="90"/>
+              <w:right w:type="dxa" w:w="120"/>
+            </w:tcMar>
+          </w:tcPr>
+          <w:p>
+            <w:pPr>
+              <w:spacing w:after="0"/>
+            </w:pPr>
+            <w:r>
+              <w:rPr>
+                <w:rFonts w:ascii="Arial" w:cs="Arial" w:eastAsia="Arial" w:hAnsi="Arial"/>
+                <w:color w:val="1B2430"/>
+                <w:sz w:val="17"/>
+                <w:szCs w:val="17"/>
+              </w:rPr>
+              <w:t xml:space="preserve">Los procedimientos para la actualización del propio Manual</w:t>
+            </w:r>
+          </w:p>
+        </w:tc>
+        <w:tc>
+          <w:tcPr>
+            <w:tcW w:type="dxa" w:w="5600"/>
+            <w:shd w:fill="F7F8FA" w:val="clear"/>
+            <w:tcMar>
+              <w:top w:type="dxa" w:w="90"/>
+              <w:left w:type="dxa" w:w="120"/>
+              <w:bottom w:type="dxa" w:w="90"/>
+              <w:right w:type="dxa" w:w="120"/>
+            </w:tcMar>
+          </w:tcPr>
+          <w:p>
+            <w:pPr>
+              <w:spacing w:after="0"/>
+            </w:pPr>
+            <w:r>
+              <w:rPr>
+                <w:rFonts w:ascii="Arial" w:cs="Arial" w:eastAsia="Arial" w:hAnsi="Arial"/>
+                <w:color w:val="1B2430"/>
+                <w:sz w:val="17"/>
+                <w:szCs w:val="17"/>
+              </w:rPr>
+              <w:t xml:space="preserve">Disparadores, responsable, plazo y control de versiones.</w:t>
+            </w:r>
+          </w:p>
+        </w:tc>
+      </w:tr>
+    </w:tbl>
+    <w:p>
+      <w:pPr>
+        <w:spacing w:after="200"/>
+      </w:pPr>
+    </w:p>
+    <w:tbl>
+      <w:tblPr>
+        <w:tblW w:type="dxa" w:w="9360"/>
+        <w:tblBorders>
+          <w:top w:val="single" w:color="E4E8EE" w:sz="4"/>
+          <w:left w:val="single" w:color="E4E8EE" w:sz="4"/>
+          <w:bottom w:val="single" w:color="E4E8EE" w:sz="4"/>
+          <w:right w:val="single" w:color="E4E8EE" w:sz="4"/>
+          <w:insideH w:val="none"/>
+          <w:insideV w:val="none"/>
+        </w:tblBorders>
+      </w:tblPr>
+      <w:tblGrid>
+        <w:gridCol w:w="9360"/>
+      </w:tblGrid>
+      <w:tr>
+        <w:tc>
+          <w:tcPr>
+            <w:tcW w:type="dxa" w:w="9360"/>
+            <w:shd w:fill="E8F4EC" w:val="clear"/>
+            <w:tcMar>
+              <w:top w:type="dxa" w:w="150"/>
+              <w:left w:type="dxa" w:w="200"/>
+              <w:bottom w:type="dxa" w:w="150"/>
+              <w:right w:type="dxa" w:w="200"/>
+            </w:tcMar>
+          </w:tcPr>
+          <w:p>
+            <w:pPr>
+              <w:spacing w:after="90"/>
+            </w:pPr>
+            <w:r>
+              <w:rPr>
+                <w:rFonts w:ascii="Georgia" w:cs="Georgia" w:eastAsia="Georgia" w:hAnsi="Georgia"/>
+                <w:b/>
+                <w:bCs/>
+                <w:color w:val="12224A"/>
+                <w:sz w:val="20"/>
+                <w:szCs w:val="20"/>
+              </w:rPr>
+              <w:t xml:space="preserve">Tres cosas más que el Manual debe traer y no están en esta lista</w:t>
+            </w:r>
+          </w:p>
+          <w:p>
+            <w:pPr>
+              <w:spacing w:after="100"/>
+              <w:jc w:val="both"/>
+            </w:pPr>
+            <w:r>
+              <w:rPr>
+                <w:rFonts w:ascii="Arial" w:cs="Arial" w:eastAsia="Arial" w:hAnsi="Arial"/>
+                <w:b/>
+                <w:bCs/>
+                <w:color w:val="1B2430"/>
+                <w:sz w:val="18"/>
+                <w:szCs w:val="18"/>
+              </w:rPr>
+              <w:t xml:space="preserve">El diseño de la metodología</w:t>
+            </w:r>
+            <w:r>
+              <w:rPr>
+                <w:rFonts w:ascii="Arial" w:cs="Arial" w:eastAsia="Arial" w:hAnsi="Arial"/>
+                <w:color w:val="1B2430"/>
+                <w:sz w:val="18"/>
+                <w:szCs w:val="18"/>
+              </w:rPr>
+              <w:t xml:space="preserve"> de evaluación de Riesgos, y </w:t>
+            </w:r>
+            <w:r>
+              <w:rPr>
+                <w:rFonts w:ascii="Arial" w:cs="Arial" w:eastAsia="Arial" w:hAnsi="Arial"/>
+                <w:b/>
+                <w:bCs/>
+                <w:color w:val="1B2430"/>
+                <w:sz w:val="18"/>
+                <w:szCs w:val="18"/>
+              </w:rPr>
+              <w:t xml:space="preserve">el procedimiento y criterios de apertura, limitación o terminación</w:t>
+            </w:r>
+            <w:r>
+              <w:rPr>
+                <w:rFonts w:ascii="Arial" w:cs="Arial" w:eastAsia="Arial" w:hAnsi="Arial"/>
+                <w:color w:val="1B2430"/>
+                <w:sz w:val="18"/>
+                <w:szCs w:val="18"/>
+              </w:rPr>
+              <w:t xml:space="preserve"> de relaciones, congruentes con esa metodología </w:t>
+            </w:r>
+            <w:r>
+              <w:rPr>
+                <w:rFonts w:ascii="Arial" w:cs="Arial" w:eastAsia="Arial" w:hAnsi="Arial"/>
+                <w:i/>
+                <w:iCs/>
+                <w:color w:val="1B2430"/>
+                <w:sz w:val="18"/>
+                <w:szCs w:val="18"/>
+              </w:rPr>
+              <w:t xml:space="preserve">(RCG art. 37, tercer párrafo)</w:t>
+            </w:r>
+            <w:r>
+              <w:rPr>
+                <w:rFonts w:ascii="Arial" w:cs="Arial" w:eastAsia="Arial" w:hAnsi="Arial"/>
+                <w:color w:val="1B2430"/>
+                <w:sz w:val="18"/>
+                <w:szCs w:val="18"/>
+              </w:rPr>
+              <w:t xml:space="preserve">.</w:t>
+            </w:r>
+          </w:p>
+          <w:p>
+            <w:pPr>
+              <w:spacing w:after="0"/>
+              <w:jc w:val="both"/>
+            </w:pPr>
+            <w:r>
+              <w:rPr>
+                <w:rFonts w:ascii="Arial" w:cs="Arial" w:eastAsia="Arial" w:hAnsi="Arial"/>
+                <w:b/>
+                <w:bCs/>
+                <w:color w:val="1B2430"/>
+                <w:sz w:val="18"/>
+                <w:szCs w:val="18"/>
+              </w:rPr>
+              <w:t xml:space="preserve">La declaración de los supuestos que no se realizan</w:t>
+            </w:r>
+            <w:r>
+              <w:rPr>
+                <w:rFonts w:ascii="Arial" w:cs="Arial" w:eastAsia="Arial" w:hAnsi="Arial"/>
+                <w:color w:val="1B2430"/>
+                <w:sz w:val="18"/>
+                <w:szCs w:val="18"/>
+              </w:rPr>
+              <w:t xml:space="preserve">, para quedar exento de escribir políticas sobre ellos </w:t>
+            </w:r>
+            <w:r>
+              <w:rPr>
+                <w:rFonts w:ascii="Arial" w:cs="Arial" w:eastAsia="Arial" w:hAnsi="Arial"/>
+                <w:i/>
+                <w:iCs/>
+                <w:color w:val="1B2430"/>
+                <w:sz w:val="18"/>
+                <w:szCs w:val="18"/>
+              </w:rPr>
+              <w:t xml:space="preserve">(RCG art. 37 Bis 2)</w:t>
+            </w:r>
+            <w:r>
+              <w:rPr>
+                <w:rFonts w:ascii="Arial" w:cs="Arial" w:eastAsia="Arial" w:hAnsi="Arial"/>
+                <w:color w:val="1B2430"/>
+                <w:sz w:val="18"/>
+                <w:szCs w:val="18"/>
+              </w:rPr>
+              <w:t xml:space="preserve">. La exención depende de la declaración: el silencio no exenta, obliga.</w:t>
+            </w:r>
+          </w:p>
+        </w:tc>
+      </w:tr>
+    </w:tbl>
+    <w:p>
+      <w:pPr>
+        <w:spacing w:after="190"/>
+      </w:pPr>
+    </w:p>
+    <w:p>
+      <w:r>
+        <w:br w:type="page"/>
+      </w:r>
+    </w:p>
+    <w:p>
+      <w:pPr>
+        <w:pStyle w:val="Heading1"/>
+        <w:pBdr>
+          <w:bottom w:val="single" w:color="12224A" w:sz="12" w:space="9"/>
+        </w:pBdr>
+        <w:spacing w:after="230"/>
+      </w:pPr>
+      <w:r>
+        <w:rPr>
+          <w:rFonts w:ascii="Georgia" w:cs="Georgia" w:eastAsia="Georgia" w:hAnsi="Georgia"/>
+          <w:b/>
+          <w:bCs/>
+          <w:color w:val="12224A"/>
+          <w:sz w:val="30"/>
+          <w:szCs w:val="30"/>
+        </w:rPr>
+        <w:t xml:space="preserve">5 · Si va a mirar un manual financiero, mire sólo la forma</w:t>
+      </w:r>
+    </w:p>
+    <w:p>
+      <w:pPr>
+        <w:spacing w:after="200"/>
+      </w:pPr>
+      <w:r>
+        <w:rPr>
+          <w:rFonts w:ascii="Arial" w:cs="Arial" w:eastAsia="Arial" w:hAnsi="Arial"/>
+          <w:i/>
+          <w:iCs/>
+          <w:color w:val="5A6472"/>
+          <w:sz w:val="19"/>
+          <w:szCs w:val="19"/>
+        </w:rPr>
+        <w:t xml:space="preserve">Los manuales de cumplimiento de entidades financieras circulan mucho y son un buen modelo de estructura. Pero son de otro régimen, y copiarles el contenido es el error más caro que se puede cometer en este taller.</w:t>
+      </w:r>
+    </w:p>
+    <w:p>
+      <w:pPr>
+        <w:spacing w:after="150" w:line="300"/>
+        <w:jc w:val="both"/>
+      </w:pPr>
+      <w:r>
+        <w:rPr>
+          <w:rFonts w:ascii="Georgia" w:cs="Georgia" w:eastAsia="Georgia" w:hAnsi="Georgia"/>
+          <w:color w:val="1B2430"/>
+          <w:sz w:val="20"/>
+          <w:szCs w:val="20"/>
+        </w:rPr>
+        <w:t xml:space="preserve">Un manual de SOFOM, banco o casa de bolsa se escribe contra el </w:t>
+      </w:r>
+      <w:r>
+        <w:rPr>
+          <w:rFonts w:ascii="Georgia" w:cs="Georgia" w:eastAsia="Georgia" w:hAnsi="Georgia"/>
+          <w:b/>
+          <w:bCs/>
+          <w:color w:val="1B2430"/>
+          <w:sz w:val="20"/>
+          <w:szCs w:val="20"/>
+        </w:rPr>
+        <w:t xml:space="preserve">artículo 115 de la Ley de Instituciones de Crédito</w:t>
+      </w:r>
+      <w:r>
+        <w:rPr>
+          <w:rFonts w:ascii="Georgia" w:cs="Georgia" w:eastAsia="Georgia" w:hAnsi="Georgia"/>
+          <w:color w:val="1B2430"/>
+          <w:sz w:val="20"/>
+          <w:szCs w:val="20"/>
+        </w:rPr>
+        <w:t xml:space="preserve"> y las </w:t>
+      </w:r>
+      <w:r>
+        <w:rPr>
+          <w:rFonts w:ascii="Georgia" w:cs="Georgia" w:eastAsia="Georgia" w:hAnsi="Georgia"/>
+          <w:b/>
+          <w:bCs/>
+          <w:color w:val="1B2430"/>
+          <w:sz w:val="20"/>
+          <w:szCs w:val="20"/>
+        </w:rPr>
+        <w:t xml:space="preserve">Disposiciones de Carácter General</w:t>
+      </w:r>
+      <w:r>
+        <w:rPr>
+          <w:rFonts w:ascii="Georgia" w:cs="Georgia" w:eastAsia="Georgia" w:hAnsi="Georgia"/>
+          <w:color w:val="1B2430"/>
+          <w:sz w:val="20"/>
+          <w:szCs w:val="20"/>
+        </w:rPr>
+        <w:t xml:space="preserve"> que emite la Secretaría por conducto de la CNBV. Una Actividad Vulnerable se escribe contra la </w:t>
+      </w:r>
+      <w:r>
+        <w:rPr>
+          <w:rFonts w:ascii="Georgia" w:cs="Georgia" w:eastAsia="Georgia" w:hAnsi="Georgia"/>
+          <w:b/>
+          <w:bCs/>
+          <w:color w:val="1B2430"/>
+          <w:sz w:val="20"/>
+          <w:szCs w:val="20"/>
+        </w:rPr>
+        <w:t xml:space="preserve">LFPIORPI, su Reglamento y las Reglas de Carácter General</w:t>
+      </w:r>
+      <w:r>
+        <w:rPr>
+          <w:rFonts w:ascii="Georgia" w:cs="Georgia" w:eastAsia="Georgia" w:hAnsi="Georgia"/>
+          <w:color w:val="1B2430"/>
+          <w:sz w:val="20"/>
+          <w:szCs w:val="20"/>
+        </w:rPr>
+        <w:t xml:space="preserve">, y su autoridad es el SAT con la UIF. Son dos mundos, y las palabras se parecen lo suficiente para engañar.</w:t>
+      </w:r>
+    </w:p>
+    <w:tbl>
+      <w:tblPr>
+        <w:tblW w:type="dxa" w:w="9360"/>
+        <w:tblBorders>
+          <w:top w:val="single" w:color="E4E8EE" w:sz="4"/>
+          <w:left w:val="none"/>
+          <w:bottom w:val="single" w:color="E4E8EE" w:sz="4"/>
+          <w:right w:val="none"/>
+          <w:insideH w:val="single" w:color="E4E8EE" w:sz="2"/>
+          <w:insideV w:val="none"/>
+        </w:tblBorders>
+      </w:tblPr>
+      <w:tblGrid>
+        <w:gridCol w:w="2500"/>
+        <w:gridCol w:w="2600"/>
+        <w:gridCol w:w="4260"/>
+      </w:tblGrid>
+      <w:tr>
+        <w:trPr>
+          <w:tblHeader/>
+        </w:trPr>
+        <w:tc>
+          <w:tcPr>
+            <w:tcW w:type="dxa" w:w="2500"/>
             <w:shd w:fill="12224A" w:val="clear"/>
             <w:tcMar>
               <w:top w:type="dxa" w:w="90"/>
@@ -2232,7 +4539,63 @@
                 <w:sz w:val="17"/>
                 <w:szCs w:val="17"/>
               </w:rPr>
-              <w:t xml:space="preserve">Qué tiene que aparecer sí o sí</w:t>
+              <w:t xml:space="preserve">En un manual financiero dice…</w:t>
+            </w:r>
+          </w:p>
+        </w:tc>
+        <w:tc>
+          <w:tcPr>
+            <w:tcW w:type="dxa" w:w="2600"/>
+            <w:shd w:fill="12224A" w:val="clear"/>
+            <w:tcMar>
+              <w:top w:type="dxa" w:w="90"/>
+              <w:left w:type="dxa" w:w="120"/>
+              <w:bottom w:type="dxa" w:w="90"/>
+              <w:right w:type="dxa" w:w="120"/>
+            </w:tcMar>
+          </w:tcPr>
+          <w:p>
+            <w:pPr>
+              <w:spacing w:after="0"/>
+            </w:pPr>
+            <w:r>
+              <w:rPr>
+                <w:rFonts w:ascii="Arial" w:cs="Arial" w:eastAsia="Arial" w:hAnsi="Arial"/>
+                <w:b/>
+                <w:bCs/>
+                <w:color w:val="FFFFFF"/>
+                <w:sz w:val="17"/>
+                <w:szCs w:val="17"/>
+              </w:rPr>
+              <w:t xml:space="preserve">En el suyo debe decir…</w:t>
+            </w:r>
+          </w:p>
+        </w:tc>
+        <w:tc>
+          <w:tcPr>
+            <w:tcW w:type="dxa" w:w="4260"/>
+            <w:shd w:fill="12224A" w:val="clear"/>
+            <w:tcMar>
+              <w:top w:type="dxa" w:w="90"/>
+              <w:left w:type="dxa" w:w="120"/>
+              <w:bottom w:type="dxa" w:w="90"/>
+              <w:right w:type="dxa" w:w="120"/>
+            </w:tcMar>
+          </w:tcPr>
+          <w:p>
+            <w:pPr>
+              <w:spacing w:after="0"/>
+            </w:pPr>
+            <w:r>
+              <w:rPr>
+                <w:rFonts w:ascii="Arial" w:cs="Arial" w:eastAsia="Arial" w:hAnsi="Arial"/>
+                <w:b/>
+                <w:bCs/>
+                <w:color w:val="FFFFFF"/>
+                <w:sz w:val="17"/>
+                <w:szCs w:val="17"/>
+              </w:rPr>
+              <w:t xml:space="preserve">Por qué no es lo mismo</w:t>
             </w:r>
           </w:p>
         </w:tc>
@@ -2240,7 +4603,7 @@
       <w:tr>
         <w:tc>
           <w:tcPr>
-            <w:tcW w:type="dxa" w:w="560"/>
+            <w:tcW w:type="dxa" w:w="2500"/>
             <w:shd w:fill="FFFFFF" w:val="clear"/>
             <w:tcMar>
               <w:top w:type="dxa" w:w="90"/>
@@ -2260,13 +4623,13 @@
                 <w:sz w:val="17"/>
                 <w:szCs w:val="17"/>
               </w:rPr>
-              <w:t xml:space="preserve">I</w:t>
-            </w:r>
-          </w:p>
-        </w:tc>
-        <w:tc>
-          <w:tcPr>
-            <w:tcW w:type="dxa" w:w="3450"/>
+              <w:t xml:space="preserve">Oficial de Cumplimiento</w:t>
+            </w:r>
+          </w:p>
+        </w:tc>
+        <w:tc>
+          <w:tcPr>
+            <w:tcW w:type="dxa" w:w="2600"/>
             <w:shd w:fill="FFFFFF" w:val="clear"/>
             <w:tcMar>
               <w:top w:type="dxa" w:w="90"/>
@@ -2279,15 +4642,6 @@
             <w:pPr>
               <w:spacing w:after="0"/>
             </w:pPr>
-            <w:r>
-              <w:rPr>
-                <w:rFonts w:ascii="Arial" w:cs="Arial" w:eastAsia="Arial" w:hAnsi="Arial"/>
-                <w:color w:val="1B2430"/>
-                <w:sz w:val="17"/>
-                <w:szCs w:val="17"/>
-              </w:rPr>
-              <w:t xml:space="preserve">Los </w:t>
-            </w:r>
             <w:r>
               <w:rPr>
                 <w:rFonts w:ascii="Arial" w:cs="Arial" w:eastAsia="Arial" w:hAnsi="Arial"/>
@@ -2297,22 +4651,13 @@
                 <w:sz w:val="17"/>
                 <w:szCs w:val="17"/>
               </w:rPr>
-              <w:t xml:space="preserve">criterios</w:t>
-            </w:r>
-            <w:r>
-              <w:rPr>
-                <w:rFonts w:ascii="Arial" w:cs="Arial" w:eastAsia="Arial" w:hAnsi="Arial"/>
-                <w:color w:val="1B2430"/>
-                <w:sz w:val="17"/>
-                <w:szCs w:val="17"/>
-              </w:rPr>
-              <w:t xml:space="preserve"> para la identificación y conocimiento de Clientes o Usuarias</w:t>
-            </w:r>
-          </w:p>
-        </w:tc>
-        <w:tc>
-          <w:tcPr>
-            <w:tcW w:type="dxa" w:w="1500"/>
+              <w:t xml:space="preserve">Representante Encargada de Cumplimiento</w:t>
+            </w:r>
+          </w:p>
+        </w:tc>
+        <w:tc>
+          <w:tcPr>
+            <w:tcW w:type="dxa" w:w="4260"/>
             <w:shd w:fill="FFFFFF" w:val="clear"/>
             <w:tcMar>
               <w:top w:type="dxa" w:w="90"/>
@@ -2332,33 +4677,27 @@
                 <w:sz w:val="17"/>
                 <w:szCs w:val="17"/>
               </w:rPr>
-              <w:t xml:space="preserve">Criterio</w:t>
-            </w:r>
-          </w:p>
-        </w:tc>
-        <w:tc>
-          <w:tcPr>
-            <w:tcW w:type="dxa" w:w="3850"/>
-            <w:shd w:fill="FFFFFF" w:val="clear"/>
-            <w:tcMar>
-              <w:top w:type="dxa" w:w="90"/>
-              <w:left w:type="dxa" w:w="120"/>
-              <w:bottom w:type="dxa" w:w="90"/>
-              <w:right w:type="dxa" w:w="120"/>
-            </w:tcMar>
-          </w:tcPr>
-          <w:p>
-            <w:pPr>
-              <w:spacing w:after="0"/>
-            </w:pPr>
-            <w:r>
-              <w:rPr>
-                <w:rFonts w:ascii="Arial" w:cs="Arial" w:eastAsia="Arial" w:hAnsi="Arial"/>
-                <w:color w:val="1B2430"/>
-                <w:sz w:val="17"/>
-                <w:szCs w:val="17"/>
-              </w:rPr>
-              <w:t xml:space="preserve">Umbrales, supuestos y qué documento se pide en cada caso</w:t>
+              <w:t xml:space="preserve">Figura distinta, régimen distinto, y en el suyo la designación no existe hasta que la persona la acepta en el Portal </w:t>
+            </w:r>
+            <w:r>
+              <w:rPr>
+                <w:rFonts w:ascii="Arial" w:cs="Arial" w:eastAsia="Arial" w:hAnsi="Arial"/>
+                <w:i/>
+                <w:iCs/>
+                <w:color w:val="1B2430"/>
+                <w:sz w:val="17"/>
+                <w:szCs w:val="17"/>
+              </w:rPr>
+              <w:t xml:space="preserve">(Ley art. 20 · RCG art. 10)</w:t>
+            </w:r>
+            <w:r>
+              <w:rPr>
+                <w:rFonts w:ascii="Arial" w:cs="Arial" w:eastAsia="Arial" w:hAnsi="Arial"/>
+                <w:color w:val="1B2430"/>
+                <w:sz w:val="17"/>
+                <w:szCs w:val="17"/>
+              </w:rPr>
+              <w:t xml:space="preserve">.</w:t>
             </w:r>
           </w:p>
         </w:tc>
@@ -2366,7 +4705,7 @@
       <w:tr>
         <w:tc>
           <w:tcPr>
-            <w:tcW w:type="dxa" w:w="560"/>
+            <w:tcW w:type="dxa" w:w="2500"/>
             <w:shd w:fill="F7F8FA" w:val="clear"/>
             <w:tcMar>
               <w:top w:type="dxa" w:w="90"/>
@@ -2386,13 +4725,13 @@
                 <w:sz w:val="17"/>
                 <w:szCs w:val="17"/>
               </w:rPr>
-              <w:t xml:space="preserve">II</w:t>
-            </w:r>
-          </w:p>
-        </w:tc>
-        <w:tc>
-          <w:tcPr>
-            <w:tcW w:type="dxa" w:w="3450"/>
+              <w:t xml:space="preserve">Comité de Comunicación y Control</w:t>
+            </w:r>
+          </w:p>
+        </w:tc>
+        <w:tc>
+          <w:tcPr>
+            <w:tcW w:type="dxa" w:w="2600"/>
             <w:shd w:fill="F7F8FA" w:val="clear"/>
             <w:tcMar>
               <w:top w:type="dxa" w:w="90"/>
@@ -2405,15 +4744,6 @@
             <w:pPr>
               <w:spacing w:after="0"/>
             </w:pPr>
-            <w:r>
-              <w:rPr>
-                <w:rFonts w:ascii="Arial" w:cs="Arial" w:eastAsia="Arial" w:hAnsi="Arial"/>
-                <w:color w:val="1B2430"/>
-                <w:sz w:val="17"/>
-                <w:szCs w:val="17"/>
-              </w:rPr>
-              <w:t xml:space="preserve">Los </w:t>
-            </w:r>
             <w:r>
               <w:rPr>
                 <w:rFonts w:ascii="Arial" w:cs="Arial" w:eastAsia="Arial" w:hAnsi="Arial"/>
@@ -2423,22 +4753,13 @@
                 <w:sz w:val="17"/>
                 <w:szCs w:val="17"/>
               </w:rPr>
-              <w:t xml:space="preserve">mecanismos</w:t>
-            </w:r>
-            <w:r>
-              <w:rPr>
-                <w:rFonts w:ascii="Arial" w:cs="Arial" w:eastAsia="Arial" w:hAnsi="Arial"/>
-                <w:color w:val="1B2430"/>
-                <w:sz w:val="17"/>
-                <w:szCs w:val="17"/>
-              </w:rPr>
-              <w:t xml:space="preserve"> de clasificación de Riesgo</w:t>
-            </w:r>
-          </w:p>
-        </w:tc>
-        <w:tc>
-          <w:tcPr>
-            <w:tcW w:type="dxa" w:w="1500"/>
+              <w:t xml:space="preserve">No existe</w:t>
+            </w:r>
+          </w:p>
+        </w:tc>
+        <w:tc>
+          <w:tcPr>
+            <w:tcW w:type="dxa" w:w="4260"/>
             <w:shd w:fill="F7F8FA" w:val="clear"/>
             <w:tcMar>
               <w:top w:type="dxa" w:w="90"/>
@@ -2458,33 +4779,7 @@
                 <w:sz w:val="17"/>
                 <w:szCs w:val="17"/>
               </w:rPr>
-              <w:t xml:space="preserve">Mecanismo</w:t>
-            </w:r>
-          </w:p>
-        </w:tc>
-        <w:tc>
-          <w:tcPr>
-            <w:tcW w:type="dxa" w:w="3850"/>
-            <w:shd w:fill="F7F8FA" w:val="clear"/>
-            <w:tcMar>
-              <w:top w:type="dxa" w:w="90"/>
-              <w:left w:type="dxa" w:w="120"/>
-              <w:bottom w:type="dxa" w:w="90"/>
-              <w:right w:type="dxa" w:w="120"/>
-            </w:tcMar>
-          </w:tcPr>
-          <w:p>
-            <w:pPr>
-              <w:spacing w:after="0"/>
-            </w:pPr>
-            <w:r>
-              <w:rPr>
-                <w:rFonts w:ascii="Arial" w:cs="Arial" w:eastAsia="Arial" w:hAnsi="Arial"/>
-                <w:color w:val="1B2430"/>
-                <w:sz w:val="17"/>
-                <w:szCs w:val="17"/>
-              </w:rPr>
-              <w:t xml:space="preserve">La herramienta, la periodicidad y la salida (el grado asignado)</w:t>
+              <w:t xml:space="preserve">El régimen de Actividades Vulnerables no lo prevé. No lo invente ni lo copie.</w:t>
             </w:r>
           </w:p>
         </w:tc>
@@ -2492,7 +4787,7 @@
       <w:tr>
         <w:tc>
           <w:tcPr>
-            <w:tcW w:type="dxa" w:w="560"/>
+            <w:tcW w:type="dxa" w:w="2500"/>
             <w:shd w:fill="FFFFFF" w:val="clear"/>
             <w:tcMar>
               <w:top w:type="dxa" w:w="90"/>
@@ -2512,13 +4807,13 @@
                 <w:sz w:val="17"/>
                 <w:szCs w:val="17"/>
               </w:rPr>
-              <w:t xml:space="preserve">III</w:t>
-            </w:r>
-          </w:p>
-        </w:tc>
-        <w:tc>
-          <w:tcPr>
-            <w:tcW w:type="dxa" w:w="3450"/>
+              <w:t xml:space="preserve">Reporte de operación relevante · inusual · interna preocupante</w:t>
+            </w:r>
+          </w:p>
+        </w:tc>
+        <w:tc>
+          <w:tcPr>
+            <w:tcW w:type="dxa" w:w="2600"/>
             <w:shd w:fill="FFFFFF" w:val="clear"/>
             <w:tcMar>
               <w:top w:type="dxa" w:w="90"/>
@@ -2531,15 +4826,6 @@
             <w:pPr>
               <w:spacing w:after="0"/>
             </w:pPr>
-            <w:r>
-              <w:rPr>
-                <w:rFonts w:ascii="Arial" w:cs="Arial" w:eastAsia="Arial" w:hAnsi="Arial"/>
-                <w:color w:val="1B2430"/>
-                <w:sz w:val="17"/>
-                <w:szCs w:val="17"/>
-              </w:rPr>
-              <w:t xml:space="preserve">Las </w:t>
-            </w:r>
             <w:r>
               <w:rPr>
                 <w:rFonts w:ascii="Arial" w:cs="Arial" w:eastAsia="Arial" w:hAnsi="Arial"/>
@@ -2549,22 +4835,33 @@
                 <w:sz w:val="17"/>
                 <w:szCs w:val="17"/>
               </w:rPr>
-              <w:t xml:space="preserve">medidas</w:t>
-            </w:r>
-            <w:r>
-              <w:rPr>
-                <w:rFonts w:ascii="Arial" w:cs="Arial" w:eastAsia="Arial" w:hAnsi="Arial"/>
-                <w:color w:val="1B2430"/>
-                <w:sz w:val="17"/>
-                <w:szCs w:val="17"/>
-              </w:rPr>
-              <w:t xml:space="preserve"> de debida diligencia aplicables conforme al Grado de Riesgo</w:t>
-            </w:r>
-          </w:p>
-        </w:tc>
-        <w:tc>
-          <w:tcPr>
-            <w:tcW w:type="dxa" w:w="1500"/>
+              <w:t xml:space="preserve">Aviso</w:t>
+            </w:r>
+            <w:r>
+              <w:rPr>
+                <w:rFonts w:ascii="Arial" w:cs="Arial" w:eastAsia="Arial" w:hAnsi="Arial"/>
+                <w:color w:val="1B2430"/>
+                <w:sz w:val="17"/>
+                <w:szCs w:val="17"/>
+              </w:rPr>
+              <w:t xml:space="preserve"> e </w:t>
+            </w:r>
+            <w:r>
+              <w:rPr>
+                <w:rFonts w:ascii="Arial" w:cs="Arial" w:eastAsia="Arial" w:hAnsi="Arial"/>
+                <w:b/>
+                <w:bCs/>
+                <w:color w:val="1B2430"/>
+                <w:sz w:val="17"/>
+                <w:szCs w:val="17"/>
+              </w:rPr>
+              <w:t xml:space="preserve">Informe</w:t>
+            </w:r>
+          </w:p>
+        </w:tc>
+        <w:tc>
+          <w:tcPr>
+            <w:tcW w:type="dxa" w:w="4260"/>
             <w:shd w:fill="FFFFFF" w:val="clear"/>
             <w:tcMar>
               <w:top w:type="dxa" w:w="90"/>
@@ -2584,33 +4881,7 @@
                 <w:sz w:val="17"/>
                 <w:szCs w:val="17"/>
               </w:rPr>
-              <w:t xml:space="preserve">Medida</w:t>
-            </w:r>
-          </w:p>
-        </w:tc>
-        <w:tc>
-          <w:tcPr>
-            <w:tcW w:type="dxa" w:w="3850"/>
-            <w:shd w:fill="FFFFFF" w:val="clear"/>
-            <w:tcMar>
-              <w:top w:type="dxa" w:w="90"/>
-              <w:left w:type="dxa" w:w="120"/>
-              <w:bottom w:type="dxa" w:w="90"/>
-              <w:right w:type="dxa" w:w="120"/>
-            </w:tcMar>
-          </w:tcPr>
-          <w:p>
-            <w:pPr>
-              <w:spacing w:after="0"/>
-            </w:pPr>
-            <w:r>
-              <w:rPr>
-                <w:rFonts w:ascii="Arial" w:cs="Arial" w:eastAsia="Arial" w:hAnsi="Arial"/>
-                <w:color w:val="1B2430"/>
-                <w:sz w:val="17"/>
-                <w:szCs w:val="17"/>
-              </w:rPr>
-              <w:t xml:space="preserve">Qué se hace de más en cada grado, enunciado por grado</w:t>
+              <w:t xml:space="preserve">Otros supuestos, otros umbrales, otros plazos y otro destinatario. El equivalente más cercano al de veinticuatro horas es el del artículo 18, fracción VI, segundo párrafo de la Ley, y no cubre lo mismo.</w:t>
             </w:r>
           </w:p>
         </w:tc>
@@ -2618,7 +4889,7 @@
       <w:tr>
         <w:tc>
           <w:tcPr>
-            <w:tcW w:type="dxa" w:w="560"/>
+            <w:tcW w:type="dxa" w:w="2500"/>
             <w:shd w:fill="F7F8FA" w:val="clear"/>
             <w:tcMar>
               <w:top w:type="dxa" w:w="90"/>
@@ -2638,13 +4909,13 @@
                 <w:sz w:val="17"/>
                 <w:szCs w:val="17"/>
               </w:rPr>
-              <w:t xml:space="preserve">IV</w:t>
-            </w:r>
-          </w:p>
-        </w:tc>
-        <w:tc>
-          <w:tcPr>
-            <w:tcW w:type="dxa" w:w="3450"/>
+              <w:t xml:space="preserve">Propietario real</w:t>
+            </w:r>
+          </w:p>
+        </w:tc>
+        <w:tc>
+          <w:tcPr>
+            <w:tcW w:type="dxa" w:w="2600"/>
             <w:shd w:fill="F7F8FA" w:val="clear"/>
             <w:tcMar>
               <w:top w:type="dxa" w:w="90"/>
@@ -2657,15 +4928,6 @@
             <w:pPr>
               <w:spacing w:after="0"/>
             </w:pPr>
-            <w:r>
-              <w:rPr>
-                <w:rFonts w:ascii="Arial" w:cs="Arial" w:eastAsia="Arial" w:hAnsi="Arial"/>
-                <w:color w:val="1B2430"/>
-                <w:sz w:val="17"/>
-                <w:szCs w:val="17"/>
-              </w:rPr>
-              <w:t xml:space="preserve">Los </w:t>
-            </w:r>
             <w:r>
               <w:rPr>
                 <w:rFonts w:ascii="Arial" w:cs="Arial" w:eastAsia="Arial" w:hAnsi="Arial"/>
@@ -2675,22 +4937,13 @@
                 <w:sz w:val="17"/>
                 <w:szCs w:val="17"/>
               </w:rPr>
-              <w:t xml:space="preserve">procedimientos</w:t>
-            </w:r>
-            <w:r>
-              <w:rPr>
-                <w:rFonts w:ascii="Arial" w:cs="Arial" w:eastAsia="Arial" w:hAnsi="Arial"/>
-                <w:color w:val="1B2430"/>
-                <w:sz w:val="17"/>
-                <w:szCs w:val="17"/>
-              </w:rPr>
-              <w:t xml:space="preserve"> para la identificación y seguimiento reforzado de PEP</w:t>
-            </w:r>
-          </w:p>
-        </w:tc>
-        <w:tc>
-          <w:tcPr>
-            <w:tcW w:type="dxa" w:w="1500"/>
+              <w:t xml:space="preserve">Beneficiario Controlador</w:t>
+            </w:r>
+          </w:p>
+        </w:tc>
+        <w:tc>
+          <w:tcPr>
+            <w:tcW w:type="dxa" w:w="4260"/>
             <w:shd w:fill="F7F8FA" w:val="clear"/>
             <w:tcMar>
               <w:top w:type="dxa" w:w="90"/>
@@ -2710,33 +4963,27 @@
                 <w:sz w:val="17"/>
                 <w:szCs w:val="17"/>
               </w:rPr>
-              <w:t xml:space="preserve">Procedimiento</w:t>
-            </w:r>
-          </w:p>
-        </w:tc>
-        <w:tc>
-          <w:tcPr>
-            <w:tcW w:type="dxa" w:w="3850"/>
-            <w:shd w:fill="F7F8FA" w:val="clear"/>
-            <w:tcMar>
-              <w:top w:type="dxa" w:w="90"/>
-              <w:left w:type="dxa" w:w="120"/>
-              <w:bottom w:type="dxa" w:w="90"/>
-              <w:right w:type="dxa" w:w="120"/>
-            </w:tcMar>
-          </w:tcPr>
-          <w:p>
-            <w:pPr>
-              <w:spacing w:after="0"/>
-            </w:pPr>
-            <w:r>
-              <w:rPr>
-                <w:rFonts w:ascii="Arial" w:cs="Arial" w:eastAsia="Arial" w:hAnsi="Arial"/>
-                <w:color w:val="1B2430"/>
-                <w:sz w:val="17"/>
-                <w:szCs w:val="17"/>
-              </w:rPr>
-              <w:t xml:space="preserve">Pasos con responsable, plazo y evidencia</w:t>
+              <w:t xml:space="preserve">Definición y orden de prelación propios </w:t>
+            </w:r>
+            <w:r>
+              <w:rPr>
+                <w:rFonts w:ascii="Arial" w:cs="Arial" w:eastAsia="Arial" w:hAnsi="Arial"/>
+                <w:i/>
+                <w:iCs/>
+                <w:color w:val="1B2430"/>
+                <w:sz w:val="17"/>
+                <w:szCs w:val="17"/>
+              </w:rPr>
+              <w:t xml:space="preserve">(Ley art. 3 fr. III · RCG art. 23 Quinquies)</w:t>
+            </w:r>
+            <w:r>
+              <w:rPr>
+                <w:rFonts w:ascii="Arial" w:cs="Arial" w:eastAsia="Arial" w:hAnsi="Arial"/>
+                <w:color w:val="1B2430"/>
+                <w:sz w:val="17"/>
+                <w:szCs w:val="17"/>
+              </w:rPr>
+              <w:t xml:space="preserve">.</w:t>
             </w:r>
           </w:p>
         </w:tc>
@@ -2744,7 +4991,7 @@
       <w:tr>
         <w:tc>
           <w:tcPr>
-            <w:tcW w:type="dxa" w:w="560"/>
+            <w:tcW w:type="dxa" w:w="2500"/>
             <w:shd w:fill="FFFFFF" w:val="clear"/>
             <w:tcMar>
               <w:top w:type="dxa" w:w="90"/>
@@ -2764,13 +5011,13 @@
                 <w:sz w:val="17"/>
                 <w:szCs w:val="17"/>
               </w:rPr>
-              <w:t xml:space="preserve">V</w:t>
-            </w:r>
-          </w:p>
-        </w:tc>
-        <w:tc>
-          <w:tcPr>
-            <w:tcW w:type="dxa" w:w="3450"/>
+              <w:t xml:space="preserve">Lista de Personas Bloqueadas</w:t>
+            </w:r>
+          </w:p>
+        </w:tc>
+        <w:tc>
+          <w:tcPr>
+            <w:tcW w:type="dxa" w:w="2600"/>
             <w:shd w:fill="FFFFFF" w:val="clear"/>
             <w:tcMar>
               <w:top w:type="dxa" w:w="90"/>
@@ -2783,15 +5030,6 @@
             <w:pPr>
               <w:spacing w:after="0"/>
             </w:pPr>
-            <w:r>
-              <w:rPr>
-                <w:rFonts w:ascii="Arial" w:cs="Arial" w:eastAsia="Arial" w:hAnsi="Arial"/>
-                <w:color w:val="1B2430"/>
-                <w:sz w:val="17"/>
-                <w:szCs w:val="17"/>
-              </w:rPr>
-              <w:t xml:space="preserve">Los </w:t>
-            </w:r>
             <w:r>
               <w:rPr>
                 <w:rFonts w:ascii="Arial" w:cs="Arial" w:eastAsia="Arial" w:hAnsi="Arial"/>
@@ -2801,22 +5039,13 @@
                 <w:sz w:val="17"/>
                 <w:szCs w:val="17"/>
               </w:rPr>
-              <w:t xml:space="preserve">mecanismos</w:t>
-            </w:r>
-            <w:r>
-              <w:rPr>
-                <w:rFonts w:ascii="Arial" w:cs="Arial" w:eastAsia="Arial" w:hAnsi="Arial"/>
-                <w:color w:val="1B2430"/>
-                <w:sz w:val="17"/>
-                <w:szCs w:val="17"/>
-              </w:rPr>
-              <w:t xml:space="preserve"> para detectar actos u operaciones fuera del Perfil transaccional</w:t>
-            </w:r>
-          </w:p>
-        </w:tc>
-        <w:tc>
-          <w:tcPr>
-            <w:tcW w:type="dxa" w:w="1500"/>
+              <w:t xml:space="preserve">Listas de autoridades nacionales u organismos internacionales</w:t>
+            </w:r>
+          </w:p>
+        </w:tc>
+        <w:tc>
+          <w:tcPr>
+            <w:tcW w:type="dxa" w:w="4260"/>
             <w:shd w:fill="FFFFFF" w:val="clear"/>
             <w:tcMar>
               <w:top w:type="dxa" w:w="90"/>
@@ -2836,33 +5065,7 @@
                 <w:sz w:val="17"/>
                 <w:szCs w:val="17"/>
               </w:rPr>
-              <w:t xml:space="preserve">Mecanismo</w:t>
-            </w:r>
-          </w:p>
-        </w:tc>
-        <w:tc>
-          <w:tcPr>
-            <w:tcW w:type="dxa" w:w="3850"/>
-            <w:shd w:fill="FFFFFF" w:val="clear"/>
-            <w:tcMar>
-              <w:top w:type="dxa" w:w="90"/>
-              <w:left w:type="dxa" w:w="120"/>
-              <w:bottom w:type="dxa" w:w="90"/>
-              <w:right w:type="dxa" w:w="120"/>
-            </w:tcMar>
-          </w:tcPr>
-          <w:p>
-            <w:pPr>
-              <w:spacing w:after="0"/>
-            </w:pPr>
-            <w:r>
-              <w:rPr>
-                <w:rFonts w:ascii="Arial" w:cs="Arial" w:eastAsia="Arial" w:hAnsi="Arial"/>
-                <w:color w:val="1B2430"/>
-                <w:sz w:val="17"/>
-                <w:szCs w:val="17"/>
-              </w:rPr>
-              <w:t xml:space="preserve">El sistema de alertas, sus reglas y qué genera al dispararse</w:t>
+              <w:t xml:space="preserve">Es la fracción IX del contenido mínimo, y no remite a la lista de la Secretaría del régimen financiero.</w:t>
             </w:r>
           </w:p>
         </w:tc>
@@ -2870,7 +5073,7 @@
       <w:tr>
         <w:tc>
           <w:tcPr>
-            <w:tcW w:type="dxa" w:w="560"/>
+            <w:tcW w:type="dxa" w:w="2500"/>
             <w:shd w:fill="F7F8FA" w:val="clear"/>
             <w:tcMar>
               <w:top w:type="dxa" w:w="90"/>
@@ -2890,13 +5093,13 @@
                 <w:sz w:val="17"/>
                 <w:szCs w:val="17"/>
               </w:rPr>
-              <w:t xml:space="preserve">VI</w:t>
-            </w:r>
-          </w:p>
-        </w:tc>
-        <w:tc>
-          <w:tcPr>
-            <w:tcW w:type="dxa" w:w="3450"/>
+              <w:t xml:space="preserve">Las Disposiciones · la Comisión</w:t>
+            </w:r>
+          </w:p>
+        </w:tc>
+        <w:tc>
+          <w:tcPr>
+            <w:tcW w:type="dxa" w:w="2600"/>
             <w:shd w:fill="F7F8FA" w:val="clear"/>
             <w:tcMar>
               <w:top w:type="dxa" w:w="90"/>
@@ -2909,15 +5112,6 @@
             <w:pPr>
               <w:spacing w:after="0"/>
             </w:pPr>
-            <w:r>
-              <w:rPr>
-                <w:rFonts w:ascii="Arial" w:cs="Arial" w:eastAsia="Arial" w:hAnsi="Arial"/>
-                <w:color w:val="1B2430"/>
-                <w:sz w:val="17"/>
-                <w:szCs w:val="17"/>
-              </w:rPr>
-              <w:t xml:space="preserve">Los </w:t>
-            </w:r>
             <w:r>
               <w:rPr>
                 <w:rFonts w:ascii="Arial" w:cs="Arial" w:eastAsia="Arial" w:hAnsi="Arial"/>
@@ -2927,22 +5121,13 @@
                 <w:sz w:val="17"/>
                 <w:szCs w:val="17"/>
               </w:rPr>
-              <w:t xml:space="preserve">procedimientos</w:t>
-            </w:r>
-            <w:r>
-              <w:rPr>
-                <w:rFonts w:ascii="Arial" w:cs="Arial" w:eastAsia="Arial" w:hAnsi="Arial"/>
-                <w:color w:val="1B2430"/>
-                <w:sz w:val="17"/>
-                <w:szCs w:val="17"/>
-              </w:rPr>
-              <w:t xml:space="preserve"> para la presentación de Avisos e Informes</w:t>
-            </w:r>
-          </w:p>
-        </w:tc>
-        <w:tc>
-          <w:tcPr>
-            <w:tcW w:type="dxa" w:w="1500"/>
+              <w:t xml:space="preserve">Las Reglas · el SAT y la UIF</w:t>
+            </w:r>
+          </w:p>
+        </w:tc>
+        <w:tc>
+          <w:tcPr>
+            <w:tcW w:type="dxa" w:w="4260"/>
             <w:shd w:fill="F7F8FA" w:val="clear"/>
             <w:tcMar>
               <w:top w:type="dxa" w:w="90"/>
@@ -2962,1041 +5147,7 @@
                 <w:sz w:val="17"/>
                 <w:szCs w:val="17"/>
               </w:rPr>
-              <w:t xml:space="preserve">Procedimiento</w:t>
-            </w:r>
-          </w:p>
-        </w:tc>
-        <w:tc>
-          <w:tcPr>
-            <w:tcW w:type="dxa" w:w="3850"/>
-            <w:shd w:fill="F7F8FA" w:val="clear"/>
-            <w:tcMar>
-              <w:top w:type="dxa" w:w="90"/>
-              <w:left w:type="dxa" w:w="120"/>
-              <w:bottom w:type="dxa" w:w="90"/>
-              <w:right w:type="dxa" w:w="120"/>
-            </w:tcMar>
-          </w:tcPr>
-          <w:p>
-            <w:pPr>
-              <w:spacing w:after="0"/>
-            </w:pPr>
-            <w:r>
-              <w:rPr>
-                <w:rFonts w:ascii="Arial" w:cs="Arial" w:eastAsia="Arial" w:hAnsi="Arial"/>
-                <w:color w:val="1B2430"/>
-                <w:sz w:val="17"/>
-                <w:szCs w:val="17"/>
-              </w:rPr>
-              <w:t xml:space="preserve">Quién arma, quién revisa, quién envía, en qué plazo, dónde queda el acuse</w:t>
-            </w:r>
-          </w:p>
-        </w:tc>
-      </w:tr>
-      <w:tr>
-        <w:tc>
-          <w:tcPr>
-            <w:tcW w:type="dxa" w:w="560"/>
-            <w:shd w:fill="FFFFFF" w:val="clear"/>
-            <w:tcMar>
-              <w:top w:type="dxa" w:w="90"/>
-              <w:left w:type="dxa" w:w="120"/>
-              <w:bottom w:type="dxa" w:w="90"/>
-              <w:right w:type="dxa" w:w="120"/>
-            </w:tcMar>
-          </w:tcPr>
-          <w:p>
-            <w:pPr>
-              <w:spacing w:after="0"/>
-            </w:pPr>
-            <w:r>
-              <w:rPr>
-                <w:rFonts w:ascii="Arial" w:cs="Arial" w:eastAsia="Arial" w:hAnsi="Arial"/>
-                <w:color w:val="1B2430"/>
-                <w:sz w:val="17"/>
-                <w:szCs w:val="17"/>
-              </w:rPr>
-              <w:t xml:space="preserve">VII</w:t>
-            </w:r>
-          </w:p>
-        </w:tc>
-        <w:tc>
-          <w:tcPr>
-            <w:tcW w:type="dxa" w:w="3450"/>
-            <w:shd w:fill="FFFFFF" w:val="clear"/>
-            <w:tcMar>
-              <w:top w:type="dxa" w:w="90"/>
-              <w:left w:type="dxa" w:w="120"/>
-              <w:bottom w:type="dxa" w:w="90"/>
-              <w:right w:type="dxa" w:w="120"/>
-            </w:tcMar>
-          </w:tcPr>
-          <w:p>
-            <w:pPr>
-              <w:spacing w:after="0"/>
-            </w:pPr>
-            <w:r>
-              <w:rPr>
-                <w:rFonts w:ascii="Arial" w:cs="Arial" w:eastAsia="Arial" w:hAnsi="Arial"/>
-                <w:color w:val="1B2430"/>
-                <w:sz w:val="17"/>
-                <w:szCs w:val="17"/>
-              </w:rPr>
-              <w:t xml:space="preserve">Los </w:t>
-            </w:r>
-            <w:r>
-              <w:rPr>
-                <w:rFonts w:ascii="Arial" w:cs="Arial" w:eastAsia="Arial" w:hAnsi="Arial"/>
-                <w:b/>
-                <w:bCs/>
-                <w:color w:val="1B2430"/>
-                <w:sz w:val="17"/>
-                <w:szCs w:val="17"/>
-              </w:rPr>
-              <w:t xml:space="preserve">mecanismos</w:t>
-            </w:r>
-            <w:r>
-              <w:rPr>
-                <w:rFonts w:ascii="Arial" w:cs="Arial" w:eastAsia="Arial" w:hAnsi="Arial"/>
-                <w:color w:val="1B2430"/>
-                <w:sz w:val="17"/>
-                <w:szCs w:val="17"/>
-              </w:rPr>
-              <w:t xml:space="preserve"> de conservación de información y documentación</w:t>
-            </w:r>
-          </w:p>
-        </w:tc>
-        <w:tc>
-          <w:tcPr>
-            <w:tcW w:type="dxa" w:w="1500"/>
-            <w:shd w:fill="FFFFFF" w:val="clear"/>
-            <w:tcMar>
-              <w:top w:type="dxa" w:w="90"/>
-              <w:left w:type="dxa" w:w="120"/>
-              <w:bottom w:type="dxa" w:w="90"/>
-              <w:right w:type="dxa" w:w="120"/>
-            </w:tcMar>
-          </w:tcPr>
-          <w:p>
-            <w:pPr>
-              <w:spacing w:after="0"/>
-            </w:pPr>
-            <w:r>
-              <w:rPr>
-                <w:rFonts w:ascii="Arial" w:cs="Arial" w:eastAsia="Arial" w:hAnsi="Arial"/>
-                <w:color w:val="1B2430"/>
-                <w:sz w:val="17"/>
-                <w:szCs w:val="17"/>
-              </w:rPr>
-              <w:t xml:space="preserve">Mecanismo</w:t>
-            </w:r>
-          </w:p>
-        </w:tc>
-        <w:tc>
-          <w:tcPr>
-            <w:tcW w:type="dxa" w:w="3850"/>
-            <w:shd w:fill="FFFFFF" w:val="clear"/>
-            <w:tcMar>
-              <w:top w:type="dxa" w:w="90"/>
-              <w:left w:type="dxa" w:w="120"/>
-              <w:bottom w:type="dxa" w:w="90"/>
-              <w:right w:type="dxa" w:w="120"/>
-            </w:tcMar>
-          </w:tcPr>
-          <w:p>
-            <w:pPr>
-              <w:spacing w:after="0"/>
-            </w:pPr>
-            <w:r>
-              <w:rPr>
-                <w:rFonts w:ascii="Arial" w:cs="Arial" w:eastAsia="Arial" w:hAnsi="Arial"/>
-                <w:color w:val="1B2430"/>
-                <w:sz w:val="17"/>
-                <w:szCs w:val="17"/>
-              </w:rPr>
-              <w:t xml:space="preserve">Repositorio, plazos por tipo de documento y control de acceso</w:t>
-            </w:r>
-          </w:p>
-        </w:tc>
-      </w:tr>
-      <w:tr>
-        <w:tc>
-          <w:tcPr>
-            <w:tcW w:type="dxa" w:w="560"/>
-            <w:shd w:fill="F7F8FA" w:val="clear"/>
-            <w:tcMar>
-              <w:top w:type="dxa" w:w="90"/>
-              <w:left w:type="dxa" w:w="120"/>
-              <w:bottom w:type="dxa" w:w="90"/>
-              <w:right w:type="dxa" w:w="120"/>
-            </w:tcMar>
-          </w:tcPr>
-          <w:p>
-            <w:pPr>
-              <w:spacing w:after="0"/>
-            </w:pPr>
-            <w:r>
-              <w:rPr>
-                <w:rFonts w:ascii="Arial" w:cs="Arial" w:eastAsia="Arial" w:hAnsi="Arial"/>
-                <w:color w:val="1B2430"/>
-                <w:sz w:val="17"/>
-                <w:szCs w:val="17"/>
-              </w:rPr>
-              <w:t xml:space="preserve">VIII</w:t>
-            </w:r>
-          </w:p>
-        </w:tc>
-        <w:tc>
-          <w:tcPr>
-            <w:tcW w:type="dxa" w:w="3450"/>
-            <w:shd w:fill="F7F8FA" w:val="clear"/>
-            <w:tcMar>
-              <w:top w:type="dxa" w:w="90"/>
-              <w:left w:type="dxa" w:w="120"/>
-              <w:bottom w:type="dxa" w:w="90"/>
-              <w:right w:type="dxa" w:w="120"/>
-            </w:tcMar>
-          </w:tcPr>
-          <w:p>
-            <w:pPr>
-              <w:spacing w:after="0"/>
-            </w:pPr>
-            <w:r>
-              <w:rPr>
-                <w:rFonts w:ascii="Arial" w:cs="Arial" w:eastAsia="Arial" w:hAnsi="Arial"/>
-                <w:color w:val="1B2430"/>
-                <w:sz w:val="17"/>
-                <w:szCs w:val="17"/>
-              </w:rPr>
-              <w:t xml:space="preserve">Los </w:t>
-            </w:r>
-            <w:r>
-              <w:rPr>
-                <w:rFonts w:ascii="Arial" w:cs="Arial" w:eastAsia="Arial" w:hAnsi="Arial"/>
-                <w:b/>
-                <w:bCs/>
-                <w:color w:val="1B2430"/>
-                <w:sz w:val="17"/>
-                <w:szCs w:val="17"/>
-              </w:rPr>
-              <w:t xml:space="preserve">mecanismos</w:t>
-            </w:r>
-            <w:r>
-              <w:rPr>
-                <w:rFonts w:ascii="Arial" w:cs="Arial" w:eastAsia="Arial" w:hAnsi="Arial"/>
-                <w:color w:val="1B2430"/>
-                <w:sz w:val="17"/>
-                <w:szCs w:val="17"/>
-              </w:rPr>
-              <w:t xml:space="preserve"> para dar seguimiento y acumular actos u operaciones</w:t>
-            </w:r>
-          </w:p>
-        </w:tc>
-        <w:tc>
-          <w:tcPr>
-            <w:tcW w:type="dxa" w:w="1500"/>
-            <w:shd w:fill="F7F8FA" w:val="clear"/>
-            <w:tcMar>
-              <w:top w:type="dxa" w:w="90"/>
-              <w:left w:type="dxa" w:w="120"/>
-              <w:bottom w:type="dxa" w:w="90"/>
-              <w:right w:type="dxa" w:w="120"/>
-            </w:tcMar>
-          </w:tcPr>
-          <w:p>
-            <w:pPr>
-              <w:spacing w:after="0"/>
-            </w:pPr>
-            <w:r>
-              <w:rPr>
-                <w:rFonts w:ascii="Arial" w:cs="Arial" w:eastAsia="Arial" w:hAnsi="Arial"/>
-                <w:color w:val="1B2430"/>
-                <w:sz w:val="17"/>
-                <w:szCs w:val="17"/>
-              </w:rPr>
-              <w:t xml:space="preserve">Mecanismo</w:t>
-            </w:r>
-          </w:p>
-        </w:tc>
-        <w:tc>
-          <w:tcPr>
-            <w:tcW w:type="dxa" w:w="3850"/>
-            <w:shd w:fill="F7F8FA" w:val="clear"/>
-            <w:tcMar>
-              <w:top w:type="dxa" w:w="90"/>
-              <w:left w:type="dxa" w:w="120"/>
-              <w:bottom w:type="dxa" w:w="90"/>
-              <w:right w:type="dxa" w:w="120"/>
-            </w:tcMar>
-          </w:tcPr>
-          <w:p>
-            <w:pPr>
-              <w:spacing w:after="0"/>
-            </w:pPr>
-            <w:r>
-              <w:rPr>
-                <w:rFonts w:ascii="Arial" w:cs="Arial" w:eastAsia="Arial" w:hAnsi="Arial"/>
-                <w:color w:val="1B2430"/>
-                <w:sz w:val="17"/>
-                <w:szCs w:val="17"/>
-              </w:rPr>
-              <w:t xml:space="preserve">El sistema que acumula, el periodo y la alerta al alcanzar umbral</w:t>
-            </w:r>
-          </w:p>
-        </w:tc>
-      </w:tr>
-      <w:tr>
-        <w:tc>
-          <w:tcPr>
-            <w:tcW w:type="dxa" w:w="560"/>
-            <w:shd w:fill="FFFFFF" w:val="clear"/>
-            <w:tcMar>
-              <w:top w:type="dxa" w:w="90"/>
-              <w:left w:type="dxa" w:w="120"/>
-              <w:bottom w:type="dxa" w:w="90"/>
-              <w:right w:type="dxa" w:w="120"/>
-            </w:tcMar>
-          </w:tcPr>
-          <w:p>
-            <w:pPr>
-              <w:spacing w:after="0"/>
-            </w:pPr>
-            <w:r>
-              <w:rPr>
-                <w:rFonts w:ascii="Arial" w:cs="Arial" w:eastAsia="Arial" w:hAnsi="Arial"/>
-                <w:color w:val="1B2430"/>
-                <w:sz w:val="17"/>
-                <w:szCs w:val="17"/>
-              </w:rPr>
-              <w:t xml:space="preserve">IX</w:t>
-            </w:r>
-          </w:p>
-        </w:tc>
-        <w:tc>
-          <w:tcPr>
-            <w:tcW w:type="dxa" w:w="3450"/>
-            <w:shd w:fill="FFFFFF" w:val="clear"/>
-            <w:tcMar>
-              <w:top w:type="dxa" w:w="90"/>
-              <w:left w:type="dxa" w:w="120"/>
-              <w:bottom w:type="dxa" w:w="90"/>
-              <w:right w:type="dxa" w:w="120"/>
-            </w:tcMar>
-          </w:tcPr>
-          <w:p>
-            <w:pPr>
-              <w:spacing w:after="0"/>
-            </w:pPr>
-            <w:r>
-              <w:rPr>
-                <w:rFonts w:ascii="Arial" w:cs="Arial" w:eastAsia="Arial" w:hAnsi="Arial"/>
-                <w:color w:val="1B2430"/>
-                <w:sz w:val="17"/>
-                <w:szCs w:val="17"/>
-              </w:rPr>
-              <w:t xml:space="preserve">Los </w:t>
-            </w:r>
-            <w:r>
-              <w:rPr>
-                <w:rFonts w:ascii="Arial" w:cs="Arial" w:eastAsia="Arial" w:hAnsi="Arial"/>
-                <w:b/>
-                <w:bCs/>
-                <w:color w:val="1B2430"/>
-                <w:sz w:val="17"/>
-                <w:szCs w:val="17"/>
-              </w:rPr>
-              <w:t xml:space="preserve">mecanismos</w:t>
-            </w:r>
-            <w:r>
-              <w:rPr>
-                <w:rFonts w:ascii="Arial" w:cs="Arial" w:eastAsia="Arial" w:hAnsi="Arial"/>
-                <w:color w:val="1B2430"/>
-                <w:sz w:val="17"/>
-                <w:szCs w:val="17"/>
-              </w:rPr>
-              <w:t xml:space="preserve"> para identificar personas en listas de autoridades u organismos internacionales</w:t>
-            </w:r>
-          </w:p>
-        </w:tc>
-        <w:tc>
-          <w:tcPr>
-            <w:tcW w:type="dxa" w:w="1500"/>
-            <w:shd w:fill="FFFFFF" w:val="clear"/>
-            <w:tcMar>
-              <w:top w:type="dxa" w:w="90"/>
-              <w:left w:type="dxa" w:w="120"/>
-              <w:bottom w:type="dxa" w:w="90"/>
-              <w:right w:type="dxa" w:w="120"/>
-            </w:tcMar>
-          </w:tcPr>
-          <w:p>
-            <w:pPr>
-              <w:spacing w:after="0"/>
-            </w:pPr>
-            <w:r>
-              <w:rPr>
-                <w:rFonts w:ascii="Arial" w:cs="Arial" w:eastAsia="Arial" w:hAnsi="Arial"/>
-                <w:color w:val="1B2430"/>
-                <w:sz w:val="17"/>
-                <w:szCs w:val="17"/>
-              </w:rPr>
-              <w:t xml:space="preserve">Mecanismo</w:t>
-            </w:r>
-          </w:p>
-        </w:tc>
-        <w:tc>
-          <w:tcPr>
-            <w:tcW w:type="dxa" w:w="3850"/>
-            <w:shd w:fill="FFFFFF" w:val="clear"/>
-            <w:tcMar>
-              <w:top w:type="dxa" w:w="90"/>
-              <w:left w:type="dxa" w:w="120"/>
-              <w:bottom w:type="dxa" w:w="90"/>
-              <w:right w:type="dxa" w:w="120"/>
-            </w:tcMar>
-          </w:tcPr>
-          <w:p>
-            <w:pPr>
-              <w:spacing w:after="0"/>
-            </w:pPr>
-            <w:r>
-              <w:rPr>
-                <w:rFonts w:ascii="Arial" w:cs="Arial" w:eastAsia="Arial" w:hAnsi="Arial"/>
-                <w:color w:val="1B2430"/>
-                <w:sz w:val="17"/>
-                <w:szCs w:val="17"/>
-              </w:rPr>
-              <w:t xml:space="preserve">Qué listas, con qué frecuencia se consultan y qué se hace ante una coincidencia</w:t>
-            </w:r>
-          </w:p>
-        </w:tc>
-      </w:tr>
-      <w:tr>
-        <w:tc>
-          <w:tcPr>
-            <w:tcW w:type="dxa" w:w="560"/>
-            <w:shd w:fill="F7F8FA" w:val="clear"/>
-            <w:tcMar>
-              <w:top w:type="dxa" w:w="90"/>
-              <w:left w:type="dxa" w:w="120"/>
-              <w:bottom w:type="dxa" w:w="90"/>
-              <w:right w:type="dxa" w:w="120"/>
-            </w:tcMar>
-          </w:tcPr>
-          <w:p>
-            <w:pPr>
-              <w:spacing w:after="0"/>
-            </w:pPr>
-            <w:r>
-              <w:rPr>
-                <w:rFonts w:ascii="Arial" w:cs="Arial" w:eastAsia="Arial" w:hAnsi="Arial"/>
-                <w:color w:val="1B2430"/>
-                <w:sz w:val="17"/>
-                <w:szCs w:val="17"/>
-              </w:rPr>
-              <w:t xml:space="preserve">X</w:t>
-            </w:r>
-          </w:p>
-        </w:tc>
-        <w:tc>
-          <w:tcPr>
-            <w:tcW w:type="dxa" w:w="3450"/>
-            <w:shd w:fill="F7F8FA" w:val="clear"/>
-            <w:tcMar>
-              <w:top w:type="dxa" w:w="90"/>
-              <w:left w:type="dxa" w:w="120"/>
-              <w:bottom w:type="dxa" w:w="90"/>
-              <w:right w:type="dxa" w:w="120"/>
-            </w:tcMar>
-          </w:tcPr>
-          <w:p>
-            <w:pPr>
-              <w:spacing w:after="0"/>
-            </w:pPr>
-            <w:r>
-              <w:rPr>
-                <w:rFonts w:ascii="Arial" w:cs="Arial" w:eastAsia="Arial" w:hAnsi="Arial"/>
-                <w:color w:val="1B2430"/>
-                <w:sz w:val="17"/>
-                <w:szCs w:val="17"/>
-              </w:rPr>
-              <w:t xml:space="preserve">Las </w:t>
-            </w:r>
-            <w:r>
-              <w:rPr>
-                <w:rFonts w:ascii="Arial" w:cs="Arial" w:eastAsia="Arial" w:hAnsi="Arial"/>
-                <w:b/>
-                <w:bCs/>
-                <w:color w:val="1B2430"/>
-                <w:sz w:val="17"/>
-                <w:szCs w:val="17"/>
-              </w:rPr>
-              <w:t xml:space="preserve">funciones y responsabilidades</w:t>
-            </w:r>
-            <w:r>
-              <w:rPr>
-                <w:rFonts w:ascii="Arial" w:cs="Arial" w:eastAsia="Arial" w:hAnsi="Arial"/>
-                <w:color w:val="1B2430"/>
-                <w:sz w:val="17"/>
-                <w:szCs w:val="17"/>
-              </w:rPr>
-              <w:t xml:space="preserve"> de la persona Representante</w:t>
-            </w:r>
-          </w:p>
-        </w:tc>
-        <w:tc>
-          <w:tcPr>
-            <w:tcW w:type="dxa" w:w="1500"/>
-            <w:shd w:fill="F7F8FA" w:val="clear"/>
-            <w:tcMar>
-              <w:top w:type="dxa" w:w="90"/>
-              <w:left w:type="dxa" w:w="120"/>
-              <w:bottom w:type="dxa" w:w="90"/>
-              <w:right w:type="dxa" w:w="120"/>
-            </w:tcMar>
-          </w:tcPr>
-          <w:p>
-            <w:pPr>
-              <w:spacing w:after="0"/>
-            </w:pPr>
-            <w:r>
-              <w:rPr>
-                <w:rFonts w:ascii="Arial" w:cs="Arial" w:eastAsia="Arial" w:hAnsi="Arial"/>
-                <w:color w:val="1B2430"/>
-                <w:sz w:val="17"/>
-                <w:szCs w:val="17"/>
-              </w:rPr>
-              <w:t xml:space="preserve">Funciones</w:t>
-            </w:r>
-          </w:p>
-        </w:tc>
-        <w:tc>
-          <w:tcPr>
-            <w:tcW w:type="dxa" w:w="3850"/>
-            <w:shd w:fill="F7F8FA" w:val="clear"/>
-            <w:tcMar>
-              <w:top w:type="dxa" w:w="90"/>
-              <w:left w:type="dxa" w:w="120"/>
-              <w:bottom w:type="dxa" w:w="90"/>
-              <w:right w:type="dxa" w:w="120"/>
-            </w:tcMar>
-          </w:tcPr>
-          <w:p>
-            <w:pPr>
-              <w:spacing w:after="0"/>
-            </w:pPr>
-            <w:r>
-              <w:rPr>
-                <w:rFonts w:ascii="Arial" w:cs="Arial" w:eastAsia="Arial" w:hAnsi="Arial"/>
-                <w:color w:val="1B2430"/>
-                <w:sz w:val="17"/>
-                <w:szCs w:val="17"/>
-              </w:rPr>
-              <w:t xml:space="preserve">Un listado de facultades y deberes, no un párrafo genérico</w:t>
-            </w:r>
-          </w:p>
-        </w:tc>
-      </w:tr>
-      <w:tr>
-        <w:tc>
-          <w:tcPr>
-            <w:tcW w:type="dxa" w:w="560"/>
-            <w:shd w:fill="FFFFFF" w:val="clear"/>
-            <w:tcMar>
-              <w:top w:type="dxa" w:w="90"/>
-              <w:left w:type="dxa" w:w="120"/>
-              <w:bottom w:type="dxa" w:w="90"/>
-              <w:right w:type="dxa" w:w="120"/>
-            </w:tcMar>
-          </w:tcPr>
-          <w:p>
-            <w:pPr>
-              <w:spacing w:after="0"/>
-            </w:pPr>
-            <w:r>
-              <w:rPr>
-                <w:rFonts w:ascii="Arial" w:cs="Arial" w:eastAsia="Arial" w:hAnsi="Arial"/>
-                <w:color w:val="1B2430"/>
-                <w:sz w:val="17"/>
-                <w:szCs w:val="17"/>
-              </w:rPr>
-              <w:t xml:space="preserve">XI</w:t>
-            </w:r>
-          </w:p>
-        </w:tc>
-        <w:tc>
-          <w:tcPr>
-            <w:tcW w:type="dxa" w:w="3450"/>
-            <w:shd w:fill="FFFFFF" w:val="clear"/>
-            <w:tcMar>
-              <w:top w:type="dxa" w:w="90"/>
-              <w:left w:type="dxa" w:w="120"/>
-              <w:bottom w:type="dxa" w:w="90"/>
-              <w:right w:type="dxa" w:w="120"/>
-            </w:tcMar>
-          </w:tcPr>
-          <w:p>
-            <w:pPr>
-              <w:spacing w:after="0"/>
-            </w:pPr>
-            <w:r>
-              <w:rPr>
-                <w:rFonts w:ascii="Arial" w:cs="Arial" w:eastAsia="Arial" w:hAnsi="Arial"/>
-                <w:color w:val="1B2430"/>
-                <w:sz w:val="17"/>
-                <w:szCs w:val="17"/>
-              </w:rPr>
-              <w:t xml:space="preserve">Los </w:t>
-            </w:r>
-            <w:r>
-              <w:rPr>
-                <w:rFonts w:ascii="Arial" w:cs="Arial" w:eastAsia="Arial" w:hAnsi="Arial"/>
-                <w:b/>
-                <w:bCs/>
-                <w:color w:val="1B2430"/>
-                <w:sz w:val="17"/>
-                <w:szCs w:val="17"/>
-              </w:rPr>
-              <w:t xml:space="preserve">programas</w:t>
-            </w:r>
-            <w:r>
-              <w:rPr>
-                <w:rFonts w:ascii="Arial" w:cs="Arial" w:eastAsia="Arial" w:hAnsi="Arial"/>
-                <w:color w:val="1B2430"/>
-                <w:sz w:val="17"/>
-                <w:szCs w:val="17"/>
-              </w:rPr>
-              <w:t xml:space="preserve"> de capacitación</w:t>
-            </w:r>
-          </w:p>
-        </w:tc>
-        <w:tc>
-          <w:tcPr>
-            <w:tcW w:type="dxa" w:w="1500"/>
-            <w:shd w:fill="FFFFFF" w:val="clear"/>
-            <w:tcMar>
-              <w:top w:type="dxa" w:w="90"/>
-              <w:left w:type="dxa" w:w="120"/>
-              <w:bottom w:type="dxa" w:w="90"/>
-              <w:right w:type="dxa" w:w="120"/>
-            </w:tcMar>
-          </w:tcPr>
-          <w:p>
-            <w:pPr>
-              <w:spacing w:after="0"/>
-            </w:pPr>
-            <w:r>
-              <w:rPr>
-                <w:rFonts w:ascii="Arial" w:cs="Arial" w:eastAsia="Arial" w:hAnsi="Arial"/>
-                <w:color w:val="1B2430"/>
-                <w:sz w:val="17"/>
-                <w:szCs w:val="17"/>
-              </w:rPr>
-              <w:t xml:space="preserve">Programa</w:t>
-            </w:r>
-          </w:p>
-        </w:tc>
-        <w:tc>
-          <w:tcPr>
-            <w:tcW w:type="dxa" w:w="3850"/>
-            <w:shd w:fill="FFFFFF" w:val="clear"/>
-            <w:tcMar>
-              <w:top w:type="dxa" w:w="90"/>
-              <w:left w:type="dxa" w:w="120"/>
-              <w:bottom w:type="dxa" w:w="90"/>
-              <w:right w:type="dxa" w:w="120"/>
-            </w:tcMar>
-          </w:tcPr>
-          <w:p>
-            <w:pPr>
-              <w:spacing w:after="0"/>
-            </w:pPr>
-            <w:r>
-              <w:rPr>
-                <w:rFonts w:ascii="Arial" w:cs="Arial" w:eastAsia="Arial" w:hAnsi="Arial"/>
-                <w:color w:val="1B2430"/>
-                <w:sz w:val="17"/>
-                <w:szCs w:val="17"/>
-              </w:rPr>
-              <w:t xml:space="preserve">Destinatarios, temas, periodicidad, quién imparte y cómo se acredita</w:t>
-            </w:r>
-          </w:p>
-        </w:tc>
-      </w:tr>
-      <w:tr>
-        <w:tc>
-          <w:tcPr>
-            <w:tcW w:type="dxa" w:w="560"/>
-            <w:shd w:fill="F7F8FA" w:val="clear"/>
-            <w:tcMar>
-              <w:top w:type="dxa" w:w="90"/>
-              <w:left w:type="dxa" w:w="120"/>
-              <w:bottom w:type="dxa" w:w="90"/>
-              <w:right w:type="dxa" w:w="120"/>
-            </w:tcMar>
-          </w:tcPr>
-          <w:p>
-            <w:pPr>
-              <w:spacing w:after="0"/>
-            </w:pPr>
-            <w:r>
-              <w:rPr>
-                <w:rFonts w:ascii="Arial" w:cs="Arial" w:eastAsia="Arial" w:hAnsi="Arial"/>
-                <w:color w:val="1B2430"/>
-                <w:sz w:val="17"/>
-                <w:szCs w:val="17"/>
-              </w:rPr>
-              <w:t xml:space="preserve">XII</w:t>
-            </w:r>
-          </w:p>
-        </w:tc>
-        <w:tc>
-          <w:tcPr>
-            <w:tcW w:type="dxa" w:w="3450"/>
-            <w:shd w:fill="F7F8FA" w:val="clear"/>
-            <w:tcMar>
-              <w:top w:type="dxa" w:w="90"/>
-              <w:left w:type="dxa" w:w="120"/>
-              <w:bottom w:type="dxa" w:w="90"/>
-              <w:right w:type="dxa" w:w="120"/>
-            </w:tcMar>
-          </w:tcPr>
-          <w:p>
-            <w:pPr>
-              <w:spacing w:after="0"/>
-            </w:pPr>
-            <w:r>
-              <w:rPr>
-                <w:rFonts w:ascii="Arial" w:cs="Arial" w:eastAsia="Arial" w:hAnsi="Arial"/>
-                <w:color w:val="1B2430"/>
-                <w:sz w:val="17"/>
-                <w:szCs w:val="17"/>
-              </w:rPr>
-              <w:t xml:space="preserve">Los </w:t>
-            </w:r>
-            <w:r>
-              <w:rPr>
-                <w:rFonts w:ascii="Arial" w:cs="Arial" w:eastAsia="Arial" w:hAnsi="Arial"/>
-                <w:b/>
-                <w:bCs/>
-                <w:color w:val="1B2430"/>
-                <w:sz w:val="17"/>
-                <w:szCs w:val="17"/>
-              </w:rPr>
-              <w:t xml:space="preserve">mecanismos</w:t>
-            </w:r>
-            <w:r>
-              <w:rPr>
-                <w:rFonts w:ascii="Arial" w:cs="Arial" w:eastAsia="Arial" w:hAnsi="Arial"/>
-                <w:color w:val="1B2430"/>
-                <w:sz w:val="17"/>
-                <w:szCs w:val="17"/>
-              </w:rPr>
-              <w:t xml:space="preserve"> de control interno, supervisión y auditoría</w:t>
-            </w:r>
-          </w:p>
-        </w:tc>
-        <w:tc>
-          <w:tcPr>
-            <w:tcW w:type="dxa" w:w="1500"/>
-            <w:shd w:fill="F7F8FA" w:val="clear"/>
-            <w:tcMar>
-              <w:top w:type="dxa" w:w="90"/>
-              <w:left w:type="dxa" w:w="120"/>
-              <w:bottom w:type="dxa" w:w="90"/>
-              <w:right w:type="dxa" w:w="120"/>
-            </w:tcMar>
-          </w:tcPr>
-          <w:p>
-            <w:pPr>
-              <w:spacing w:after="0"/>
-            </w:pPr>
-            <w:r>
-              <w:rPr>
-                <w:rFonts w:ascii="Arial" w:cs="Arial" w:eastAsia="Arial" w:hAnsi="Arial"/>
-                <w:color w:val="1B2430"/>
-                <w:sz w:val="17"/>
-                <w:szCs w:val="17"/>
-              </w:rPr>
-              <w:t xml:space="preserve">Mecanismo</w:t>
-            </w:r>
-          </w:p>
-        </w:tc>
-        <w:tc>
-          <w:tcPr>
-            <w:tcW w:type="dxa" w:w="3850"/>
-            <w:shd w:fill="F7F8FA" w:val="clear"/>
-            <w:tcMar>
-              <w:top w:type="dxa" w:w="90"/>
-              <w:left w:type="dxa" w:w="120"/>
-              <w:bottom w:type="dxa" w:w="90"/>
-              <w:right w:type="dxa" w:w="120"/>
-            </w:tcMar>
-          </w:tcPr>
-          <w:p>
-            <w:pPr>
-              <w:spacing w:after="0"/>
-            </w:pPr>
-            <w:r>
-              <w:rPr>
-                <w:rFonts w:ascii="Arial" w:cs="Arial" w:eastAsia="Arial" w:hAnsi="Arial"/>
-                <w:color w:val="1B2430"/>
-                <w:sz w:val="17"/>
-                <w:szCs w:val="17"/>
-              </w:rPr>
-              <w:t xml:space="preserve">Quién revisa a quién, cada cuándo y qué informe produce</w:t>
-            </w:r>
-          </w:p>
-        </w:tc>
-      </w:tr>
-      <w:tr>
-        <w:tc>
-          <w:tcPr>
-            <w:tcW w:type="dxa" w:w="560"/>
-            <w:shd w:fill="FFFFFF" w:val="clear"/>
-            <w:tcMar>
-              <w:top w:type="dxa" w:w="90"/>
-              <w:left w:type="dxa" w:w="120"/>
-              <w:bottom w:type="dxa" w:w="90"/>
-              <w:right w:type="dxa" w:w="120"/>
-            </w:tcMar>
-          </w:tcPr>
-          <w:p>
-            <w:pPr>
-              <w:spacing w:after="0"/>
-            </w:pPr>
-            <w:r>
-              <w:rPr>
-                <w:rFonts w:ascii="Arial" w:cs="Arial" w:eastAsia="Arial" w:hAnsi="Arial"/>
-                <w:color w:val="1B2430"/>
-                <w:sz w:val="17"/>
-                <w:szCs w:val="17"/>
-              </w:rPr>
-              <w:t xml:space="preserve">XIII</w:t>
-            </w:r>
-          </w:p>
-        </w:tc>
-        <w:tc>
-          <w:tcPr>
-            <w:tcW w:type="dxa" w:w="3450"/>
-            <w:shd w:fill="FFFFFF" w:val="clear"/>
-            <w:tcMar>
-              <w:top w:type="dxa" w:w="90"/>
-              <w:left w:type="dxa" w:w="120"/>
-              <w:bottom w:type="dxa" w:w="90"/>
-              <w:right w:type="dxa" w:w="120"/>
-            </w:tcMar>
-          </w:tcPr>
-          <w:p>
-            <w:pPr>
-              <w:spacing w:after="0"/>
-            </w:pPr>
-            <w:r>
-              <w:rPr>
-                <w:rFonts w:ascii="Arial" w:cs="Arial" w:eastAsia="Arial" w:hAnsi="Arial"/>
-                <w:color w:val="1B2430"/>
-                <w:sz w:val="17"/>
-                <w:szCs w:val="17"/>
-              </w:rPr>
-              <w:t xml:space="preserve">Las </w:t>
-            </w:r>
-            <w:r>
-              <w:rPr>
-                <w:rFonts w:ascii="Arial" w:cs="Arial" w:eastAsia="Arial" w:hAnsi="Arial"/>
-                <w:b/>
-                <w:bCs/>
-                <w:color w:val="1B2430"/>
-                <w:sz w:val="17"/>
-                <w:szCs w:val="17"/>
-              </w:rPr>
-              <w:t xml:space="preserve">medidas</w:t>
-            </w:r>
-            <w:r>
-              <w:rPr>
-                <w:rFonts w:ascii="Arial" w:cs="Arial" w:eastAsia="Arial" w:hAnsi="Arial"/>
-                <w:color w:val="1B2430"/>
-                <w:sz w:val="17"/>
-                <w:szCs w:val="17"/>
-              </w:rPr>
-              <w:t xml:space="preserve"> para garantizar la confidencialidad de la información</w:t>
-            </w:r>
-          </w:p>
-        </w:tc>
-        <w:tc>
-          <w:tcPr>
-            <w:tcW w:type="dxa" w:w="1500"/>
-            <w:shd w:fill="FFFFFF" w:val="clear"/>
-            <w:tcMar>
-              <w:top w:type="dxa" w:w="90"/>
-              <w:left w:type="dxa" w:w="120"/>
-              <w:bottom w:type="dxa" w:w="90"/>
-              <w:right w:type="dxa" w:w="120"/>
-            </w:tcMar>
-          </w:tcPr>
-          <w:p>
-            <w:pPr>
-              <w:spacing w:after="0"/>
-            </w:pPr>
-            <w:r>
-              <w:rPr>
-                <w:rFonts w:ascii="Arial" w:cs="Arial" w:eastAsia="Arial" w:hAnsi="Arial"/>
-                <w:color w:val="1B2430"/>
-                <w:sz w:val="17"/>
-                <w:szCs w:val="17"/>
-              </w:rPr>
-              <w:t xml:space="preserve">Medida</w:t>
-            </w:r>
-          </w:p>
-        </w:tc>
-        <w:tc>
-          <w:tcPr>
-            <w:tcW w:type="dxa" w:w="3850"/>
-            <w:shd w:fill="FFFFFF" w:val="clear"/>
-            <w:tcMar>
-              <w:top w:type="dxa" w:w="90"/>
-              <w:left w:type="dxa" w:w="120"/>
-              <w:bottom w:type="dxa" w:w="90"/>
-              <w:right w:type="dxa" w:w="120"/>
-            </w:tcMar>
-          </w:tcPr>
-          <w:p>
-            <w:pPr>
-              <w:spacing w:after="0"/>
-            </w:pPr>
-            <w:r>
-              <w:rPr>
-                <w:rFonts w:ascii="Arial" w:cs="Arial" w:eastAsia="Arial" w:hAnsi="Arial"/>
-                <w:color w:val="1B2430"/>
-                <w:sz w:val="17"/>
-                <w:szCs w:val="17"/>
-              </w:rPr>
-              <w:t xml:space="preserve">Controles de acceso, deber de reserva y consecuencia de su violación</w:t>
-            </w:r>
-          </w:p>
-        </w:tc>
-      </w:tr>
-      <w:tr>
-        <w:tc>
-          <w:tcPr>
-            <w:tcW w:type="dxa" w:w="560"/>
-            <w:shd w:fill="F7F8FA" w:val="clear"/>
-            <w:tcMar>
-              <w:top w:type="dxa" w:w="90"/>
-              <w:left w:type="dxa" w:w="120"/>
-              <w:bottom w:type="dxa" w:w="90"/>
-              <w:right w:type="dxa" w:w="120"/>
-            </w:tcMar>
-          </w:tcPr>
-          <w:p>
-            <w:pPr>
-              <w:spacing w:after="0"/>
-            </w:pPr>
-            <w:r>
-              <w:rPr>
-                <w:rFonts w:ascii="Arial" w:cs="Arial" w:eastAsia="Arial" w:hAnsi="Arial"/>
-                <w:color w:val="1B2430"/>
-                <w:sz w:val="17"/>
-                <w:szCs w:val="17"/>
-              </w:rPr>
-              <w:t xml:space="preserve">XIV</w:t>
-            </w:r>
-          </w:p>
-        </w:tc>
-        <w:tc>
-          <w:tcPr>
-            <w:tcW w:type="dxa" w:w="3450"/>
-            <w:shd w:fill="F7F8FA" w:val="clear"/>
-            <w:tcMar>
-              <w:top w:type="dxa" w:w="90"/>
-              <w:left w:type="dxa" w:w="120"/>
-              <w:bottom w:type="dxa" w:w="90"/>
-              <w:right w:type="dxa" w:w="120"/>
-            </w:tcMar>
-          </w:tcPr>
-          <w:p>
-            <w:pPr>
-              <w:spacing w:after="0"/>
-            </w:pPr>
-            <w:r>
-              <w:rPr>
-                <w:rFonts w:ascii="Arial" w:cs="Arial" w:eastAsia="Arial" w:hAnsi="Arial"/>
-                <w:color w:val="1B2430"/>
-                <w:sz w:val="17"/>
-                <w:szCs w:val="17"/>
-              </w:rPr>
-              <w:t xml:space="preserve">Los </w:t>
-            </w:r>
-            <w:r>
-              <w:rPr>
-                <w:rFonts w:ascii="Arial" w:cs="Arial" w:eastAsia="Arial" w:hAnsi="Arial"/>
-                <w:b/>
-                <w:bCs/>
-                <w:color w:val="1B2430"/>
-                <w:sz w:val="17"/>
-                <w:szCs w:val="17"/>
-              </w:rPr>
-              <w:t xml:space="preserve">procedimientos</w:t>
-            </w:r>
-            <w:r>
-              <w:rPr>
-                <w:rFonts w:ascii="Arial" w:cs="Arial" w:eastAsia="Arial" w:hAnsi="Arial"/>
-                <w:color w:val="1B2430"/>
-                <w:sz w:val="17"/>
-                <w:szCs w:val="17"/>
-              </w:rPr>
-              <w:t xml:space="preserve"> para la actualización del propio Manual</w:t>
-            </w:r>
-          </w:p>
-        </w:tc>
-        <w:tc>
-          <w:tcPr>
-            <w:tcW w:type="dxa" w:w="1500"/>
-            <w:shd w:fill="F7F8FA" w:val="clear"/>
-            <w:tcMar>
-              <w:top w:type="dxa" w:w="90"/>
-              <w:left w:type="dxa" w:w="120"/>
-              <w:bottom w:type="dxa" w:w="90"/>
-              <w:right w:type="dxa" w:w="120"/>
-            </w:tcMar>
-          </w:tcPr>
-          <w:p>
-            <w:pPr>
-              <w:spacing w:after="0"/>
-            </w:pPr>
-            <w:r>
-              <w:rPr>
-                <w:rFonts w:ascii="Arial" w:cs="Arial" w:eastAsia="Arial" w:hAnsi="Arial"/>
-                <w:color w:val="1B2430"/>
-                <w:sz w:val="17"/>
-                <w:szCs w:val="17"/>
-              </w:rPr>
-              <w:t xml:space="preserve">Procedimiento</w:t>
-            </w:r>
-          </w:p>
-        </w:tc>
-        <w:tc>
-          <w:tcPr>
-            <w:tcW w:type="dxa" w:w="3850"/>
-            <w:shd w:fill="F7F8FA" w:val="clear"/>
-            <w:tcMar>
-              <w:top w:type="dxa" w:w="90"/>
-              <w:left w:type="dxa" w:w="120"/>
-              <w:bottom w:type="dxa" w:w="90"/>
-              <w:right w:type="dxa" w:w="120"/>
-            </w:tcMar>
-          </w:tcPr>
-          <w:p>
-            <w:pPr>
-              <w:spacing w:after="0"/>
-            </w:pPr>
-            <w:r>
-              <w:rPr>
-                <w:rFonts w:ascii="Arial" w:cs="Arial" w:eastAsia="Arial" w:hAnsi="Arial"/>
-                <w:color w:val="1B2430"/>
-                <w:sz w:val="17"/>
-                <w:szCs w:val="17"/>
-              </w:rPr>
-              <w:t xml:space="preserve">Disparadores, responsable, plazo y control de versiones</w:t>
+              <w:t xml:space="preserve">Citar «las Disposiciones» en un manual de Actividad Vulnerable delata que el documento se copió.</w:t>
             </w:r>
           </w:p>
         </w:tc>
@@ -4026,7 +5177,7 @@
         <w:tc>
           <w:tcPr>
             <w:tcW w:type="dxa" w:w="9360"/>
-            <w:shd w:fill="12224A" w:val="clear"/>
+            <w:shd w:fill="F2A541" w:val="clear"/>
             <w:tcMar>
               <w:top w:type="dxa" w:w="150"/>
               <w:left w:type="dxa" w:w="220"/>
@@ -4043,11 +5194,11 @@
                 <w:rFonts w:ascii="Arial" w:cs="Arial" w:eastAsia="Arial" w:hAnsi="Arial"/>
                 <w:b/>
                 <w:bCs/>
-                <w:color w:val="F2A541"/>
+                <w:color w:val="12224A"/>
                 <w:sz w:val="20"/>
                 <w:szCs w:val="20"/>
               </w:rPr>
-              <w:t xml:space="preserve">La fracción IX es la que más se olvida. En la sesión anterior se enumeraron trece fracciones y son catorce: la que faltó fue justo ésta, la de las listas.</w:t>
+              <w:t xml:space="preserve">De un manual financiero se toma la estructura: criterio y procedimiento, la tabla de cuatro columnas, el control de cambios. El contenido, nunca.</w:t>
             </w:r>
           </w:p>
         </w:tc>
@@ -4056,276 +5207,6 @@
     <w:p>
       <w:pPr>
         <w:spacing w:after="190"/>
-      </w:pPr>
-    </w:p>
-    <w:p>
-      <w:pPr>
-        <w:pStyle w:val="Heading2"/>
-        <w:keepNext/>
-        <w:spacing w:after="150" w:before="340"/>
-      </w:pPr>
-      <w:r>
-        <w:rPr>
-          <w:rFonts w:ascii="Georgia" w:cs="Georgia" w:eastAsia="Georgia" w:hAnsi="Georgia"/>
-          <w:b/>
-          <w:bCs/>
-          <w:color w:val="1B2E5C"/>
-          <w:sz w:val="23"/>
-          <w:szCs w:val="23"/>
-        </w:rPr>
-        <w:t xml:space="preserve">Las tres reglas que acompañan al contenido mínimo</w:t>
-      </w:r>
-    </w:p>
-    <w:p>
-      <w:pPr>
-        <w:spacing w:after="90" w:line="290"/>
-        <w:ind w:left="420" w:hanging="220"/>
-        <w:jc w:val="both"/>
-      </w:pPr>
-      <w:r>
-        <w:rPr>
-          <w:rFonts w:ascii="Georgia" w:cs="Georgia" w:eastAsia="Georgia" w:hAnsi="Georgia"/>
-          <w:b/>
-          <w:bCs/>
-          <w:color w:val="B07A12"/>
-          <w:sz w:val="20"/>
-          <w:szCs w:val="20"/>
-        </w:rPr>
-        <w:t xml:space="preserve">—   </w:t>
-      </w:r>
-      <w:r>
-        <w:rPr>
-          <w:rFonts w:ascii="Georgia" w:cs="Georgia" w:eastAsia="Georgia" w:hAnsi="Georgia"/>
-          <w:b/>
-          <w:bCs/>
-          <w:color w:val="1B2430"/>
-          <w:sz w:val="20"/>
-          <w:szCs w:val="20"/>
-        </w:rPr>
-        <w:t xml:space="preserve">El Manual puede estar repartido en varios documentos.</w:t>
-      </w:r>
-      <w:r>
-        <w:rPr>
-          <w:rFonts w:ascii="Georgia" w:cs="Georgia" w:eastAsia="Georgia" w:hAnsi="Georgia"/>
-          <w:color w:val="1B2430"/>
-          <w:sz w:val="20"/>
-          <w:szCs w:val="20"/>
-        </w:rPr>
-        <w:t xml:space="preserve"> Si un criterio, una medida o un procedimiento vive en otro documento, el Manual debe </w:t>
-      </w:r>
-      <w:r>
-        <w:rPr>
-          <w:rFonts w:ascii="Georgia" w:cs="Georgia" w:eastAsia="Georgia" w:hAnsi="Georgia"/>
-          <w:b/>
-          <w:bCs/>
-          <w:color w:val="1B2430"/>
-          <w:sz w:val="20"/>
-          <w:szCs w:val="20"/>
-        </w:rPr>
-        <w:t xml:space="preserve">incluir la referencia</w:t>
-      </w:r>
-      <w:r>
-        <w:rPr>
-          <w:rFonts w:ascii="Georgia" w:cs="Georgia" w:eastAsia="Georgia" w:hAnsi="Georgia"/>
-          <w:color w:val="1B2430"/>
-          <w:sz w:val="20"/>
-          <w:szCs w:val="20"/>
-        </w:rPr>
-        <w:t xml:space="preserve"> a ese documento. Lo que no puede es no estar en ninguna parte. </w:t>
-      </w:r>
-      <w:r>
-        <w:rPr>
-          <w:rFonts w:ascii="Georgia" w:cs="Georgia" w:eastAsia="Georgia" w:hAnsi="Georgia"/>
-          <w:i/>
-          <w:iCs/>
-          <w:color w:val="1B2430"/>
-          <w:sz w:val="20"/>
-          <w:szCs w:val="20"/>
-        </w:rPr>
-        <w:t xml:space="preserve">(RCG art. 37, segundo párrafo.)</w:t>
-      </w:r>
-    </w:p>
-    <w:p>
-      <w:pPr>
-        <w:spacing w:after="90" w:line="290"/>
-        <w:ind w:left="420" w:hanging="220"/>
-        <w:jc w:val="both"/>
-      </w:pPr>
-      <w:r>
-        <w:rPr>
-          <w:rFonts w:ascii="Georgia" w:cs="Georgia" w:eastAsia="Georgia" w:hAnsi="Georgia"/>
-          <w:b/>
-          <w:bCs/>
-          <w:color w:val="B07A12"/>
-          <w:sz w:val="20"/>
-          <w:szCs w:val="20"/>
-        </w:rPr>
-        <w:t xml:space="preserve">—   </w:t>
-      </w:r>
-      <w:r>
-        <w:rPr>
-          <w:rFonts w:ascii="Georgia" w:cs="Georgia" w:eastAsia="Georgia" w:hAnsi="Georgia"/>
-          <w:b/>
-          <w:bCs/>
-          <w:color w:val="1B2430"/>
-          <w:sz w:val="20"/>
-          <w:szCs w:val="20"/>
-        </w:rPr>
-        <w:t xml:space="preserve">Dos cosas tienen que estar sí o sí</w:t>
-      </w:r>
-      <w:r>
-        <w:rPr>
-          <w:rFonts w:ascii="Georgia" w:cs="Georgia" w:eastAsia="Georgia" w:hAnsi="Georgia"/>
-          <w:color w:val="1B2430"/>
-          <w:sz w:val="20"/>
-          <w:szCs w:val="20"/>
-        </w:rPr>
-        <w:t xml:space="preserve">, en el Manual o en el documento al que remita: el </w:t>
-      </w:r>
-      <w:r>
-        <w:rPr>
-          <w:rFonts w:ascii="Georgia" w:cs="Georgia" w:eastAsia="Georgia" w:hAnsi="Georgia"/>
-          <w:b/>
-          <w:bCs/>
-          <w:color w:val="1B2430"/>
-          <w:sz w:val="20"/>
-          <w:szCs w:val="20"/>
-        </w:rPr>
-        <w:t xml:space="preserve">diseño de la metodología</w:t>
-      </w:r>
-      <w:r>
-        <w:rPr>
-          <w:rFonts w:ascii="Georgia" w:cs="Georgia" w:eastAsia="Georgia" w:hAnsi="Georgia"/>
-          <w:color w:val="1B2430"/>
-          <w:sz w:val="20"/>
-          <w:szCs w:val="20"/>
-        </w:rPr>
-        <w:t xml:space="preserve"> de evaluación de Riesgos, y el </w:t>
-      </w:r>
-      <w:r>
-        <w:rPr>
-          <w:rFonts w:ascii="Georgia" w:cs="Georgia" w:eastAsia="Georgia" w:hAnsi="Georgia"/>
-          <w:b/>
-          <w:bCs/>
-          <w:color w:val="1B2430"/>
-          <w:sz w:val="20"/>
-          <w:szCs w:val="20"/>
-        </w:rPr>
-        <w:t xml:space="preserve">procedimiento y criterios para la apertura, limitación o terminación</w:t>
-      </w:r>
-      <w:r>
-        <w:rPr>
-          <w:rFonts w:ascii="Georgia" w:cs="Georgia" w:eastAsia="Georgia" w:hAnsi="Georgia"/>
-          <w:color w:val="1B2430"/>
-          <w:sz w:val="20"/>
-          <w:szCs w:val="20"/>
-        </w:rPr>
-        <w:t xml:space="preserve"> de relaciones con Clientes o Usuarias, congruentes con esa metodología. </w:t>
-      </w:r>
-      <w:r>
-        <w:rPr>
-          <w:rFonts w:ascii="Georgia" w:cs="Georgia" w:eastAsia="Georgia" w:hAnsi="Georgia"/>
-          <w:i/>
-          <w:iCs/>
-          <w:color w:val="1B2430"/>
-          <w:sz w:val="20"/>
-          <w:szCs w:val="20"/>
-        </w:rPr>
-        <w:t xml:space="preserve">(RCG art. 37, tercer párrafo.)</w:t>
-      </w:r>
-    </w:p>
-    <w:p>
-      <w:pPr>
-        <w:spacing w:after="90" w:line="290"/>
-        <w:ind w:left="420" w:hanging="220"/>
-        <w:jc w:val="both"/>
-      </w:pPr>
-      <w:r>
-        <w:rPr>
-          <w:rFonts w:ascii="Georgia" w:cs="Georgia" w:eastAsia="Georgia" w:hAnsi="Georgia"/>
-          <w:b/>
-          <w:bCs/>
-          <w:color w:val="B07A12"/>
-          <w:sz w:val="20"/>
-          <w:szCs w:val="20"/>
-        </w:rPr>
-        <w:t xml:space="preserve">—   </w:t>
-      </w:r>
-      <w:r>
-        <w:rPr>
-          <w:rFonts w:ascii="Georgia" w:cs="Georgia" w:eastAsia="Georgia" w:hAnsi="Georgia"/>
-          <w:b/>
-          <w:bCs/>
-          <w:color w:val="1B2430"/>
-          <w:sz w:val="20"/>
-          <w:szCs w:val="20"/>
-        </w:rPr>
-        <w:t xml:space="preserve">Lo que usted no hace, se declara.</w:t>
-      </w:r>
-      <w:r>
-        <w:rPr>
-          <w:rFonts w:ascii="Georgia" w:cs="Georgia" w:eastAsia="Georgia" w:hAnsi="Georgia"/>
-          <w:color w:val="1B2430"/>
-          <w:sz w:val="20"/>
-          <w:szCs w:val="20"/>
-        </w:rPr>
-        <w:t xml:space="preserve"> Si determina que no llevará a cabo actos u operaciones bajo ciertos supuestos, queda exento de escribir políticas, criterios, medidas o procedimientos para ellos, </w:t>
-      </w:r>
-      <w:r>
-        <w:rPr>
-          <w:rFonts w:ascii="Georgia" w:cs="Georgia" w:eastAsia="Georgia" w:hAnsi="Georgia"/>
-          <w:b/>
-          <w:bCs/>
-          <w:color w:val="1B2430"/>
-          <w:sz w:val="20"/>
-          <w:szCs w:val="20"/>
-        </w:rPr>
-        <w:t xml:space="preserve">siempre que haga constar esa circunstancia en el Manual</w:t>
-      </w:r>
-      <w:r>
-        <w:rPr>
-          <w:rFonts w:ascii="Georgia" w:cs="Georgia" w:eastAsia="Georgia" w:hAnsi="Georgia"/>
-          <w:color w:val="1B2430"/>
-          <w:sz w:val="20"/>
-          <w:szCs w:val="20"/>
-        </w:rPr>
-        <w:t xml:space="preserve">. La exención cae en el momento en que decida realizarlos, y entonces hay que escribirlos </w:t>
-      </w:r>
-      <w:r>
-        <w:rPr>
-          <w:rFonts w:ascii="Georgia" w:cs="Georgia" w:eastAsia="Georgia" w:hAnsi="Georgia"/>
-          <w:b/>
-          <w:bCs/>
-          <w:color w:val="1B2430"/>
-          <w:sz w:val="20"/>
-          <w:szCs w:val="20"/>
-        </w:rPr>
-        <w:t xml:space="preserve">antes</w:t>
-      </w:r>
-      <w:r>
-        <w:rPr>
-          <w:rFonts w:ascii="Georgia" w:cs="Georgia" w:eastAsia="Georgia" w:hAnsi="Georgia"/>
-          <w:color w:val="1B2430"/>
-          <w:sz w:val="20"/>
-          <w:szCs w:val="20"/>
-        </w:rPr>
-        <w:t xml:space="preserve"> de la primera operación. </w:t>
-      </w:r>
-      <w:r>
-        <w:rPr>
-          <w:rFonts w:ascii="Georgia" w:cs="Georgia" w:eastAsia="Georgia" w:hAnsi="Georgia"/>
-          <w:i/>
-          <w:iCs/>
-          <w:color w:val="1B2430"/>
-          <w:sz w:val="20"/>
-          <w:szCs w:val="20"/>
-        </w:rPr>
-        <w:t xml:space="preserve">(RCG art. 37 Bis 2.)</w:t>
-      </w:r>
-    </w:p>
-    <w:p>
-      <w:pPr>
-        <w:spacing w:after="110"/>
       </w:pPr>
     </w:p>
     <w:tbl>
@@ -4368,7 +5249,7 @@
                 <w:sz w:val="20"/>
                 <w:szCs w:val="20"/>
               </w:rPr>
-              <w:t xml:space="preserve">El artículo más útil del capítulo y el menos conocido</w:t>
+              <w:t xml:space="preserve">Lo que sí conviene copiarles</w:t>
             </w:r>
           </w:p>
           <w:p>
@@ -4379,18 +5260,14 @@
             <w:r>
               <w:rPr>
                 <w:rFonts w:ascii="Arial" w:cs="Arial" w:eastAsia="Arial" w:hAnsi="Arial"/>
+                <w:b/>
+                <w:bCs/>
                 <w:color w:val="1B2430"/>
                 <w:sz w:val="18"/>
                 <w:szCs w:val="18"/>
               </w:rPr>
-              <w:t xml:space="preserve">El 37 Bis 2 es el que más páginas ahorra. Un despacho que no maneja efectivo, no opera con activos virtuales y no presta servicios de comercio exterior no tiene que escribir tres capítulos: tiene que escribir tres párrafos que digan que no lo hace.</w:t>
-            </w:r>
-          </w:p>
-          <w:p>
-            <w:pPr>
-              <w:spacing w:after="0"/>
-              <w:jc w:val="both"/>
-            </w:pPr>
+              <w:t xml:space="preserve">El control de cambios y el control de autorizaciones</w:t>
+            </w:r>
             <w:r>
               <w:rPr>
                 <w:rFonts w:ascii="Arial" w:cs="Arial" w:eastAsia="Arial" w:hAnsi="Arial"/>
@@ -4398,8 +5275,14 @@
                 <w:sz w:val="18"/>
                 <w:szCs w:val="18"/>
               </w:rPr>
-              <w:t xml:space="preserve">Pero la declaración tiene que ser </w:t>
-            </w:r>
+              <w:t xml:space="preserve"> al inicio del documento: versión, fecha, qué cambió y quién lo autorizó. Es exactamente lo que pide la fracción XIV, y casi ningún manual de Actividad Vulnerable lo trae.</w:t>
+            </w:r>
+          </w:p>
+          <w:p>
+            <w:pPr>
+              <w:spacing w:after="100"/>
+              <w:jc w:val="both"/>
+            </w:pPr>
             <w:r>
               <w:rPr>
                 <w:rFonts w:ascii="Arial" w:cs="Arial" w:eastAsia="Arial" w:hAnsi="Arial"/>
@@ -4409,7 +5292,7 @@
                 <w:sz w:val="18"/>
                 <w:szCs w:val="18"/>
               </w:rPr>
-              <w:t xml:space="preserve">expresa y estar en el Manual</w:t>
+              <w:t xml:space="preserve">El apartado de la empresa</w:t>
             </w:r>
             <w:r>
               <w:rPr>
@@ -4418,7 +5301,33 @@
                 <w:sz w:val="18"/>
                 <w:szCs w:val="18"/>
               </w:rPr>
-              <w:t xml:space="preserve">. El silencio no es exención: si un supuesto no está escrito ni declarado como no realizado, la lectura de la autoridad será que falta el apartado.</w:t>
+              <w:t xml:space="preserve">: a qué se dedica, qué productos ofrece, a qué mercado va dirigida, su estructura. Es lo que hace que el manual sea suyo y no de otro, y es lo primero que una visita compara contra la realidad.</w:t>
+            </w:r>
+          </w:p>
+          <w:p>
+            <w:pPr>
+              <w:spacing w:after="0"/>
+              <w:jc w:val="both"/>
+            </w:pPr>
+            <w:r>
+              <w:rPr>
+                <w:rFonts w:ascii="Arial" w:cs="Arial" w:eastAsia="Arial" w:hAnsi="Arial"/>
+                <w:b/>
+                <w:bCs/>
+                <w:color w:val="1B2430"/>
+                <w:sz w:val="18"/>
+                <w:szCs w:val="18"/>
+              </w:rPr>
+              <w:t xml:space="preserve">El diagrama de proceso</w:t>
+            </w:r>
+            <w:r>
+              <w:rPr>
+                <w:rFonts w:ascii="Arial" w:cs="Arial" w:eastAsia="Arial" w:hAnsi="Arial"/>
+                <w:color w:val="1B2430"/>
+                <w:sz w:val="18"/>
+                <w:szCs w:val="18"/>
+              </w:rPr>
+              <w:t xml:space="preserve"> con su simbología, cuando el procedimiento es largo. No es obligatorio, pero se lee en diez segundos.</w:t>
             </w:r>
           </w:p>
         </w:tc>
@@ -4451,7 +5360,7 @@
           <w:sz w:val="30"/>
           <w:szCs w:val="30"/>
         </w:rPr>
-        <w:t xml:space="preserve">5 · El método, en seis pasos</w:t>
+        <w:t xml:space="preserve">6 · El método, en seis pasos</w:t>
       </w:r>
     </w:p>
     <w:p>
@@ -4534,7 +5443,7 @@
           <w:sz w:val="20"/>
           <w:szCs w:val="20"/>
         </w:rPr>
-        <w:t xml:space="preserve">Identifique el registro que pide</w:t>
+        <w:t xml:space="preserve">Lea qué tiene que aparecer sí o sí</w:t>
       </w:r>
       <w:r>
         <w:rPr>
@@ -4543,7 +5452,7 @@
           <w:sz w:val="20"/>
           <w:szCs w:val="20"/>
         </w:rPr>
-        <w:t xml:space="preserve">, con la tabla del apartado 4. Ésa es la forma que va a tener su texto. Si pide procedimiento, va a terminar en una tabla de pasos; si pide criterio, en umbrales.</w:t>
+        <w:t xml:space="preserve"> en ese apartado, con la tabla del apartado 4. No se guíe por el sustantivo que use la fracción: cualquiera que sea, el apartado termina en criterio, procedimiento y evidencia.</w:t>
       </w:r>
     </w:p>
     <w:p>
@@ -4648,7 +5557,7 @@
           <w:sz w:val="20"/>
           <w:szCs w:val="20"/>
         </w:rPr>
-        <w:t xml:space="preserve">Escriba los cuatro escalones</w:t>
+        <w:t xml:space="preserve">Escriba los cuatro planos</w:t>
       </w:r>
       <w:r>
         <w:rPr>
@@ -4657,7 +5566,7 @@
           <w:sz w:val="20"/>
           <w:szCs w:val="20"/>
         </w:rPr>
-        <w:t xml:space="preserve">, en orden: política, criterio, medida, procedimiento. La política sale de la decisión de la casa; el criterio, de las discusiones que ese tema ya les ha provocado; la medida, del paso 3; el procedimiento, del paso 3 puesto en tabla.</w:t>
+        <w:t xml:space="preserve">, en orden: la regla citada, el criterio propio, el procedimiento y la evidencia. El criterio sale de las discusiones que ese tema ya les ha provocado; el procedimiento, del paso 3 puesto en tabla.</w:t>
       </w:r>
     </w:p>
     <w:p>
@@ -4776,7 +5685,7 @@
           <w:sz w:val="30"/>
           <w:szCs w:val="30"/>
         </w:rPr>
-        <w:t xml:space="preserve">6 · Modelo completo · Fracción IV, Personas Políticamente Expuestas</w:t>
+        <w:t xml:space="preserve">7 · Modelo completo · Fracción IV, Personas Políticamente Expuestas</w:t>
       </w:r>
     </w:p>
     <w:p>
@@ -5145,7 +6054,7 @@
           <w:sz w:val="23"/>
           <w:szCs w:val="23"/>
         </w:rPr>
-        <w:t xml:space="preserve">Paso 2 · El registro que pide</w:t>
+        <w:t xml:space="preserve">Paso 2 · Qué tiene que aparecer sí o sí</w:t>
       </w:r>
     </w:p>
     <w:p>
@@ -5160,7 +6069,7 @@
           <w:sz w:val="20"/>
           <w:szCs w:val="20"/>
         </w:rPr>
-        <w:t xml:space="preserve">Procedimiento. De modo que este apartado tiene que terminar en una tabla de pasos con responsable, plazo y evidencia — no en un párrafo que diga que se aplicarán medidas reforzadas.</w:t>
+        <w:t xml:space="preserve">La fracción IV usa la palabra «procedimientos», pero eso no basta para saber qué escribir: hacen falta también el criterio propio —quién es «directivo o su equivalente» en esta casa, qué se hace ante una coincidencia parcial de nombre— y la evidencia de cada paso. De modo que este apartado tiene que terminar en una tabla, no en un párrafo que diga que se aplicarán medidas reforzadas.</w:t>
       </w:r>
     </w:p>
     <w:p>
@@ -5211,7 +6120,7 @@
           <w:sz w:val="23"/>
           <w:szCs w:val="23"/>
         </w:rPr>
-        <w:t xml:space="preserve">Paso 5 · Los cuatro escalones</w:t>
+        <w:t xml:space="preserve">Paso 5 · Los cuatro planos</w:t>
       </w:r>
     </w:p>
     <w:p>
@@ -7130,7 +8039,7 @@
           <w:sz w:val="30"/>
           <w:szCs w:val="30"/>
         </w:rPr>
-        <w:t xml:space="preserve">7 · Segundo modelo, abreviado · Fracción VIII, acumulación</w:t>
+        <w:t xml:space="preserve">8 · Segundo modelo, abreviado · Fracción VIII, acumulación</w:t>
       </w:r>
     </w:p>
     <w:p>
@@ -7272,7 +8181,7 @@
           <w:sz w:val="23"/>
           <w:szCs w:val="23"/>
         </w:rPr>
-        <w:t xml:space="preserve">Los cuatro escalones, en corto</w:t>
+        <w:t xml:space="preserve">Los cuatro planos, en corto</w:t>
       </w:r>
     </w:p>
     <w:tbl>
@@ -7319,7 +8228,7 @@
                 <w:sz w:val="17"/>
                 <w:szCs w:val="17"/>
               </w:rPr>
-              <w:t xml:space="preserve">Escalón</w:t>
+              <w:t xml:space="preserve">Plano</w:t>
             </w:r>
           </w:p>
         </w:tc>
@@ -7825,7 +8734,7 @@
           <w:sz w:val="30"/>
           <w:szCs w:val="30"/>
         </w:rPr>
-        <w:t xml:space="preserve">8 · Cómo se redacta un paso</w:t>
+        <w:t xml:space="preserve">9 · Cómo se redacta un paso</w:t>
       </w:r>
     </w:p>
     <w:p>
@@ -8810,7 +9719,7 @@
           <w:sz w:val="30"/>
           <w:szCs w:val="30"/>
         </w:rPr>
-        <w:t xml:space="preserve">9 · Los seis errores que tiran un Manual</w:t>
+        <w:t xml:space="preserve">10 · Los seis errores que tiran un Manual</w:t>
       </w:r>
     </w:p>
     <w:p>
@@ -9021,7 +9930,7 @@
                 <w:sz w:val="17"/>
                 <w:szCs w:val="17"/>
               </w:rPr>
-              <w:t xml:space="preserve">Los cuatro escalones en cada apartado.</w:t>
+              <w:t xml:space="preserve">Los cuatro planos en cada apartado.</w:t>
             </w:r>
           </w:p>
         </w:tc>
@@ -9816,7 +10725,7 @@
           <w:sz w:val="30"/>
           <w:szCs w:val="30"/>
         </w:rPr>
-        <w:t xml:space="preserve">10 · Por qué esto decide su riesgo residual</w:t>
+        <w:t xml:space="preserve">11 · Por qué esto decide su riesgo residual</w:t>
       </w:r>
     </w:p>
     <w:p>
@@ -10071,7 +10980,7 @@
           <w:sz w:val="30"/>
           <w:szCs w:val="30"/>
         </w:rPr>
-        <w:t xml:space="preserve">11 · Lista de verificación de un apartado</w:t>
+        <w:t xml:space="preserve">12 · Lista de verificación de un apartado</w:t>
       </w:r>
     </w:p>
     <w:p>
@@ -10270,7 +11179,7 @@
                 <w:sz w:val="17"/>
                 <w:szCs w:val="17"/>
               </w:rPr>
-              <w:t xml:space="preserve">¿El texto tiene el </w:t>
+              <w:t xml:space="preserve">¿Están los </w:t>
             </w:r>
             <w:r>
               <w:rPr>
@@ -10281,16 +11190,16 @@
                 <w:sz w:val="17"/>
                 <w:szCs w:val="17"/>
               </w:rPr>
-              <w:t xml:space="preserve">registro</w:t>
-            </w:r>
-            <w:r>
-              <w:rPr>
-                <w:rFonts w:ascii="Arial" w:cs="Arial" w:eastAsia="Arial" w:hAnsi="Arial"/>
-                <w:color w:val="1B2430"/>
-                <w:sz w:val="17"/>
-                <w:szCs w:val="17"/>
-              </w:rPr>
-              <w:t xml:space="preserve"> que la fracción pide — criterio, mecanismo, medida, procedimiento, funciones o programa?</w:t>
+              <w:t xml:space="preserve">cuatro planos</w:t>
+            </w:r>
+            <w:r>
+              <w:rPr>
+                <w:rFonts w:ascii="Arial" w:cs="Arial" w:eastAsia="Arial" w:hAnsi="Arial"/>
+                <w:color w:val="1B2430"/>
+                <w:sz w:val="17"/>
+                <w:szCs w:val="17"/>
+              </w:rPr>
+              <w:t xml:space="preserve"> — la regla citada, el criterio propio, el procedimiento y la evidencia?</w:t>
             </w:r>
           </w:p>
         </w:tc>
@@ -10597,7 +11506,7 @@
                 <w:sz w:val="17"/>
                 <w:szCs w:val="17"/>
               </w:rPr>
-              <w:t xml:space="preserve">(véase el apartado 8)</w:t>
+              <w:t xml:space="preserve">(véase el apartado 9)</w:t>
             </w:r>
           </w:p>
         </w:tc>
@@ -10944,7 +11853,7 @@
           <w:sz w:val="30"/>
           <w:szCs w:val="30"/>
         </w:rPr>
-        <w:t xml:space="preserve">12 · El ejercicio de hoy</w:t>
+        <w:t xml:space="preserve">13 · El ejercicio de hoy</w:t>
       </w:r>
     </w:p>
     <w:p>
@@ -11026,7 +11935,7 @@
           <w:sz w:val="20"/>
           <w:szCs w:val="20"/>
         </w:rPr>
-        <w:t xml:space="preserve">Ubique el registro</w:t>
+        <w:t xml:space="preserve">Lea qué tiene que aparecer sí o sí</w:t>
       </w:r>
       <w:r>
         <w:rPr>
@@ -11035,7 +11944,7 @@
           <w:sz w:val="20"/>
           <w:szCs w:val="20"/>
         </w:rPr>
-        <w:t xml:space="preserve"> que pide, en la tabla del apartado 4.</w:t>
+        <w:t xml:space="preserve"> en esa fracción, en la tabla del apartado 4.</w:t>
       </w:r>
     </w:p>
     <w:p>
@@ -11064,7 +11973,7 @@
           <w:sz w:val="20"/>
           <w:szCs w:val="20"/>
         </w:rPr>
-        <w:t xml:space="preserve">Escriba los cuatro escalones.</w:t>
+        <w:t xml:space="preserve">Escriba los cuatro planos.</w:t>
       </w:r>
       <w:r>
         <w:rPr>
@@ -11073,7 +11982,7 @@
           <w:sz w:val="20"/>
           <w:szCs w:val="20"/>
         </w:rPr>
-        <w:t xml:space="preserve"> Política de una frase; criterio que resuelva la discusión que ese tema les provoca; medida que ya exista o que decidan crear; y el procedimiento en tabla, con responsable, plazo y evidencia.</w:t>
+        <w:t xml:space="preserve"> La regla citada; el criterio que resuelva la discusión que ese tema les provoca; el procedimiento en tabla, con responsable y plazo; y la evidencia que deja cada paso.</w:t>
       </w:r>
     </w:p>
     <w:p>
@@ -11102,7 +12011,7 @@
           <w:sz w:val="20"/>
           <w:szCs w:val="20"/>
         </w:rPr>
-        <w:t xml:space="preserve">Páselo por la lista del apartado 11.</w:t>
+        <w:t xml:space="preserve">Páselo por la lista del apartado 12.</w:t>
       </w:r>
       <w:r>
         <w:rPr>
